--- a/docs/Manual_Operativo_Conciliacion_Credinomina.docx
+++ b/docs/Manual_Operativo_Conciliacion_Credinomina.docx
@@ -175,7 +175,7 @@
                 <w:color w:val="000000"/>
                 <w:sz w:val="21"/>
               </w:rPr>
-              <w:t>1.0</w:t>
+              <w:t>1.1</w:t>
             </w:r>
           </w:p>
         </w:tc>
@@ -234,7 +234,7 @@
                 <w:color w:val="000000"/>
                 <w:sz w:val="21"/>
               </w:rPr>
-              <w:t>4 de octubre de 2026</w:t>
+              <w:t>6 de octubre de 2026</w:t>
             </w:r>
           </w:p>
         </w:tc>
@@ -795,6 +795,20 @@
             <w:color w:val="000000"/>
             <w:sz w:val="22"/>
           </w:rPr>
+          <w:t>Consultar saldos a una fecha de corte</w:t>
+        </w:r>
+      </w:hyperlink>
+    </w:p>
+    <w:p>
+      <w:pPr>
+        <w:spacing w:after="40" w:line="264" w:lineRule="auto"/>
+      </w:pPr>
+      <w:hyperlink w:anchor="chapter_26">
+        <w:r>
+          <w:rPr>
+            <w:color w:val="000000"/>
+            <w:sz w:val="22"/>
+          </w:rPr>
           <w:t>Usar el calendario y la bandeja de trabajo</w:t>
         </w:r>
       </w:hyperlink>
@@ -803,7 +817,7 @@
       <w:pPr>
         <w:spacing w:after="40" w:line="264" w:lineRule="auto"/>
       </w:pPr>
-      <w:hyperlink w:anchor="chapter_26">
+      <w:hyperlink w:anchor="chapter_27">
         <w:r>
           <w:rPr>
             <w:color w:val="000000"/>
@@ -817,7 +831,7 @@
       <w:pPr>
         <w:spacing w:after="40" w:line="264" w:lineRule="auto"/>
       </w:pPr>
-      <w:hyperlink w:anchor="chapter_27">
+      <w:hyperlink w:anchor="chapter_28">
         <w:r>
           <w:rPr>
             <w:color w:val="000000"/>
@@ -831,7 +845,7 @@
       <w:pPr>
         <w:spacing w:after="40" w:line="264" w:lineRule="auto"/>
       </w:pPr>
-      <w:hyperlink w:anchor="chapter_28">
+      <w:hyperlink w:anchor="chapter_29">
         <w:r>
           <w:rPr>
             <w:color w:val="000000"/>
@@ -845,7 +859,7 @@
       <w:pPr>
         <w:spacing w:after="40" w:line="264" w:lineRule="auto"/>
       </w:pPr>
-      <w:hyperlink w:anchor="chapter_29">
+      <w:hyperlink w:anchor="chapter_30">
         <w:r>
           <w:rPr>
             <w:color w:val="000000"/>
@@ -859,7 +873,7 @@
       <w:pPr>
         <w:spacing w:after="40" w:line="264" w:lineRule="auto"/>
       </w:pPr>
-      <w:hyperlink w:anchor="chapter_30">
+      <w:hyperlink w:anchor="chapter_31">
         <w:r>
           <w:rPr>
             <w:color w:val="000000"/>
@@ -893,7 +907,7 @@
           <w:color w:val="000000"/>
           <w:sz w:val="22"/>
         </w:rPr>
-        <w:t>Versión del manual: 1.0. Fecha de revisión: 4 de octubre de 2026. Referencia de plataforma: Frappe Framework v15.111.1. Las rutas indicadas son relativas al sitio instalado; pueden abrirse mediante la búsqueda de Frappe. Los nombres de botones corresponden a la versión de la app revisada.</w:t>
+        <w:t>Versión del manual: 1.1. Fecha de revisión: 6 de octubre de 2026. Referencia de plataforma: Frappe Framework v15.111.1. Las rutas indicadas son relativas al sitio instalado; pueden abrirse mediante la búsqueda de Frappe. Los nombres de botones corresponden a la versión de la app revisada.</w:t>
       </w:r>
     </w:p>
     <w:p>
@@ -4392,25 +4406,7 @@
           <w:color w:val="000000"/>
           <w:sz w:val="22"/>
         </w:rPr>
-        <w:t xml:space="preserve">El periodo permanece como </w:t>
-      </w:r>
-      <w:r>
-        <w:rPr>
-          <w:rFonts w:ascii="Calibri" w:hAnsi="Calibri" w:eastAsia="Calibri" w:cs="Calibri"/>
-          <w:b w:val="0"/>
-          <w:color w:val="000000"/>
-          <w:sz w:val="22"/>
-        </w:rPr>
-        <w:t>Pendiente de detalle</w:t>
-      </w:r>
-      <w:r>
-        <w:rPr>
-          <w:rFonts w:ascii="Calibri" w:hAnsi="Calibri" w:eastAsia="Calibri" w:cs="Calibri"/>
-          <w:b w:val="0"/>
-          <w:color w:val="000000"/>
-          <w:sz w:val="22"/>
-        </w:rPr>
-        <w:t xml:space="preserve"> y se reporta en excepciones.</w:t>
+        <w:t>El detalle permanece pendiente de recibir; revise la alerta correspondiente y documente la gestión. No confunda este faltante de evidencia con el estado financiero del período.</w:t>
       </w:r>
     </w:p>
     <w:p>
@@ -4938,7 +4934,7 @@
           <w:color w:val="000000"/>
           <w:sz w:val="22"/>
         </w:rPr>
-        <w:t xml:space="preserve">La asignación automática de un depósito registrado requiere su detalle por cliente importado. Una referencia única sin ese detalle no basta; alternativamente, el supervisor puede documentar una distribución manual por depósito y destino, indicando referencia bancaria, comprobante contable si hace falta distinguir depósitos, período, </w:t>
+        <w:t xml:space="preserve">La asignación automática de un depósito registrado requiere su detalle por cliente, importado o generado y revisado desde las aplicaciones pendientes. Una referencia única sin ese detalle no basta; alternativamente, el supervisor puede documentar una distribución manual por depósito y destino, indicando referencia bancaria, comprobante contable si hace falta distinguir depósitos, período, </w:t>
       </w:r>
       <w:r>
         <w:rPr>
@@ -4956,7 +4952,7 @@
           <w:color w:val="000000"/>
           <w:sz w:val="22"/>
         </w:rPr>
-        <w:t xml:space="preserve"> e importe en US$. También puede destinar una distribución a una partida complementaria. El sistema rechaza importes que excedan el saldo del depósito o de la cobranza. No prorratea ni usa FIFO.</w:t>
+        <w:t xml:space="preserve"> e importe en US$. También puede destinar una distribución a una partida complementaria. El sistema rechaza importes que excedan los saldos disponibles. No prorratea; la distribución por antigüedad (FIFO) solo se utiliza si el operador la activa expresamente y selecciona los períodos autorizados.</w:t>
       </w:r>
     </w:p>
     <w:p>
@@ -5752,6 +5748,71 @@
           <w:color w:val="000000"/>
           <w:sz w:val="22"/>
         </w:rPr>
+        <w:t xml:space="preserve">Para trabajar con una persona concreta, abra su fila en </w:t>
+      </w:r>
+      <w:r>
+        <w:rPr>
+          <w:rFonts w:ascii="Calibri" w:hAnsi="Calibri" w:eastAsia="Calibri" w:cs="Calibri"/>
+          <w:b/>
+          <w:color w:val="000000"/>
+          <w:sz w:val="22"/>
+        </w:rPr>
+        <w:t>2. Detalle</w:t>
+      </w:r>
+      <w:r>
+        <w:rPr>
+          <w:rFonts w:ascii="Calibri" w:hAnsi="Calibri" w:eastAsia="Calibri" w:cs="Calibri"/>
+          <w:b w:val="0"/>
+          <w:color w:val="000000"/>
+          <w:sz w:val="22"/>
+        </w:rPr>
+        <w:t xml:space="preserve"> y pulse </w:t>
+      </w:r>
+      <w:r>
+        <w:rPr>
+          <w:rFonts w:ascii="Calibri" w:hAnsi="Calibri" w:eastAsia="Calibri" w:cs="Calibri"/>
+          <w:b/>
+          <w:color w:val="000000"/>
+          <w:sz w:val="22"/>
+        </w:rPr>
+        <w:t>Seleccionar partidas pendientes</w:t>
+      </w:r>
+      <w:r>
+        <w:rPr>
+          <w:rFonts w:ascii="Calibri" w:hAnsi="Calibri" w:eastAsia="Calibri" w:cs="Calibri"/>
+          <w:b w:val="0"/>
+          <w:color w:val="000000"/>
+          <w:sz w:val="22"/>
+        </w:rPr>
+        <w:t xml:space="preserve">. Está disponible en depósitos confirmados con pendiente en la fila. El modal limita la selección al cliente de esa línea y, al agregar los destinos, los vincula automáticamente con ella. Revise crédito, períodos e importes; después guarde y pulse </w:t>
+      </w:r>
+      <w:r>
+        <w:rPr>
+          <w:rFonts w:ascii="Calibri" w:hAnsi="Calibri" w:eastAsia="Calibri" w:cs="Calibri"/>
+          <w:b/>
+          <w:color w:val="000000"/>
+          <w:sz w:val="22"/>
+        </w:rPr>
+        <w:t>Conciliar</w:t>
+      </w:r>
+      <w:r>
+        <w:rPr>
+          <w:rFonts w:ascii="Calibri" w:hAnsi="Calibri" w:eastAsia="Calibri" w:cs="Calibri"/>
+          <w:b w:val="0"/>
+          <w:color w:val="000000"/>
+          <w:sz w:val="22"/>
+        </w:rPr>
+        <w:t>. Esta vía evita repetir la vinculación manual de los pasos anteriores, pero no aplica dinero por el solo hecho de seleccionar.</w:t>
+      </w:r>
+    </w:p>
+    <w:p>
+      <w:r>
+        <w:rPr>
+          <w:rFonts w:ascii="Calibri" w:hAnsi="Calibri" w:eastAsia="Calibri" w:cs="Calibri"/>
+          <w:b w:val="0"/>
+          <w:color w:val="000000"/>
+          <w:sz w:val="22"/>
+        </w:rPr>
         <w:t>No repita en Destinos una asignación que ya quedó conciliada automáticamente. La distribución completa incluye también saldos a favor, aunque estos no se agreguen como pagos a créditos en la tabla targets.</w:t>
       </w:r>
     </w:p>
@@ -5782,7 +5843,7 @@
           <w:color w:val="000000"/>
           <w:sz w:val="22"/>
         </w:rPr>
-        <w:t>Si existen otras combinaciones posibles que también suman US$110.51, el sistema requiere selección manual. Si el depósito solo incluye US$70.00, documente qué parte cubre de cada aplicación; no se presume FIFO ni un reparto proporcional. Dos depósitos de US$40.00 y US$60.00 pueden cubrir una aplicación de US$100.00 mediante sus respectivas distribuciones.</w:t>
+        <w:t>Sin FIFO, si existen otras combinaciones posibles que también suman US$110.51, el sistema requiere selección manual. Si el depósito solo incluye US$70.00, documente qué parte cubre de cada aplicación o active FIFO cuando esa sea la instrucción de distribución. Dos depósitos de US$40.00 y US$60.00 pueden cubrir una aplicación de US$100.00 mediante sus respectivas distribuciones.</w:t>
       </w:r>
     </w:p>
     <w:p>
@@ -5790,555 +5851,7 @@
         <w:pStyle w:val="Heading2"/>
       </w:pPr>
       <w:r>
-        <w:t>Corregir una distribución equivocada</w:t>
-      </w:r>
-    </w:p>
-    <w:p>
-      <w:r>
-        <w:rPr>
-          <w:rFonts w:ascii="Calibri" w:hAnsi="Calibri" w:eastAsia="Calibri" w:cs="Calibri"/>
-          <w:b w:val="0"/>
-          <w:color w:val="000000"/>
-          <w:sz w:val="22"/>
-        </w:rPr>
-        <w:t xml:space="preserve">Conserve primero el detalle de la distribución actual y consulte </w:t>
-      </w:r>
-      <w:r>
-        <w:rPr>
-          <w:rFonts w:ascii="Calibri" w:hAnsi="Calibri" w:eastAsia="Calibri" w:cs="Calibri"/>
-          <w:b/>
-          <w:color w:val="000000"/>
-          <w:sz w:val="22"/>
-        </w:rPr>
-        <w:t>Conciliación → Historial de conciliación</w:t>
-      </w:r>
-      <w:r>
-        <w:rPr>
-          <w:rFonts w:ascii="Calibri" w:hAnsi="Calibri" w:eastAsia="Calibri" w:cs="Calibri"/>
-          <w:b w:val="0"/>
-          <w:color w:val="000000"/>
-          <w:sz w:val="22"/>
-        </w:rPr>
-        <w:t>. Revise qué períodos y partidas quedarían afectados y obtenga la autorización correspondiente.</w:t>
-      </w:r>
-    </w:p>
-    <w:p>
-      <w:r>
-        <w:rPr>
-          <w:rFonts w:ascii="Calibri" w:hAnsi="Calibri" w:eastAsia="Calibri" w:cs="Calibri"/>
-          <w:b w:val="0"/>
-          <w:color w:val="000000"/>
-          <w:sz w:val="22"/>
-        </w:rPr>
-        <w:t>Para corregir, modifique o retire los destinos equivocados y los vínculos del detalle, guarde y vuelva a Conciliar. Al verificar o cambiar una distribución existente se solicita un motivo y se conserva su antes y después. Si el detalle sigue provocando el mismo cruce automático, corríjalo o restrinja sus períodos; borrar una instrucción manual no garantiza que la automatización deje de seleccionar la misma aplicación.</w:t>
-      </w:r>
-    </w:p>
-    <w:p>
-      <w:r>
-        <w:rPr>
-          <w:rFonts w:ascii="Calibri" w:hAnsi="Calibri" w:eastAsia="Calibri" w:cs="Calibri"/>
-          <w:b w:val="0"/>
-          <w:color w:val="000000"/>
-          <w:sz w:val="22"/>
-        </w:rPr>
-        <w:t>No edite los importes calculados ni cancele una aplicación para liberar efectivo. Si un período está cerrado, reábralo con motivo antes de alterar su distribución. Si existe saldo a favor confirmado, no puede usar esa reserva otra vez: corrija primero su clasificación por la vía permitida. Una partida con gestiones realizadas conserva su historial y no se cancela para borrarlo.</w:t>
-      </w:r>
-    </w:p>
-    <w:p>
-      <w:r>
-        <w:rPr>
-          <w:rFonts w:ascii="Calibri" w:hAnsi="Calibri" w:eastAsia="Calibri" w:cs="Calibri"/>
-          <w:b w:val="0"/>
-          <w:color w:val="000000"/>
-          <w:sz w:val="22"/>
-        </w:rPr>
-        <w:t>Control posterior: la aplicación retirada debe volver a mostrar su pendiente, el depósito debe mostrar su nueva distribución y su saldo disponible, y el historial debe explicar la corrección. Si no puede retirar el efecto por sus vínculos o estados, detenga la redistribución y solicite revisión del supervisor.</w:t>
-      </w:r>
-    </w:p>
-    <w:p>
-      <w:pPr>
-        <w:pStyle w:val="Heading2"/>
-      </w:pPr>
-      <w:r>
-        <w:t>Ajustes menores por tolerancia</w:t>
-      </w:r>
-    </w:p>
-    <w:p>
-      <w:r>
-        <w:rPr>
-          <w:rFonts w:ascii="Calibri" w:hAnsi="Calibri" w:eastAsia="Calibri" w:cs="Calibri"/>
-          <w:b w:val="0"/>
-          <w:color w:val="000000"/>
-          <w:sz w:val="22"/>
-        </w:rPr>
-        <w:t xml:space="preserve">El supervisor puede definir por empresa una tolerancia de </w:t>
-      </w:r>
-      <w:r>
-        <w:rPr>
-          <w:rFonts w:ascii="Calibri" w:hAnsi="Calibri" w:eastAsia="Calibri" w:cs="Calibri"/>
-          <w:b/>
-          <w:color w:val="000000"/>
-          <w:sz w:val="22"/>
-        </w:rPr>
-        <w:t>0 a US$0.10</w:t>
-      </w:r>
-      <w:r>
-        <w:rPr>
-          <w:rFonts w:ascii="Calibri" w:hAnsi="Calibri" w:eastAsia="Calibri" w:cs="Calibri"/>
-          <w:b w:val="0"/>
-          <w:color w:val="000000"/>
-          <w:sz w:val="22"/>
-        </w:rPr>
-        <w:t xml:space="preserve">, inicialmente cero. Tras la distribución de un depósito en US$, si el depósito registrado y una única aplicación del core se enlazan sin ambigüedad, una diferencia absoluta no mayor que la tolerancia crea una </w:t>
-      </w:r>
-      <w:r>
-        <w:rPr>
-          <w:rFonts w:ascii="Calibri" w:hAnsi="Calibri" w:eastAsia="Calibri" w:cs="Calibri"/>
-          <w:b/>
-          <w:color w:val="000000"/>
-          <w:sz w:val="22"/>
-        </w:rPr>
-        <w:t>Partida Complementaria</w:t>
-      </w:r>
-      <w:r>
-        <w:rPr>
-          <w:rFonts w:ascii="Calibri" w:hAnsi="Calibri" w:eastAsia="Calibri" w:cs="Calibri"/>
-          <w:b w:val="0"/>
-          <w:color w:val="000000"/>
-          <w:sz w:val="22"/>
-        </w:rPr>
-        <w:t xml:space="preserve">, categoría </w:t>
-      </w:r>
-      <w:r>
-        <w:rPr>
-          <w:rFonts w:ascii="Calibri" w:hAnsi="Calibri" w:eastAsia="Calibri" w:cs="Calibri"/>
-          <w:b/>
-          <w:color w:val="000000"/>
-          <w:sz w:val="22"/>
-        </w:rPr>
-        <w:t>Diferencia por tolerancia</w:t>
-      </w:r>
-      <w:r>
-        <w:rPr>
-          <w:rFonts w:ascii="Calibri" w:hAnsi="Calibri" w:eastAsia="Calibri" w:cs="Calibri"/>
-          <w:b w:val="0"/>
-          <w:color w:val="000000"/>
-          <w:sz w:val="22"/>
-        </w:rPr>
-        <w:t xml:space="preserve">. La diferencia firmada es </w:t>
-      </w:r>
-      <w:r>
-        <w:rPr>
-          <w:rFonts w:ascii="Calibri" w:hAnsi="Calibri" w:eastAsia="Calibri" w:cs="Calibri"/>
-          <w:b w:val="0"/>
-          <w:color w:val="000000"/>
-          <w:sz w:val="22"/>
-        </w:rPr>
-        <w:t>depósito − aplicación</w:t>
-      </w:r>
-      <w:r>
-        <w:rPr>
-          <w:rFonts w:ascii="Calibri" w:hAnsi="Calibri" w:eastAsia="Calibri" w:cs="Calibri"/>
-          <w:b w:val="0"/>
-          <w:color w:val="000000"/>
-          <w:sz w:val="22"/>
-        </w:rPr>
-        <w:t xml:space="preserve">: US$46.53 depositados contra US$46.52 aplicados producen </w:t>
-      </w:r>
-      <w:r>
-        <w:rPr>
-          <w:rFonts w:ascii="Calibri" w:hAnsi="Calibri" w:eastAsia="Calibri" w:cs="Calibri"/>
-          <w:b/>
-          <w:color w:val="000000"/>
-          <w:sz w:val="22"/>
-        </w:rPr>
-        <w:t>+US$0.01</w:t>
-      </w:r>
-      <w:r>
-        <w:rPr>
-          <w:rFonts w:ascii="Calibri" w:hAnsi="Calibri" w:eastAsia="Calibri" w:cs="Calibri"/>
-          <w:b w:val="0"/>
-          <w:color w:val="000000"/>
-          <w:sz w:val="22"/>
-        </w:rPr>
-        <w:t xml:space="preserve">; US$46.52 depositados contra US$46.53 aplicados producen </w:t>
-      </w:r>
-      <w:r>
-        <w:rPr>
-          <w:rFonts w:ascii="Calibri" w:hAnsi="Calibri" w:eastAsia="Calibri" w:cs="Calibri"/>
-          <w:b/>
-          <w:color w:val="000000"/>
-          <w:sz w:val="22"/>
-        </w:rPr>
-        <w:t>−US$0.01</w:t>
-      </w:r>
-      <w:r>
-        <w:rPr>
-          <w:rFonts w:ascii="Calibri" w:hAnsi="Calibri" w:eastAsia="Calibri" w:cs="Calibri"/>
-          <w:b w:val="0"/>
-          <w:color w:val="000000"/>
-          <w:sz w:val="22"/>
-        </w:rPr>
-        <w:t>. Ambos se muestran sin cambiar el importe aplicado al préstamo ni el dinero recibido.</w:t>
-      </w:r>
-    </w:p>
-    <w:p>
-      <w:r>
-        <w:rPr>
-          <w:rFonts w:ascii="Calibri" w:hAnsi="Calibri" w:eastAsia="Calibri" w:cs="Calibri"/>
-          <w:b w:val="0"/>
-          <w:color w:val="000000"/>
-          <w:sz w:val="22"/>
-        </w:rPr>
-        <w:t xml:space="preserve">La partida automática es interna, de solo lectura y no se exporta al core. No la agregue manualmente a Destinos porque su efecto ya está incluido. Si necesita registrarla contablemente, use </w:t>
-      </w:r>
-      <w:r>
-        <w:rPr>
-          <w:rFonts w:ascii="Calibri" w:hAnsi="Calibri" w:eastAsia="Calibri" w:cs="Calibri"/>
-          <w:b/>
-          <w:color w:val="000000"/>
-          <w:sz w:val="22"/>
-        </w:rPr>
-        <w:t>Crear / Ver excepción</w:t>
-      </w:r>
-      <w:r>
-        <w:rPr>
-          <w:rFonts w:ascii="Calibri" w:hAnsi="Calibri" w:eastAsia="Calibri" w:cs="Calibri"/>
-          <w:b w:val="0"/>
-          <w:color w:val="000000"/>
-          <w:sz w:val="22"/>
-        </w:rPr>
-        <w:t xml:space="preserve"> para dar seguimiento y verificar el asiento importado. El signo positivo puede clasificar únicamente el efectivo sobrante correspondiente; el negativo no representa un depósito ficticio. La tolerancia no resuelve diferencias cambiarias, varias asignaciones posibles, pagos parciales ni partidas administrativas. Si el origen cambia, la partida se revierte de forma trazable; no se recalcula un período cerrado para modificarlo.</w:t>
-      </w:r>
-    </w:p>
-    <w:p>
-      <w:bookmarkStart w:id="14" w:name="chapter_14"/>
-      <w:pPr>
-        <w:pStyle w:val="Heading1"/>
-      </w:pPr>
-      <w:r>
-        <w:t>Depósitos mayores que la cobranza</w:t>
-      </w:r>
-      <w:bookmarkEnd w:id="14"/>
-    </w:p>
-    <w:p>
-      <w:r>
-        <w:rPr>
-          <w:rFonts w:ascii="Calibri" w:hAnsi="Calibri" w:eastAsia="Calibri" w:cs="Calibri"/>
-          <w:b w:val="0"/>
-          <w:color w:val="000000"/>
-          <w:sz w:val="22"/>
-        </w:rPr>
-        <w:t>El depósito se registra en el depósito por su importe total, aunque supere las cobranzas informadas. Solo la porción identificada se distribuye a las cobranzas o partidas complementarias. El excedente nunca se aplica automáticamente a un crédito.</w:t>
-      </w:r>
-    </w:p>
-    <w:p>
-      <w:pPr>
-        <w:pStyle w:val="ListBullet"/>
-      </w:pPr>
-      <w:r>
-        <w:rPr>
-          <w:rFonts w:ascii="Calibri" w:hAnsi="Calibri" w:eastAsia="Calibri" w:cs="Calibri"/>
-          <w:b w:val="0"/>
-          <w:color w:val="000000"/>
-          <w:sz w:val="22"/>
-        </w:rPr>
-        <w:t xml:space="preserve">Si la empresa pagó de más por error o remitió una partida no informada, use </w:t>
-      </w:r>
-      <w:r>
-        <w:rPr>
-          <w:rFonts w:ascii="Calibri" w:hAnsi="Calibri" w:eastAsia="Calibri" w:cs="Calibri"/>
-          <w:b/>
-          <w:color w:val="000000"/>
-          <w:sz w:val="22"/>
-        </w:rPr>
-        <w:t>Crear saldo a favor de la empresa</w:t>
-      </w:r>
-      <w:r>
-        <w:rPr>
-          <w:rFonts w:ascii="Calibri" w:hAnsi="Calibri" w:eastAsia="Calibri" w:cs="Calibri"/>
-          <w:b w:val="0"/>
-          <w:color w:val="000000"/>
-          <w:sz w:val="22"/>
-        </w:rPr>
-        <w:t xml:space="preserve"> en el depósito. Se crea una </w:t>
-      </w:r>
-      <w:r>
-        <w:rPr>
-          <w:rFonts w:ascii="Calibri" w:hAnsi="Calibri" w:eastAsia="Calibri" w:cs="Calibri"/>
-          <w:b/>
-          <w:color w:val="000000"/>
-          <w:sz w:val="22"/>
-        </w:rPr>
-        <w:t>Partida Complementaria</w:t>
-      </w:r>
-      <w:r>
-        <w:rPr>
-          <w:rFonts w:ascii="Calibri" w:hAnsi="Calibri" w:eastAsia="Calibri" w:cs="Calibri"/>
-          <w:b w:val="0"/>
-          <w:color w:val="000000"/>
-          <w:sz w:val="22"/>
-        </w:rPr>
-        <w:t xml:space="preserve">, con importe, motivo, responsable y fecha compromiso. Si el exceso pertenece a una persona, use </w:t>
-      </w:r>
-      <w:r>
-        <w:rPr>
-          <w:rFonts w:ascii="Calibri" w:hAnsi="Calibri" w:eastAsia="Calibri" w:cs="Calibri"/>
-          <w:b/>
-          <w:color w:val="000000"/>
-          <w:sz w:val="22"/>
-        </w:rPr>
-        <w:t>Crear saldo a favor del cliente</w:t>
-      </w:r>
-      <w:r>
-        <w:rPr>
-          <w:rFonts w:ascii="Calibri" w:hAnsi="Calibri" w:eastAsia="Calibri" w:cs="Calibri"/>
-          <w:b w:val="0"/>
-          <w:color w:val="000000"/>
-          <w:sz w:val="22"/>
-        </w:rPr>
-        <w:t xml:space="preserve"> desde su fila del detalle. Una aplicación sin identificar no es automáticamente un saldo a favor.</w:t>
-      </w:r>
-    </w:p>
-    <w:p>
-      <w:pPr>
-        <w:pStyle w:val="ListBullet"/>
-      </w:pPr>
-      <w:r>
-        <w:rPr>
-          <w:rFonts w:ascii="Calibri" w:hAnsi="Calibri" w:eastAsia="Calibri" w:cs="Calibri"/>
-          <w:b w:val="0"/>
-          <w:color w:val="000000"/>
-          <w:sz w:val="22"/>
-        </w:rPr>
-        <w:t xml:space="preserve">El sistema valida que el excedente documentado no supere el saldo sin distribuir del depósito. Esa porción se muestra como </w:t>
-      </w:r>
-      <w:r>
-        <w:rPr>
-          <w:rFonts w:ascii="Calibri" w:hAnsi="Calibri" w:eastAsia="Calibri" w:cs="Calibri"/>
-          <w:b/>
-          <w:color w:val="000000"/>
-          <w:sz w:val="22"/>
-        </w:rPr>
-        <w:t>saldo a favor documentado de la empresa</w:t>
-      </w:r>
-      <w:r>
-        <w:rPr>
-          <w:rFonts w:ascii="Calibri" w:hAnsi="Calibri" w:eastAsia="Calibri" w:cs="Calibri"/>
-          <w:b w:val="0"/>
-          <w:color w:val="000000"/>
-          <w:sz w:val="22"/>
-        </w:rPr>
-        <w:t>, separado de las cobranzas. No se considera conciliada con un crédito.</w:t>
-      </w:r>
-    </w:p>
-    <w:p>
-      <w:pPr>
-        <w:pStyle w:val="ListBullet"/>
-      </w:pPr>
-      <w:r>
-        <w:rPr>
-          <w:rFonts w:ascii="Calibri" w:hAnsi="Calibri" w:eastAsia="Calibri" w:cs="Calibri"/>
-          <w:b w:val="0"/>
-          <w:color w:val="000000"/>
-          <w:sz w:val="22"/>
-        </w:rPr>
-        <w:t xml:space="preserve">Lo que no tenga justificación queda como </w:t>
-      </w:r>
-      <w:r>
-        <w:rPr>
-          <w:rFonts w:ascii="Calibri" w:hAnsi="Calibri" w:eastAsia="Calibri" w:cs="Calibri"/>
-          <w:b/>
-          <w:color w:val="000000"/>
-          <w:sz w:val="22"/>
-        </w:rPr>
-        <w:t>sin distribuir ni justificar</w:t>
-      </w:r>
-      <w:r>
-        <w:rPr>
-          <w:rFonts w:ascii="Calibri" w:hAnsi="Calibri" w:eastAsia="Calibri" w:cs="Calibri"/>
-          <w:b w:val="0"/>
-          <w:color w:val="000000"/>
-          <w:sz w:val="22"/>
-        </w:rPr>
-        <w:t xml:space="preserve"> y continúa siendo excepción. Una partida que posteriormente se identifique se debe conciliar mediante la distribución o partida complementaria correspondiente, corrigiendo/cancelando antes la clasificación de excedente para evitar doble uso.</w:t>
-      </w:r>
-    </w:p>
-    <w:p>
-      <w:pPr>
-        <w:pStyle w:val="ListBullet"/>
-      </w:pPr>
-      <w:r>
-        <w:rPr>
-          <w:rFonts w:ascii="Calibri" w:hAnsi="Calibri" w:eastAsia="Calibri" w:cs="Calibri"/>
-          <w:b w:val="0"/>
-          <w:color w:val="000000"/>
-          <w:sz w:val="22"/>
-        </w:rPr>
-        <w:t>Esta app no crea automáticamente el pasivo, devolución ni compensación contable en el core; esos movimientos requieren el procedimiento contable autorizado de la IMF.</w:t>
-      </w:r>
-    </w:p>
-    <w:p>
-      <w:bookmarkStart w:id="15" w:name="chapter_15"/>
-      <w:pPr>
-        <w:pStyle w:val="Heading1"/>
-      </w:pPr>
-      <w:r>
-        <w:t>Página de control</w:t>
-      </w:r>
-      <w:bookmarkEnd w:id="15"/>
-    </w:p>
-    <w:p>
-      <w:r>
-        <w:rPr>
-          <w:rFonts w:ascii="Calibri" w:hAnsi="Calibri" w:eastAsia="Calibri" w:cs="Calibri"/>
-          <w:b/>
-          <w:color w:val="000000"/>
-          <w:sz w:val="22"/>
-        </w:rPr>
-        <w:t>Control de Credinómina</w:t>
-      </w:r>
-      <w:r>
-        <w:rPr>
-          <w:rFonts w:ascii="Calibri" w:hAnsi="Calibri" w:eastAsia="Calibri" w:cs="Calibri"/>
-          <w:b w:val="0"/>
-          <w:color w:val="000000"/>
-          <w:sz w:val="22"/>
-        </w:rPr>
-        <w:t xml:space="preserve"> separa </w:t>
-      </w:r>
-      <w:r>
-        <w:rPr>
-          <w:rFonts w:ascii="Calibri" w:hAnsi="Calibri" w:eastAsia="Calibri" w:cs="Calibri"/>
-          <w:b/>
-          <w:color w:val="000000"/>
-          <w:sz w:val="22"/>
-        </w:rPr>
-        <w:t>Calendario</w:t>
-      </w:r>
-      <w:r>
-        <w:rPr>
-          <w:rFonts w:ascii="Calibri" w:hAnsi="Calibri" w:eastAsia="Calibri" w:cs="Calibri"/>
-          <w:b w:val="0"/>
-          <w:color w:val="000000"/>
-          <w:sz w:val="22"/>
-        </w:rPr>
-        <w:t xml:space="preserve"> y </w:t>
-      </w:r>
-      <w:r>
-        <w:rPr>
-          <w:rFonts w:ascii="Calibri" w:hAnsi="Calibri" w:eastAsia="Calibri" w:cs="Calibri"/>
-          <w:b/>
-          <w:color w:val="000000"/>
-          <w:sz w:val="22"/>
-        </w:rPr>
-        <w:t>Trabajo de conciliación</w:t>
-      </w:r>
-      <w:r>
-        <w:rPr>
-          <w:rFonts w:ascii="Calibri" w:hAnsi="Calibri" w:eastAsia="Calibri" w:cs="Calibri"/>
-          <w:b w:val="0"/>
-          <w:color w:val="000000"/>
-          <w:sz w:val="22"/>
-        </w:rPr>
-        <w:t xml:space="preserve"> en pestañas. La bandeja reúne detalle de empresa, aplicaciones sin período, depósitos por revisar, complementarias, saldos a favor por gestionar y excepciones aunque no tengan período. Siempre consulta </w:t>
-      </w:r>
-      <w:r>
-        <w:rPr>
-          <w:rFonts w:ascii="Calibri" w:hAnsi="Calibri" w:eastAsia="Calibri" w:cs="Calibri"/>
-          <w:b/>
-          <w:color w:val="000000"/>
-          <w:sz w:val="22"/>
-        </w:rPr>
-        <w:t>todos los años</w:t>
-      </w:r>
-      <w:r>
-        <w:rPr>
-          <w:rFonts w:ascii="Calibri" w:hAnsi="Calibri" w:eastAsia="Calibri" w:cs="Calibri"/>
-          <w:b w:val="0"/>
-          <w:color w:val="000000"/>
-          <w:sz w:val="22"/>
-        </w:rPr>
-        <w:t>, independientemente del año elegido para el calendario, cifras de control y Excel. Filtre por empresa, tipo de pendiente, responsable o compromiso; el filtro considera todas las páginas. La bandeja se carga al abrir su pestaña; si falla, muestra un aviso y permite reintentar, sin presentar un conjunto parcial como completo. La celda mensual muestra por separado los depósitos completos recibidos ese mes, aunque paguen períodos anteriores. El efectivo no debe sumarse otra vez a sus asignaciones.</w:t>
-      </w:r>
-    </w:p>
-    <w:p>
-      <w:r>
-        <w:rPr>
-          <w:rFonts w:ascii="Calibri" w:hAnsi="Calibri" w:eastAsia="Calibri" w:cs="Calibri"/>
-          <w:b w:val="0"/>
-          <w:color w:val="000000"/>
-          <w:sz w:val="22"/>
-        </w:rPr>
-        <w:t xml:space="preserve">En el formulario del depósito, </w:t>
-      </w:r>
-      <w:r>
-        <w:rPr>
-          <w:rFonts w:ascii="Calibri" w:hAnsi="Calibri" w:eastAsia="Calibri" w:cs="Calibri"/>
-          <w:b/>
-          <w:color w:val="000000"/>
-          <w:sz w:val="22"/>
-        </w:rPr>
-        <w:t>depositado = asignado + saldo a favor documentado + sin asignar ni justificar</w:t>
-      </w:r>
-      <w:r>
-        <w:rPr>
-          <w:rFonts w:ascii="Calibri" w:hAnsi="Calibri" w:eastAsia="Calibri" w:cs="Calibri"/>
-          <w:b w:val="0"/>
-          <w:color w:val="000000"/>
-          <w:sz w:val="22"/>
-        </w:rPr>
-        <w:t xml:space="preserve">. Un depósito completamente distribuido puede mostrar </w:t>
-      </w:r>
-      <w:r>
-        <w:rPr>
-          <w:rFonts w:ascii="Calibri" w:hAnsi="Calibri" w:eastAsia="Calibri" w:cs="Calibri"/>
-          <w:b/>
-          <w:color w:val="000000"/>
-          <w:sz w:val="22"/>
-        </w:rPr>
-        <w:t>Conciliado con saldo a favor</w:t>
-      </w:r>
-      <w:r>
-        <w:rPr>
-          <w:rFonts w:ascii="Calibri" w:hAnsi="Calibri" w:eastAsia="Calibri" w:cs="Calibri"/>
-          <w:b w:val="0"/>
-          <w:color w:val="000000"/>
-          <w:sz w:val="22"/>
-        </w:rPr>
-        <w:t xml:space="preserve"> y, simultáneamente, una gestión de devolución o aplicación futura pendiente. El saldo a favor original se conserva aunque su gestión se complete; no se vuelve a liberar ese efectivo para pagar otra aplicación. El estado de conciliación no certifica por sí mismo el registro contable en el core. Si el importe no cuadra o el detalle sigue por revisar, no se muestra en verde aunque el resultado guardado diga «Conciliado».</w:t>
-      </w:r>
-    </w:p>
-    <w:p>
-      <w:r>
-        <w:rPr>
-          <w:rFonts w:ascii="Calibri" w:hAnsi="Calibri" w:eastAsia="Calibri" w:cs="Calibri"/>
-          <w:b w:val="0"/>
-          <w:color w:val="000000"/>
-          <w:sz w:val="22"/>
-        </w:rPr>
-        <w:t>La celda mensual por empresa suma los períodos disponibles y permite abrir cada quincena por separado; no muestra una quincena inexistente como si ya estuviera conciliada.</w:t>
-      </w:r>
-    </w:p>
-    <w:p>
-      <w:bookmarkStart w:id="16" w:name="chapter_16"/>
-      <w:pPr>
-        <w:pStyle w:val="Heading1"/>
-      </w:pPr>
-      <w:r>
-        <w:t>Partidas complementarias con asiento separado</w:t>
-      </w:r>
-      <w:bookmarkEnd w:id="16"/>
-    </w:p>
-    <w:p>
-      <w:r>
-        <w:rPr>
-          <w:rFonts w:ascii="Calibri" w:hAnsi="Calibri" w:eastAsia="Calibri" w:cs="Calibri"/>
-          <w:b w:val="0"/>
-          <w:color w:val="000000"/>
-          <w:sz w:val="22"/>
-        </w:rPr>
-        <w:t>Si la empresa deposita US$100, el core aplica US$90 al crédito y los US$10 restantes son una cobranza administrativa asentada en otro comprobante:</w:t>
+        <w:t>Distribuir por antigüedad con FIFO</w:t>
       </w:r>
     </w:p>
     <w:p>
@@ -6356,7 +5869,7 @@
           <w:color w:val="000000"/>
           <w:sz w:val="22"/>
         </w:rPr>
-        <w:t xml:space="preserve">Crear una </w:t>
+        <w:t xml:space="preserve">En </w:t>
       </w:r>
       <w:r>
         <w:rPr>
@@ -6365,16 +5878,16 @@
           <w:color w:val="000000"/>
           <w:sz w:val="22"/>
         </w:rPr>
-        <w:t>Partida Complementaria</w:t>
-      </w:r>
-      <w:r>
-        <w:rPr>
-          <w:rFonts w:ascii="Calibri" w:hAnsi="Calibri" w:eastAsia="Calibri" w:cs="Calibri"/>
-          <w:b w:val="0"/>
-          <w:color w:val="000000"/>
-          <w:sz w:val="22"/>
-        </w:rPr>
-        <w:t xml:space="preserve"> con referencia, concepto, fecha, importe y justificación. El asiento puede completarse después; si falta, dé seguimiento con </w:t>
+        <w:t>Períodos a conciliar</w:t>
+      </w:r>
+      <w:r>
+        <w:rPr>
+          <w:rFonts w:ascii="Calibri" w:hAnsi="Calibri" w:eastAsia="Calibri" w:cs="Calibri"/>
+          <w:b w:val="0"/>
+          <w:color w:val="000000"/>
+          <w:sz w:val="22"/>
+        </w:rPr>
+        <w:t xml:space="preserve">, agregue los períodos autorizados en </w:t>
       </w:r>
       <w:r>
         <w:rPr>
@@ -6383,16 +5896,16 @@
           <w:color w:val="000000"/>
           <w:sz w:val="22"/>
         </w:rPr>
-        <w:t>Crear / Ver excepción → Registrar ajuste en el core</w:t>
-      </w:r>
-      <w:r>
-        <w:rPr>
-          <w:rFonts w:ascii="Calibri" w:hAnsi="Calibri" w:eastAsia="Calibri" w:cs="Calibri"/>
-          <w:b w:val="0"/>
-          <w:color w:val="000000"/>
-          <w:sz w:val="22"/>
-        </w:rPr>
-        <w:t xml:space="preserve"> y verifique el registro contra la importación contable. Si el importe está en C$, indique la tasa C$/US$.</w:t>
+        <w:t>Períodos del detalle</w:t>
+      </w:r>
+      <w:r>
+        <w:rPr>
+          <w:rFonts w:ascii="Calibri" w:hAnsi="Calibri" w:eastAsia="Calibri" w:cs="Calibri"/>
+          <w:b w:val="0"/>
+          <w:color w:val="000000"/>
+          <w:sz w:val="22"/>
+        </w:rPr>
+        <w:t>. Con FIFO esta selección es obligatoria y limita el universo de aplicaciones.</w:t>
       </w:r>
     </w:p>
     <w:p>
@@ -6410,7 +5923,25 @@
           <w:color w:val="000000"/>
           <w:sz w:val="22"/>
         </w:rPr>
-        <w:t>El supervisor revisa y confirma la partida. Solo las partidas confirmadas participan en la conciliación. No se genera ni se modifica el asiento contable desde esta app.</w:t>
+        <w:t xml:space="preserve">Active </w:t>
+      </w:r>
+      <w:r>
+        <w:rPr>
+          <w:rFonts w:ascii="Calibri" w:hAnsi="Calibri" w:eastAsia="Calibri" w:cs="Calibri"/>
+          <w:b/>
+          <w:color w:val="000000"/>
+          <w:sz w:val="22"/>
+        </w:rPr>
+        <w:t>Aplicar por antigüedad (FIFO)</w:t>
+      </w:r>
+      <w:r>
+        <w:rPr>
+          <w:rFonts w:ascii="Calibri" w:hAnsi="Calibri" w:eastAsia="Calibri" w:cs="Calibri"/>
+          <w:b w:val="0"/>
+          <w:color w:val="000000"/>
+          <w:sz w:val="22"/>
+        </w:rPr>
+        <w:t>. Revise previamente las identidades y créditos del detalle; no se reparte entre personas ni préstamos distintos para completar un monto.</w:t>
       </w:r>
     </w:p>
     <w:p>
@@ -6428,7 +5959,25 @@
           <w:color w:val="000000"/>
           <w:sz w:val="22"/>
         </w:rPr>
-        <w:t>Si esos US$10 corresponden a una cuota concreta, indicar crédito y, de ser necesario, empresa, período, cliente y número de cuota. Solo se atribuyen a la fila de cobranza cuando el enlace es único. Sin ese enlace, cuadran el depósito pero no reducen un saldo individual.</w:t>
+        <w:t xml:space="preserve">Pulse </w:t>
+      </w:r>
+      <w:r>
+        <w:rPr>
+          <w:rFonts w:ascii="Calibri" w:hAnsi="Calibri" w:eastAsia="Calibri" w:cs="Calibri"/>
+          <w:b/>
+          <w:color w:val="000000"/>
+          <w:sz w:val="22"/>
+        </w:rPr>
+        <w:t>Conciliar</w:t>
+      </w:r>
+      <w:r>
+        <w:rPr>
+          <w:rFonts w:ascii="Calibri" w:hAnsi="Calibri" w:eastAsia="Calibri" w:cs="Calibri"/>
+          <w:b w:val="0"/>
+          <w:color w:val="000000"/>
+          <w:sz w:val="22"/>
+        </w:rPr>
+        <w:t>. Cada fila se distribuye entre las aplicaciones pendientes del mismo cliente y crédito, desde la fecha de aplicación más antigua hasta la más reciente. Se respetan los destinos manuales y los importes ya cubiertos o reservados.</w:t>
       </w:r>
     </w:p>
     <w:p>
@@ -6436,6 +5985,783 @@
         <w:numPr>
           <w:ilvl w:val="0"/>
           <w:numId w:val="20"/>
+        </w:numPr>
+        <w:spacing w:after="100"/>
+      </w:pPr>
+      <w:r>
+        <w:rPr>
+          <w:rFonts w:ascii="Calibri" w:hAnsi="Calibri" w:eastAsia="Calibri" w:cs="Calibri"/>
+          <w:b w:val="0"/>
+          <w:color w:val="000000"/>
+          <w:sz w:val="22"/>
+        </w:rPr>
+        <w:t>Revise el resumen de cada fila y los destinos generados. Con aplicaciones pendientes de US$50.25 y US$60.26, un pago de US$70.00 cubre US$50.25 de la primera y US$19.75 de la segunda; quedan US$40.51 pendientes en esta última.</w:t>
+      </w:r>
+    </w:p>
+    <w:p>
+      <w:pPr>
+        <w:numPr>
+          <w:ilvl w:val="0"/>
+          <w:numId w:val="20"/>
+        </w:numPr>
+        <w:spacing w:after="100"/>
+      </w:pPr>
+      <w:r>
+        <w:rPr>
+          <w:rFonts w:ascii="Calibri" w:hAnsi="Calibri" w:eastAsia="Calibri" w:cs="Calibri"/>
+          <w:b w:val="0"/>
+          <w:color w:val="000000"/>
+          <w:sz w:val="22"/>
+        </w:rPr>
+        <w:t>Si el cliente aparece varias veces en el archivo, conserve sus filas cuando sean pagos reales distintos. El motor consume el pendiente restante a medida que distribuye cada línea, sin volver a utilizar lo ya asignado. No elimine filas únicamente por repetir nombre y crédito.</w:t>
+      </w:r>
+    </w:p>
+    <w:p>
+      <w:r>
+        <w:rPr>
+          <w:rFonts w:ascii="Calibri" w:hAnsi="Calibri" w:eastAsia="Calibri" w:cs="Calibri"/>
+          <w:b w:val="0"/>
+          <w:color w:val="000000"/>
+          <w:sz w:val="22"/>
+        </w:rPr>
+        <w:t>FIFO no corrige identidades contradictorias, no inventa una aplicación faltante y no crea saldos a favor ni ajustes de diferencia. Si una fila supera el pendiente elegible, quedará para revisión: identifique otros destinos o documente el excedente por la vía correspondiente. Revise también los centavos resultantes del redondeo por fila; la tasa mantiene su precisión.</w:t>
+      </w:r>
+    </w:p>
+    <w:p>
+      <w:pPr>
+        <w:pStyle w:val="Heading2"/>
+      </w:pPr>
+      <w:r>
+        <w:t>Corregir una distribución equivocada</w:t>
+      </w:r>
+    </w:p>
+    <w:p>
+      <w:r>
+        <w:rPr>
+          <w:rFonts w:ascii="Calibri" w:hAnsi="Calibri" w:eastAsia="Calibri" w:cs="Calibri"/>
+          <w:b w:val="0"/>
+          <w:color w:val="000000"/>
+          <w:sz w:val="22"/>
+        </w:rPr>
+        <w:t xml:space="preserve">Conserve primero el detalle de la distribución actual y consulte </w:t>
+      </w:r>
+      <w:r>
+        <w:rPr>
+          <w:rFonts w:ascii="Calibri" w:hAnsi="Calibri" w:eastAsia="Calibri" w:cs="Calibri"/>
+          <w:b/>
+          <w:color w:val="000000"/>
+          <w:sz w:val="22"/>
+        </w:rPr>
+        <w:t>Conciliación → Historial de conciliación</w:t>
+      </w:r>
+      <w:r>
+        <w:rPr>
+          <w:rFonts w:ascii="Calibri" w:hAnsi="Calibri" w:eastAsia="Calibri" w:cs="Calibri"/>
+          <w:b w:val="0"/>
+          <w:color w:val="000000"/>
+          <w:sz w:val="22"/>
+        </w:rPr>
+        <w:t>. Revise qué períodos y partidas quedarían afectados y obtenga la autorización correspondiente.</w:t>
+      </w:r>
+    </w:p>
+    <w:p>
+      <w:r>
+        <w:rPr>
+          <w:rFonts w:ascii="Calibri" w:hAnsi="Calibri" w:eastAsia="Calibri" w:cs="Calibri"/>
+          <w:b w:val="0"/>
+          <w:color w:val="000000"/>
+          <w:sz w:val="22"/>
+        </w:rPr>
+        <w:t>Para corregir, modifique o retire los destinos equivocados y los vínculos del detalle, guarde y vuelva a Conciliar. Al verificar o cambiar una distribución existente se solicita un motivo y se conserva su antes y después. Si el detalle sigue provocando el mismo cruce automático, corríjalo o restrinja sus períodos; borrar una instrucción manual no garantiza que la automatización deje de seleccionar la misma aplicación.</w:t>
+      </w:r>
+    </w:p>
+    <w:p>
+      <w:r>
+        <w:rPr>
+          <w:rFonts w:ascii="Calibri" w:hAnsi="Calibri" w:eastAsia="Calibri" w:cs="Calibri"/>
+          <w:b w:val="0"/>
+          <w:color w:val="000000"/>
+          <w:sz w:val="22"/>
+        </w:rPr>
+        <w:t>No edite los importes calculados ni cancele una aplicación para liberar efectivo. Si un período está cerrado, reábralo con motivo antes de alterar su distribución. Si existe saldo a favor confirmado, no puede usar esa reserva otra vez: corrija primero su clasificación por la vía permitida. Una partida con gestiones realizadas conserva su historial y no se cancela para borrarlo.</w:t>
+      </w:r>
+    </w:p>
+    <w:p>
+      <w:r>
+        <w:rPr>
+          <w:rFonts w:ascii="Calibri" w:hAnsi="Calibri" w:eastAsia="Calibri" w:cs="Calibri"/>
+          <w:b w:val="0"/>
+          <w:color w:val="000000"/>
+          <w:sz w:val="22"/>
+        </w:rPr>
+        <w:t>Control posterior: la aplicación retirada debe volver a mostrar su pendiente, el depósito debe mostrar su nueva distribución y su saldo disponible, y el historial debe explicar la corrección. Si no puede retirar el efecto por sus vínculos o estados, detenga la redistribución y solicite revisión del supervisor.</w:t>
+      </w:r>
+    </w:p>
+    <w:p>
+      <w:pPr>
+        <w:pStyle w:val="Heading2"/>
+      </w:pPr>
+      <w:r>
+        <w:t>Corregir datos de un depósito confirmado</w:t>
+      </w:r>
+    </w:p>
+    <w:p>
+      <w:r>
+        <w:rPr>
+          <w:rFonts w:ascii="Calibri" w:hAnsi="Calibri" w:eastAsia="Calibri" w:cs="Calibri"/>
+          <w:b w:val="0"/>
+          <w:color w:val="000000"/>
+          <w:sz w:val="22"/>
+        </w:rPr>
+        <w:t xml:space="preserve">Use </w:t>
+      </w:r>
+      <w:r>
+        <w:rPr>
+          <w:rFonts w:ascii="Calibri" w:hAnsi="Calibri" w:eastAsia="Calibri" w:cs="Calibri"/>
+          <w:b/>
+          <w:color w:val="000000"/>
+          <w:sz w:val="22"/>
+        </w:rPr>
+        <w:t>Corregir datos</w:t>
+      </w:r>
+      <w:r>
+        <w:rPr>
+          <w:rFonts w:ascii="Calibri" w:hAnsi="Calibri" w:eastAsia="Calibri" w:cs="Calibri"/>
+          <w:b w:val="0"/>
+          <w:color w:val="000000"/>
+          <w:sz w:val="22"/>
+        </w:rPr>
+        <w:t xml:space="preserve"> para rectificar empresa pagadora, fecha del depósito o referencia en un depósito confirmado, si cuenta con permiso de escritura. Indique el motivo obligatorio y pulse </w:t>
+      </w:r>
+      <w:r>
+        <w:rPr>
+          <w:rFonts w:ascii="Calibri" w:hAnsi="Calibri" w:eastAsia="Calibri" w:cs="Calibri"/>
+          <w:b/>
+          <w:color w:val="000000"/>
+          <w:sz w:val="22"/>
+        </w:rPr>
+        <w:t>Guardar corrección</w:t>
+      </w:r>
+      <w:r>
+        <w:rPr>
+          <w:rFonts w:ascii="Calibri" w:hAnsi="Calibri" w:eastAsia="Calibri" w:cs="Calibri"/>
+          <w:b w:val="0"/>
+          <w:color w:val="000000"/>
+          <w:sz w:val="22"/>
+        </w:rPr>
+        <w:t>. La acción conserva los cambios y su motivo, verifica que el documento no haya cambiado en otra sesión y mantiene las validaciones de vínculos y períodos cerrados. No permite alterar libremente importes protegidos ni evita las restricciones de saldos a favor.</w:t>
+      </w:r>
+    </w:p>
+    <w:p>
+      <w:r>
+        <w:rPr>
+          <w:rFonts w:ascii="Calibri" w:hAnsi="Calibri" w:eastAsia="Calibri" w:cs="Calibri"/>
+          <w:b w:val="0"/>
+          <w:color w:val="000000"/>
+          <w:sz w:val="22"/>
+        </w:rPr>
+        <w:t xml:space="preserve">Después de guardar, revise detalle, períodos y destinos y pulse </w:t>
+      </w:r>
+      <w:r>
+        <w:rPr>
+          <w:rFonts w:ascii="Calibri" w:hAnsi="Calibri" w:eastAsia="Calibri" w:cs="Calibri"/>
+          <w:b/>
+          <w:color w:val="000000"/>
+          <w:sz w:val="22"/>
+        </w:rPr>
+        <w:t>Conciliar</w:t>
+      </w:r>
+      <w:r>
+        <w:rPr>
+          <w:rFonts w:ascii="Calibri" w:hAnsi="Calibri" w:eastAsia="Calibri" w:cs="Calibri"/>
+          <w:b w:val="0"/>
+          <w:color w:val="000000"/>
+          <w:sz w:val="22"/>
+        </w:rPr>
+        <w:t>. La corrección de cabecera no demuestra que la nueva distribución sea válida. Si una validación bloquea el cambio, resuelva primero los vínculos o solicite la reapertura autorizada; no fuerce la edición en la base de datos.</w:t>
+      </w:r>
+    </w:p>
+    <w:p>
+      <w:pPr>
+        <w:pStyle w:val="Heading2"/>
+      </w:pPr>
+      <w:r>
+        <w:t>Ajustes menores por tolerancia</w:t>
+      </w:r>
+    </w:p>
+    <w:p>
+      <w:r>
+        <w:rPr>
+          <w:rFonts w:ascii="Calibri" w:hAnsi="Calibri" w:eastAsia="Calibri" w:cs="Calibri"/>
+          <w:b w:val="0"/>
+          <w:color w:val="000000"/>
+          <w:sz w:val="22"/>
+        </w:rPr>
+        <w:t xml:space="preserve">El supervisor puede definir por empresa una tolerancia de </w:t>
+      </w:r>
+      <w:r>
+        <w:rPr>
+          <w:rFonts w:ascii="Calibri" w:hAnsi="Calibri" w:eastAsia="Calibri" w:cs="Calibri"/>
+          <w:b/>
+          <w:color w:val="000000"/>
+          <w:sz w:val="22"/>
+        </w:rPr>
+        <w:t>0 a US$0.10</w:t>
+      </w:r>
+      <w:r>
+        <w:rPr>
+          <w:rFonts w:ascii="Calibri" w:hAnsi="Calibri" w:eastAsia="Calibri" w:cs="Calibri"/>
+          <w:b w:val="0"/>
+          <w:color w:val="000000"/>
+          <w:sz w:val="22"/>
+        </w:rPr>
+        <w:t xml:space="preserve">, inicialmente cero. Tras la distribución de un depósito en US$, si el depósito registrado y una única aplicación del core se enlazan sin ambigüedad, una diferencia absoluta no mayor que la tolerancia crea una </w:t>
+      </w:r>
+      <w:r>
+        <w:rPr>
+          <w:rFonts w:ascii="Calibri" w:hAnsi="Calibri" w:eastAsia="Calibri" w:cs="Calibri"/>
+          <w:b/>
+          <w:color w:val="000000"/>
+          <w:sz w:val="22"/>
+        </w:rPr>
+        <w:t>Partida Complementaria</w:t>
+      </w:r>
+      <w:r>
+        <w:rPr>
+          <w:rFonts w:ascii="Calibri" w:hAnsi="Calibri" w:eastAsia="Calibri" w:cs="Calibri"/>
+          <w:b w:val="0"/>
+          <w:color w:val="000000"/>
+          <w:sz w:val="22"/>
+        </w:rPr>
+        <w:t xml:space="preserve">, categoría </w:t>
+      </w:r>
+      <w:r>
+        <w:rPr>
+          <w:rFonts w:ascii="Calibri" w:hAnsi="Calibri" w:eastAsia="Calibri" w:cs="Calibri"/>
+          <w:b/>
+          <w:color w:val="000000"/>
+          <w:sz w:val="22"/>
+        </w:rPr>
+        <w:t>Diferencia por tolerancia</w:t>
+      </w:r>
+      <w:r>
+        <w:rPr>
+          <w:rFonts w:ascii="Calibri" w:hAnsi="Calibri" w:eastAsia="Calibri" w:cs="Calibri"/>
+          <w:b w:val="0"/>
+          <w:color w:val="000000"/>
+          <w:sz w:val="22"/>
+        </w:rPr>
+        <w:t xml:space="preserve">. La diferencia firmada es </w:t>
+      </w:r>
+      <w:r>
+        <w:rPr>
+          <w:rFonts w:ascii="Calibri" w:hAnsi="Calibri" w:eastAsia="Calibri" w:cs="Calibri"/>
+          <w:b w:val="0"/>
+          <w:color w:val="000000"/>
+          <w:sz w:val="22"/>
+        </w:rPr>
+        <w:t>depósito − aplicación</w:t>
+      </w:r>
+      <w:r>
+        <w:rPr>
+          <w:rFonts w:ascii="Calibri" w:hAnsi="Calibri" w:eastAsia="Calibri" w:cs="Calibri"/>
+          <w:b w:val="0"/>
+          <w:color w:val="000000"/>
+          <w:sz w:val="22"/>
+        </w:rPr>
+        <w:t xml:space="preserve">: US$46.53 depositados contra US$46.52 aplicados producen </w:t>
+      </w:r>
+      <w:r>
+        <w:rPr>
+          <w:rFonts w:ascii="Calibri" w:hAnsi="Calibri" w:eastAsia="Calibri" w:cs="Calibri"/>
+          <w:b/>
+          <w:color w:val="000000"/>
+          <w:sz w:val="22"/>
+        </w:rPr>
+        <w:t>+US$0.01</w:t>
+      </w:r>
+      <w:r>
+        <w:rPr>
+          <w:rFonts w:ascii="Calibri" w:hAnsi="Calibri" w:eastAsia="Calibri" w:cs="Calibri"/>
+          <w:b w:val="0"/>
+          <w:color w:val="000000"/>
+          <w:sz w:val="22"/>
+        </w:rPr>
+        <w:t xml:space="preserve">; US$46.52 depositados contra US$46.53 aplicados producen </w:t>
+      </w:r>
+      <w:r>
+        <w:rPr>
+          <w:rFonts w:ascii="Calibri" w:hAnsi="Calibri" w:eastAsia="Calibri" w:cs="Calibri"/>
+          <w:b/>
+          <w:color w:val="000000"/>
+          <w:sz w:val="22"/>
+        </w:rPr>
+        <w:t>−US$0.01</w:t>
+      </w:r>
+      <w:r>
+        <w:rPr>
+          <w:rFonts w:ascii="Calibri" w:hAnsi="Calibri" w:eastAsia="Calibri" w:cs="Calibri"/>
+          <w:b w:val="0"/>
+          <w:color w:val="000000"/>
+          <w:sz w:val="22"/>
+        </w:rPr>
+        <w:t>. Ambos se muestran sin cambiar el importe aplicado al préstamo ni el dinero recibido.</w:t>
+      </w:r>
+    </w:p>
+    <w:p>
+      <w:r>
+        <w:rPr>
+          <w:rFonts w:ascii="Calibri" w:hAnsi="Calibri" w:eastAsia="Calibri" w:cs="Calibri"/>
+          <w:b w:val="0"/>
+          <w:color w:val="000000"/>
+          <w:sz w:val="22"/>
+        </w:rPr>
+        <w:t xml:space="preserve">La partida automática es interna, de solo lectura y no se exporta al core. No la agregue manualmente a Destinos porque su efecto ya está incluido. Si necesita registrarla contablemente, use </w:t>
+      </w:r>
+      <w:r>
+        <w:rPr>
+          <w:rFonts w:ascii="Calibri" w:hAnsi="Calibri" w:eastAsia="Calibri" w:cs="Calibri"/>
+          <w:b/>
+          <w:color w:val="000000"/>
+          <w:sz w:val="22"/>
+        </w:rPr>
+        <w:t>Crear / Ver excepción</w:t>
+      </w:r>
+      <w:r>
+        <w:rPr>
+          <w:rFonts w:ascii="Calibri" w:hAnsi="Calibri" w:eastAsia="Calibri" w:cs="Calibri"/>
+          <w:b w:val="0"/>
+          <w:color w:val="000000"/>
+          <w:sz w:val="22"/>
+        </w:rPr>
+        <w:t xml:space="preserve"> para dar seguimiento y verificar el asiento importado. El signo positivo puede clasificar únicamente el efectivo sobrante correspondiente; el negativo no representa un depósito ficticio. La tolerancia no resuelve diferencias cambiarias, varias asignaciones posibles, pagos parciales ni partidas administrativas. Si el origen cambia, la partida se revierte de forma trazable; no se recalcula un período cerrado para modificarlo.</w:t>
+      </w:r>
+    </w:p>
+    <w:p>
+      <w:bookmarkStart w:id="14" w:name="chapter_14"/>
+      <w:pPr>
+        <w:pStyle w:val="Heading1"/>
+      </w:pPr>
+      <w:r>
+        <w:t>Depósitos mayores que la cobranza</w:t>
+      </w:r>
+      <w:bookmarkEnd w:id="14"/>
+    </w:p>
+    <w:p>
+      <w:r>
+        <w:rPr>
+          <w:rFonts w:ascii="Calibri" w:hAnsi="Calibri" w:eastAsia="Calibri" w:cs="Calibri"/>
+          <w:b w:val="0"/>
+          <w:color w:val="000000"/>
+          <w:sz w:val="22"/>
+        </w:rPr>
+        <w:t>El depósito se registra en el depósito por su importe total, aunque supere las cobranzas informadas. Solo la porción identificada se distribuye a las cobranzas o partidas complementarias. El excedente nunca se aplica automáticamente a un crédito.</w:t>
+      </w:r>
+    </w:p>
+    <w:p>
+      <w:pPr>
+        <w:pStyle w:val="ListBullet"/>
+      </w:pPr>
+      <w:r>
+        <w:rPr>
+          <w:rFonts w:ascii="Calibri" w:hAnsi="Calibri" w:eastAsia="Calibri" w:cs="Calibri"/>
+          <w:b w:val="0"/>
+          <w:color w:val="000000"/>
+          <w:sz w:val="22"/>
+        </w:rPr>
+        <w:t xml:space="preserve">Si la empresa pagó de más por error o remitió una partida no informada, use </w:t>
+      </w:r>
+      <w:r>
+        <w:rPr>
+          <w:rFonts w:ascii="Calibri" w:hAnsi="Calibri" w:eastAsia="Calibri" w:cs="Calibri"/>
+          <w:b/>
+          <w:color w:val="000000"/>
+          <w:sz w:val="22"/>
+        </w:rPr>
+        <w:t>Crear saldo a favor de la empresa</w:t>
+      </w:r>
+      <w:r>
+        <w:rPr>
+          <w:rFonts w:ascii="Calibri" w:hAnsi="Calibri" w:eastAsia="Calibri" w:cs="Calibri"/>
+          <w:b w:val="0"/>
+          <w:color w:val="000000"/>
+          <w:sz w:val="22"/>
+        </w:rPr>
+        <w:t xml:space="preserve"> en el depósito. Se crea una </w:t>
+      </w:r>
+      <w:r>
+        <w:rPr>
+          <w:rFonts w:ascii="Calibri" w:hAnsi="Calibri" w:eastAsia="Calibri" w:cs="Calibri"/>
+          <w:b/>
+          <w:color w:val="000000"/>
+          <w:sz w:val="22"/>
+        </w:rPr>
+        <w:t>Partida Complementaria</w:t>
+      </w:r>
+      <w:r>
+        <w:rPr>
+          <w:rFonts w:ascii="Calibri" w:hAnsi="Calibri" w:eastAsia="Calibri" w:cs="Calibri"/>
+          <w:b w:val="0"/>
+          <w:color w:val="000000"/>
+          <w:sz w:val="22"/>
+        </w:rPr>
+        <w:t xml:space="preserve">, con importe, motivo, responsable y fecha compromiso. Si el exceso pertenece a una persona, use </w:t>
+      </w:r>
+      <w:r>
+        <w:rPr>
+          <w:rFonts w:ascii="Calibri" w:hAnsi="Calibri" w:eastAsia="Calibri" w:cs="Calibri"/>
+          <w:b/>
+          <w:color w:val="000000"/>
+          <w:sz w:val="22"/>
+        </w:rPr>
+        <w:t>Crear saldo a favor del cliente</w:t>
+      </w:r>
+      <w:r>
+        <w:rPr>
+          <w:rFonts w:ascii="Calibri" w:hAnsi="Calibri" w:eastAsia="Calibri" w:cs="Calibri"/>
+          <w:b w:val="0"/>
+          <w:color w:val="000000"/>
+          <w:sz w:val="22"/>
+        </w:rPr>
+        <w:t xml:space="preserve"> desde su fila del detalle. Una aplicación sin identificar no es automáticamente un saldo a favor.</w:t>
+      </w:r>
+    </w:p>
+    <w:p>
+      <w:pPr>
+        <w:pStyle w:val="ListBullet"/>
+      </w:pPr>
+      <w:r>
+        <w:rPr>
+          <w:rFonts w:ascii="Calibri" w:hAnsi="Calibri" w:eastAsia="Calibri" w:cs="Calibri"/>
+          <w:b w:val="0"/>
+          <w:color w:val="000000"/>
+          <w:sz w:val="22"/>
+        </w:rPr>
+        <w:t xml:space="preserve">El sistema valida que el excedente documentado no supere el saldo sin distribuir del depósito. Esa porción se muestra como </w:t>
+      </w:r>
+      <w:r>
+        <w:rPr>
+          <w:rFonts w:ascii="Calibri" w:hAnsi="Calibri" w:eastAsia="Calibri" w:cs="Calibri"/>
+          <w:b/>
+          <w:color w:val="000000"/>
+          <w:sz w:val="22"/>
+        </w:rPr>
+        <w:t>saldo a favor documentado de la empresa</w:t>
+      </w:r>
+      <w:r>
+        <w:rPr>
+          <w:rFonts w:ascii="Calibri" w:hAnsi="Calibri" w:eastAsia="Calibri" w:cs="Calibri"/>
+          <w:b w:val="0"/>
+          <w:color w:val="000000"/>
+          <w:sz w:val="22"/>
+        </w:rPr>
+        <w:t>, separado de las cobranzas. No se considera conciliada con un crédito.</w:t>
+      </w:r>
+    </w:p>
+    <w:p>
+      <w:pPr>
+        <w:pStyle w:val="ListBullet"/>
+      </w:pPr>
+      <w:r>
+        <w:rPr>
+          <w:rFonts w:ascii="Calibri" w:hAnsi="Calibri" w:eastAsia="Calibri" w:cs="Calibri"/>
+          <w:b w:val="0"/>
+          <w:color w:val="000000"/>
+          <w:sz w:val="22"/>
+        </w:rPr>
+        <w:t xml:space="preserve">Lo que no tenga justificación queda como </w:t>
+      </w:r>
+      <w:r>
+        <w:rPr>
+          <w:rFonts w:ascii="Calibri" w:hAnsi="Calibri" w:eastAsia="Calibri" w:cs="Calibri"/>
+          <w:b/>
+          <w:color w:val="000000"/>
+          <w:sz w:val="22"/>
+        </w:rPr>
+        <w:t>sin distribuir ni justificar</w:t>
+      </w:r>
+      <w:r>
+        <w:rPr>
+          <w:rFonts w:ascii="Calibri" w:hAnsi="Calibri" w:eastAsia="Calibri" w:cs="Calibri"/>
+          <w:b w:val="0"/>
+          <w:color w:val="000000"/>
+          <w:sz w:val="22"/>
+        </w:rPr>
+        <w:t xml:space="preserve"> y continúa siendo excepción. Una partida que posteriormente se identifique se debe conciliar mediante la distribución o partida complementaria correspondiente, corrigiendo/cancelando antes la clasificación de excedente para evitar doble uso.</w:t>
+      </w:r>
+    </w:p>
+    <w:p>
+      <w:pPr>
+        <w:pStyle w:val="ListBullet"/>
+      </w:pPr>
+      <w:r>
+        <w:rPr>
+          <w:rFonts w:ascii="Calibri" w:hAnsi="Calibri" w:eastAsia="Calibri" w:cs="Calibri"/>
+          <w:b w:val="0"/>
+          <w:color w:val="000000"/>
+          <w:sz w:val="22"/>
+        </w:rPr>
+        <w:t>Esta app no crea automáticamente el pasivo, devolución ni compensación contable en el core; esos movimientos requieren el procedimiento contable autorizado de la IMF.</w:t>
+      </w:r>
+    </w:p>
+    <w:p>
+      <w:bookmarkStart w:id="15" w:name="chapter_15"/>
+      <w:pPr>
+        <w:pStyle w:val="Heading1"/>
+      </w:pPr>
+      <w:r>
+        <w:t>Página de control</w:t>
+      </w:r>
+      <w:bookmarkEnd w:id="15"/>
+    </w:p>
+    <w:p>
+      <w:r>
+        <w:rPr>
+          <w:rFonts w:ascii="Calibri" w:hAnsi="Calibri" w:eastAsia="Calibri" w:cs="Calibri"/>
+          <w:b/>
+          <w:color w:val="000000"/>
+          <w:sz w:val="22"/>
+        </w:rPr>
+        <w:t>Control de Credinómina</w:t>
+      </w:r>
+      <w:r>
+        <w:rPr>
+          <w:rFonts w:ascii="Calibri" w:hAnsi="Calibri" w:eastAsia="Calibri" w:cs="Calibri"/>
+          <w:b w:val="0"/>
+          <w:color w:val="000000"/>
+          <w:sz w:val="22"/>
+        </w:rPr>
+        <w:t xml:space="preserve"> separa </w:t>
+      </w:r>
+      <w:r>
+        <w:rPr>
+          <w:rFonts w:ascii="Calibri" w:hAnsi="Calibri" w:eastAsia="Calibri" w:cs="Calibri"/>
+          <w:b/>
+          <w:color w:val="000000"/>
+          <w:sz w:val="22"/>
+        </w:rPr>
+        <w:t>Calendario</w:t>
+      </w:r>
+      <w:r>
+        <w:rPr>
+          <w:rFonts w:ascii="Calibri" w:hAnsi="Calibri" w:eastAsia="Calibri" w:cs="Calibri"/>
+          <w:b w:val="0"/>
+          <w:color w:val="000000"/>
+          <w:sz w:val="22"/>
+        </w:rPr>
+        <w:t xml:space="preserve"> y </w:t>
+      </w:r>
+      <w:r>
+        <w:rPr>
+          <w:rFonts w:ascii="Calibri" w:hAnsi="Calibri" w:eastAsia="Calibri" w:cs="Calibri"/>
+          <w:b/>
+          <w:color w:val="000000"/>
+          <w:sz w:val="22"/>
+        </w:rPr>
+        <w:t>Trabajo de conciliación</w:t>
+      </w:r>
+      <w:r>
+        <w:rPr>
+          <w:rFonts w:ascii="Calibri" w:hAnsi="Calibri" w:eastAsia="Calibri" w:cs="Calibri"/>
+          <w:b w:val="0"/>
+          <w:color w:val="000000"/>
+          <w:sz w:val="22"/>
+        </w:rPr>
+        <w:t xml:space="preserve"> en pestañas. La bandeja reúne detalle de empresa, aplicaciones sin período, depósitos por revisar, complementarias, saldos a favor por gestionar y excepciones aunque no tengan período. Siempre consulta </w:t>
+      </w:r>
+      <w:r>
+        <w:rPr>
+          <w:rFonts w:ascii="Calibri" w:hAnsi="Calibri" w:eastAsia="Calibri" w:cs="Calibri"/>
+          <w:b/>
+          <w:color w:val="000000"/>
+          <w:sz w:val="22"/>
+        </w:rPr>
+        <w:t>todos los años</w:t>
+      </w:r>
+      <w:r>
+        <w:rPr>
+          <w:rFonts w:ascii="Calibri" w:hAnsi="Calibri" w:eastAsia="Calibri" w:cs="Calibri"/>
+          <w:b w:val="0"/>
+          <w:color w:val="000000"/>
+          <w:sz w:val="22"/>
+        </w:rPr>
+        <w:t>, independientemente del año elegido para el calendario, cifras de control y Excel. Filtre por empresa, tipo de pendiente, responsable o compromiso; el filtro considera todas las páginas. La bandeja se carga al abrir su pestaña; si falla, muestra un aviso y permite reintentar, sin presentar un conjunto parcial como completo. La celda mensual muestra por separado los depósitos completos recibidos ese mes, aunque paguen períodos anteriores. El efectivo no debe sumarse otra vez a sus asignaciones.</w:t>
+      </w:r>
+    </w:p>
+    <w:p>
+      <w:r>
+        <w:rPr>
+          <w:rFonts w:ascii="Calibri" w:hAnsi="Calibri" w:eastAsia="Calibri" w:cs="Calibri"/>
+          <w:b w:val="0"/>
+          <w:color w:val="000000"/>
+          <w:sz w:val="22"/>
+        </w:rPr>
+        <w:t xml:space="preserve">En el formulario del depósito, </w:t>
+      </w:r>
+      <w:r>
+        <w:rPr>
+          <w:rFonts w:ascii="Calibri" w:hAnsi="Calibri" w:eastAsia="Calibri" w:cs="Calibri"/>
+          <w:b/>
+          <w:color w:val="000000"/>
+          <w:sz w:val="22"/>
+        </w:rPr>
+        <w:t>depositado = asignado + saldo a favor documentado + sin asignar ni justificar</w:t>
+      </w:r>
+      <w:r>
+        <w:rPr>
+          <w:rFonts w:ascii="Calibri" w:hAnsi="Calibri" w:eastAsia="Calibri" w:cs="Calibri"/>
+          <w:b w:val="0"/>
+          <w:color w:val="000000"/>
+          <w:sz w:val="22"/>
+        </w:rPr>
+        <w:t xml:space="preserve">. Un depósito completamente distribuido puede mostrar </w:t>
+      </w:r>
+      <w:r>
+        <w:rPr>
+          <w:rFonts w:ascii="Calibri" w:hAnsi="Calibri" w:eastAsia="Calibri" w:cs="Calibri"/>
+          <w:b/>
+          <w:color w:val="000000"/>
+          <w:sz w:val="22"/>
+        </w:rPr>
+        <w:t>Conciliado con saldo a favor</w:t>
+      </w:r>
+      <w:r>
+        <w:rPr>
+          <w:rFonts w:ascii="Calibri" w:hAnsi="Calibri" w:eastAsia="Calibri" w:cs="Calibri"/>
+          <w:b w:val="0"/>
+          <w:color w:val="000000"/>
+          <w:sz w:val="22"/>
+        </w:rPr>
+        <w:t xml:space="preserve"> y, simultáneamente, una gestión de devolución o aplicación futura pendiente. El saldo a favor original se conserva aunque su gestión se complete; no se vuelve a liberar ese efectivo para pagar otra aplicación. El estado de conciliación no certifica por sí mismo el registro contable en el core. Si el importe no cuadra o el detalle sigue por revisar, no se muestra en verde aunque el resultado guardado diga «Conciliado».</w:t>
+      </w:r>
+    </w:p>
+    <w:p>
+      <w:r>
+        <w:rPr>
+          <w:rFonts w:ascii="Calibri" w:hAnsi="Calibri" w:eastAsia="Calibri" w:cs="Calibri"/>
+          <w:b w:val="0"/>
+          <w:color w:val="000000"/>
+          <w:sz w:val="22"/>
+        </w:rPr>
+        <w:t>La celda mensual por empresa suma los períodos disponibles y permite abrir cada quincena por separado; no muestra una quincena inexistente como si ya estuviera conciliada.</w:t>
+      </w:r>
+    </w:p>
+    <w:p>
+      <w:bookmarkStart w:id="16" w:name="chapter_16"/>
+      <w:pPr>
+        <w:pStyle w:val="Heading1"/>
+      </w:pPr>
+      <w:r>
+        <w:t>Partidas complementarias con asiento separado</w:t>
+      </w:r>
+      <w:bookmarkEnd w:id="16"/>
+    </w:p>
+    <w:p>
+      <w:r>
+        <w:rPr>
+          <w:rFonts w:ascii="Calibri" w:hAnsi="Calibri" w:eastAsia="Calibri" w:cs="Calibri"/>
+          <w:b w:val="0"/>
+          <w:color w:val="000000"/>
+          <w:sz w:val="22"/>
+        </w:rPr>
+        <w:t>Si la empresa deposita US$100, el core aplica US$90 al crédito y los US$10 restantes son una cobranza administrativa asentada en otro comprobante:</w:t>
+      </w:r>
+    </w:p>
+    <w:p>
+      <w:pPr>
+        <w:numPr>
+          <w:ilvl w:val="0"/>
+          <w:numId w:val="21"/>
+        </w:numPr>
+        <w:spacing w:after="100"/>
+      </w:pPr>
+      <w:r>
+        <w:rPr>
+          <w:rFonts w:ascii="Calibri" w:hAnsi="Calibri" w:eastAsia="Calibri" w:cs="Calibri"/>
+          <w:b w:val="0"/>
+          <w:color w:val="000000"/>
+          <w:sz w:val="22"/>
+        </w:rPr>
+        <w:t xml:space="preserve">Crear una </w:t>
+      </w:r>
+      <w:r>
+        <w:rPr>
+          <w:rFonts w:ascii="Calibri" w:hAnsi="Calibri" w:eastAsia="Calibri" w:cs="Calibri"/>
+          <w:b/>
+          <w:color w:val="000000"/>
+          <w:sz w:val="22"/>
+        </w:rPr>
+        <w:t>Partida Complementaria</w:t>
+      </w:r>
+      <w:r>
+        <w:rPr>
+          <w:rFonts w:ascii="Calibri" w:hAnsi="Calibri" w:eastAsia="Calibri" w:cs="Calibri"/>
+          <w:b w:val="0"/>
+          <w:color w:val="000000"/>
+          <w:sz w:val="22"/>
+        </w:rPr>
+        <w:t xml:space="preserve"> con referencia, concepto, fecha, importe y justificación. El asiento puede completarse después; si falta, dé seguimiento con </w:t>
+      </w:r>
+      <w:r>
+        <w:rPr>
+          <w:rFonts w:ascii="Calibri" w:hAnsi="Calibri" w:eastAsia="Calibri" w:cs="Calibri"/>
+          <w:b/>
+          <w:color w:val="000000"/>
+          <w:sz w:val="22"/>
+        </w:rPr>
+        <w:t>Crear / Ver excepción → Registrar ajuste en el core</w:t>
+      </w:r>
+      <w:r>
+        <w:rPr>
+          <w:rFonts w:ascii="Calibri" w:hAnsi="Calibri" w:eastAsia="Calibri" w:cs="Calibri"/>
+          <w:b w:val="0"/>
+          <w:color w:val="000000"/>
+          <w:sz w:val="22"/>
+        </w:rPr>
+        <w:t xml:space="preserve"> y verifique el registro contra la importación contable. Si el importe está en C$, indique la tasa C$/US$.</w:t>
+      </w:r>
+    </w:p>
+    <w:p>
+      <w:pPr>
+        <w:numPr>
+          <w:ilvl w:val="0"/>
+          <w:numId w:val="21"/>
+        </w:numPr>
+        <w:spacing w:after="100"/>
+      </w:pPr>
+      <w:r>
+        <w:rPr>
+          <w:rFonts w:ascii="Calibri" w:hAnsi="Calibri" w:eastAsia="Calibri" w:cs="Calibri"/>
+          <w:b w:val="0"/>
+          <w:color w:val="000000"/>
+          <w:sz w:val="22"/>
+        </w:rPr>
+        <w:t>El supervisor revisa y confirma la partida. Solo las partidas confirmadas participan en la conciliación. No se genera ni se modifica el asiento contable desde esta app.</w:t>
+      </w:r>
+    </w:p>
+    <w:p>
+      <w:pPr>
+        <w:numPr>
+          <w:ilvl w:val="0"/>
+          <w:numId w:val="21"/>
+        </w:numPr>
+        <w:spacing w:after="100"/>
+      </w:pPr>
+      <w:r>
+        <w:rPr>
+          <w:rFonts w:ascii="Calibri" w:hAnsi="Calibri" w:eastAsia="Calibri" w:cs="Calibri"/>
+          <w:b w:val="0"/>
+          <w:color w:val="000000"/>
+          <w:sz w:val="22"/>
+        </w:rPr>
+        <w:t>Si esos US$10 corresponden a una cuota concreta, indicar crédito y, de ser necesario, empresa, período, cliente y número de cuota. Solo se atribuyen a la fila de cobranza cuando el enlace es único. Sin ese enlace, cuadran el depósito pero no reducen un saldo individual.</w:t>
+      </w:r>
+    </w:p>
+    <w:p>
+      <w:pPr>
+        <w:numPr>
+          <w:ilvl w:val="0"/>
+          <w:numId w:val="21"/>
         </w:numPr>
         <w:spacing w:after="100"/>
       </w:pPr>
@@ -7502,7 +7828,7 @@
       <w:pPr>
         <w:numPr>
           <w:ilvl w:val="0"/>
-          <w:numId w:val="21"/>
+          <w:numId w:val="22"/>
         </w:numPr>
         <w:spacing w:after="100"/>
       </w:pPr>
@@ -7514,180 +7840,6 @@
           <w:sz w:val="22"/>
         </w:rPr>
         <w:t>Abra la complementaria importada del core y revise TMOV/TDOC, descripción, débito/crédito, fecha y asiento. Confirme que es un ajuste real de una aplicación, no un depósito ni otra partida interna.</w:t>
-      </w:r>
-    </w:p>
-    <w:p>
-      <w:pPr>
-        <w:numPr>
-          <w:ilvl w:val="0"/>
-          <w:numId w:val="21"/>
-        </w:numPr>
-        <w:spacing w:after="100"/>
-      </w:pPr>
-      <w:r>
-        <w:rPr>
-          <w:rFonts w:ascii="Calibri" w:hAnsi="Calibri" w:eastAsia="Calibri" w:cs="Calibri"/>
-          <w:b w:val="0"/>
-          <w:color w:val="000000"/>
-          <w:sz w:val="22"/>
-        </w:rPr>
-        <w:t xml:space="preserve">Guarde y use </w:t>
-      </w:r>
-      <w:r>
-        <w:rPr>
-          <w:rFonts w:ascii="Calibri" w:hAnsi="Calibri" w:eastAsia="Calibri" w:cs="Calibri"/>
-          <w:b/>
-          <w:color w:val="000000"/>
-          <w:sz w:val="22"/>
-        </w:rPr>
-        <w:t>Vincular a aplicación</w:t>
-      </w:r>
-      <w:r>
-        <w:rPr>
-          <w:rFonts w:ascii="Calibri" w:hAnsi="Calibri" w:eastAsia="Calibri" w:cs="Calibri"/>
-          <w:b w:val="0"/>
-          <w:color w:val="000000"/>
-          <w:sz w:val="22"/>
-        </w:rPr>
-        <w:t>. Busque la importación contable y seleccione la aplicación original por cliente, crédito, fecha, asiento y recibo. Vincular no altera saldos por sí solo.</w:t>
-      </w:r>
-    </w:p>
-    <w:p>
-      <w:pPr>
-        <w:numPr>
-          <w:ilvl w:val="0"/>
-          <w:numId w:val="21"/>
-        </w:numPr>
-        <w:spacing w:after="100"/>
-      </w:pPr>
-      <w:r>
-        <w:rPr>
-          <w:rFonts w:ascii="Calibri" w:hAnsi="Calibri" w:eastAsia="Calibri" w:cs="Calibri"/>
-          <w:b w:val="0"/>
-          <w:color w:val="000000"/>
-          <w:sz w:val="22"/>
-        </w:rPr>
-        <w:t xml:space="preserve">Elija </w:t>
-      </w:r>
-      <w:r>
-        <w:rPr>
-          <w:rFonts w:ascii="Calibri" w:hAnsi="Calibri" w:eastAsia="Calibri" w:cs="Calibri"/>
-          <w:b/>
-          <w:color w:val="000000"/>
-          <w:sz w:val="22"/>
-        </w:rPr>
-        <w:t>Ajuste de aplicación</w:t>
-      </w:r>
-      <w:r>
-        <w:rPr>
-          <w:rFonts w:ascii="Calibri" w:hAnsi="Calibri" w:eastAsia="Calibri" w:cs="Calibri"/>
-          <w:b w:val="0"/>
-          <w:color w:val="000000"/>
-          <w:sz w:val="22"/>
-        </w:rPr>
-        <w:t xml:space="preserve"> en la acción de revisión e indique el importe a reducir. Puede ser menor al total original; documente el motivo.</w:t>
-      </w:r>
-    </w:p>
-    <w:p>
-      <w:pPr>
-        <w:numPr>
-          <w:ilvl w:val="0"/>
-          <w:numId w:val="21"/>
-        </w:numPr>
-        <w:spacing w:after="100"/>
-      </w:pPr>
-      <w:r>
-        <w:rPr>
-          <w:rFonts w:ascii="Calibri" w:hAnsi="Calibri" w:eastAsia="Calibri" w:cs="Calibri"/>
-          <w:b w:val="0"/>
-          <w:color w:val="000000"/>
-          <w:sz w:val="22"/>
-        </w:rPr>
-        <w:t xml:space="preserve">Use </w:t>
-      </w:r>
-      <w:r>
-        <w:rPr>
-          <w:rFonts w:ascii="Calibri" w:hAnsi="Calibri" w:eastAsia="Calibri" w:cs="Calibri"/>
-          <w:b/>
-          <w:color w:val="000000"/>
-          <w:sz w:val="22"/>
-        </w:rPr>
-        <w:t>Confirmar ajuste</w:t>
-      </w:r>
-      <w:r>
-        <w:rPr>
-          <w:rFonts w:ascii="Calibri" w:hAnsi="Calibri" w:eastAsia="Calibri" w:cs="Calibri"/>
-          <w:b w:val="0"/>
-          <w:color w:val="000000"/>
-          <w:sz w:val="22"/>
-        </w:rPr>
-        <w:t xml:space="preserve"> con permisos de supervisor. Revise en la importación el ajuste confirmado y el aplicado neto.</w:t>
-      </w:r>
-    </w:p>
-    <w:p>
-      <w:pPr>
-        <w:numPr>
-          <w:ilvl w:val="0"/>
-          <w:numId w:val="21"/>
-        </w:numPr>
-        <w:spacing w:after="100"/>
-      </w:pPr>
-      <w:r>
-        <w:rPr>
-          <w:rFonts w:ascii="Calibri" w:hAnsi="Calibri" w:eastAsia="Calibri" w:cs="Calibri"/>
-          <w:b w:val="0"/>
-          <w:color w:val="000000"/>
-          <w:sz w:val="22"/>
-        </w:rPr>
-        <w:t>Distribuya depósitos únicamente contra el importe neto pendiente. No vuelva a incluir la misma NC como otra cobertura del depósito.</w:t>
-      </w:r>
-    </w:p>
-    <w:p>
-      <w:r>
-        <w:rPr>
-          <w:rFonts w:ascii="Calibri" w:hAnsi="Calibri" w:eastAsia="Calibri" w:cs="Calibri"/>
-          <w:b w:val="0"/>
-          <w:color w:val="000000"/>
-          <w:sz w:val="22"/>
-        </w:rPr>
-        <w:t>Ejemplo: aplicación US$100, NC confirmada US$20 y depósito US$30 dejan aplicado neto US$80 y CxC US$50. Si la reversión pretende reducir por debajo del efectivo ya utilizado, corrija primero los vínculos incompatibles; no esconda la aplicación ni cambie sus datos originales.</w:t>
-      </w:r>
-    </w:p>
-    <w:p>
-      <w:r>
-        <w:rPr>
-          <w:rFonts w:ascii="Calibri" w:hAnsi="Calibri" w:eastAsia="Calibri" w:cs="Calibri"/>
-          <w:b w:val="0"/>
-          <w:color w:val="000000"/>
-          <w:sz w:val="22"/>
-        </w:rPr>
-        <w:t xml:space="preserve">Si cambia la decisión a </w:t>
-      </w:r>
-      <w:r>
-        <w:rPr>
-          <w:rFonts w:ascii="Calibri" w:hAnsi="Calibri" w:eastAsia="Calibri" w:cs="Calibri"/>
-          <w:b/>
-          <w:color w:val="000000"/>
-          <w:sz w:val="22"/>
-        </w:rPr>
-        <w:t>Partida de depósito</w:t>
-      </w:r>
-      <w:r>
-        <w:rPr>
-          <w:rFonts w:ascii="Calibri" w:hAnsi="Calibri" w:eastAsia="Calibri" w:cs="Calibri"/>
-          <w:b w:val="0"/>
-          <w:color w:val="000000"/>
-          <w:sz w:val="22"/>
-        </w:rPr>
-        <w:t>, guarde y revise que se retire el vínculo financiero con la aplicación y que el ajuste quede en cero. Confirme la partida antes de agregarla al depósito. Revise siempre el resultado; cambiar una etiqueta sin guardar no modifica el tratamiento.</w:t>
-      </w:r>
-    </w:p>
-    <w:p>
-      <w:pPr>
-        <w:pStyle w:val="Heading2"/>
-      </w:pPr>
-      <w:r>
-        <w:t>Compensar dos partidas internas</w:t>
       </w:r>
     </w:p>
     <w:p>
@@ -7705,7 +7857,25 @@
           <w:color w:val="000000"/>
           <w:sz w:val="22"/>
         </w:rPr>
-        <w:t>Identifique las dos partidas que se cancelan, incluso si fueron registradas en meses distintos. Conserve ambos asientos y el motivo de la corrección.</w:t>
+        <w:t xml:space="preserve">Guarde y use </w:t>
+      </w:r>
+      <w:r>
+        <w:rPr>
+          <w:rFonts w:ascii="Calibri" w:hAnsi="Calibri" w:eastAsia="Calibri" w:cs="Calibri"/>
+          <w:b/>
+          <w:color w:val="000000"/>
+          <w:sz w:val="22"/>
+        </w:rPr>
+        <w:t>Vincular a aplicación</w:t>
+      </w:r>
+      <w:r>
+        <w:rPr>
+          <w:rFonts w:ascii="Calibri" w:hAnsi="Calibri" w:eastAsia="Calibri" w:cs="Calibri"/>
+          <w:b w:val="0"/>
+          <w:color w:val="000000"/>
+          <w:sz w:val="22"/>
+        </w:rPr>
+        <w:t>. Busque la importación contable y seleccione la aplicación original por cliente, crédito, fecha, asiento y recibo. Vincular no altera saldos por sí solo.</w:t>
       </w:r>
     </w:p>
     <w:p>
@@ -7723,7 +7893,7 @@
           <w:color w:val="000000"/>
           <w:sz w:val="22"/>
         </w:rPr>
-        <w:t xml:space="preserve">Desde una partida apta, pulse </w:t>
+        <w:t xml:space="preserve">Elija </w:t>
       </w:r>
       <w:r>
         <w:rPr>
@@ -7732,16 +7902,16 @@
           <w:color w:val="000000"/>
           <w:sz w:val="22"/>
         </w:rPr>
-        <w:t>Compensar con otra partida</w:t>
-      </w:r>
-      <w:r>
-        <w:rPr>
-          <w:rFonts w:ascii="Calibri" w:hAnsi="Calibri" w:eastAsia="Calibri" w:cs="Calibri"/>
-          <w:b w:val="0"/>
-          <w:color w:val="000000"/>
-          <w:sz w:val="22"/>
-        </w:rPr>
-        <w:t>, seleccione la contraparte e indique importe, fecha y motivo. Confirme que ambas corresponden al mismo caso.</w:t>
+        <w:t>Ajuste de aplicación</w:t>
+      </w:r>
+      <w:r>
+        <w:rPr>
+          <w:rFonts w:ascii="Calibri" w:hAnsi="Calibri" w:eastAsia="Calibri" w:cs="Calibri"/>
+          <w:b w:val="0"/>
+          <w:color w:val="000000"/>
+          <w:sz w:val="22"/>
+        </w:rPr>
+        <w:t xml:space="preserve"> en la acción de revisión e indique el importe a reducir. Puede ser menor al total original; documente el motivo.</w:t>
       </w:r>
     </w:p>
     <w:p>
@@ -7759,7 +7929,25 @@
           <w:color w:val="000000"/>
           <w:sz w:val="22"/>
         </w:rPr>
-        <w:t>Revise empresa e importes de signo contrario y disponibles. Si no tienen empresa identificada, la verificación expresa no sustituye la evidencia contable.</w:t>
+        <w:t xml:space="preserve">Use </w:t>
+      </w:r>
+      <w:r>
+        <w:rPr>
+          <w:rFonts w:ascii="Calibri" w:hAnsi="Calibri" w:eastAsia="Calibri" w:cs="Calibri"/>
+          <w:b/>
+          <w:color w:val="000000"/>
+          <w:sz w:val="22"/>
+        </w:rPr>
+        <w:t>Confirmar ajuste</w:t>
+      </w:r>
+      <w:r>
+        <w:rPr>
+          <w:rFonts w:ascii="Calibri" w:hAnsi="Calibri" w:eastAsia="Calibri" w:cs="Calibri"/>
+          <w:b w:val="0"/>
+          <w:color w:val="000000"/>
+          <w:sz w:val="22"/>
+        </w:rPr>
+        <w:t xml:space="preserve"> con permisos de supervisor. Revise en la importación el ajuste confirmado y el aplicado neto.</w:t>
       </w:r>
     </w:p>
     <w:p>
@@ -7777,25 +7965,29 @@
           <w:color w:val="000000"/>
           <w:sz w:val="22"/>
         </w:rPr>
-        <w:t>Confirme la compensación. La app registra la relación en ambas partidas; no crea un depósito ni modifica aplicaciones de crédito.</w:t>
-      </w:r>
-    </w:p>
-    <w:p>
-      <w:pPr>
-        <w:numPr>
-          <w:ilvl w:val="0"/>
-          <w:numId w:val="22"/>
-        </w:numPr>
-        <w:spacing w:after="100"/>
-      </w:pPr>
-      <w:r>
-        <w:rPr>
-          <w:rFonts w:ascii="Calibri" w:hAnsi="Calibri" w:eastAsia="Calibri" w:cs="Calibri"/>
-          <w:b w:val="0"/>
-          <w:color w:val="000000"/>
-          <w:sz w:val="22"/>
-        </w:rPr>
-        <w:t xml:space="preserve">Revise original, compensado y pendiente en ambas. Una compensación parcial deja el resto abierto. Use </w:t>
+        <w:t>Distribuya depósitos únicamente contra el importe neto pendiente. No vuelva a incluir la misma NC como otra cobertura del depósito.</w:t>
+      </w:r>
+    </w:p>
+    <w:p>
+      <w:r>
+        <w:rPr>
+          <w:rFonts w:ascii="Calibri" w:hAnsi="Calibri" w:eastAsia="Calibri" w:cs="Calibri"/>
+          <w:b w:val="0"/>
+          <w:color w:val="000000"/>
+          <w:sz w:val="22"/>
+        </w:rPr>
+        <w:t>Ejemplo: aplicación US$100, NC confirmada US$20 y depósito US$30 dejan aplicado neto US$80 y CxC US$50. Si la reversión pretende reducir por debajo del efectivo ya utilizado, corrija primero los vínculos incompatibles; no esconda la aplicación ni cambie sus datos originales.</w:t>
+      </w:r>
+    </w:p>
+    <w:p>
+      <w:r>
+        <w:rPr>
+          <w:rFonts w:ascii="Calibri" w:hAnsi="Calibri" w:eastAsia="Calibri" w:cs="Calibri"/>
+          <w:b w:val="0"/>
+          <w:color w:val="000000"/>
+          <w:sz w:val="22"/>
+        </w:rPr>
+        <w:t xml:space="preserve">Si cambia la decisión a </w:t>
       </w:r>
       <w:r>
         <w:rPr>
@@ -7804,504 +7996,16 @@
           <w:color w:val="000000"/>
           <w:sz w:val="22"/>
         </w:rPr>
-        <w:t>Consultar saldo a fecha</w:t>
-      </w:r>
-      <w:r>
-        <w:rPr>
-          <w:rFonts w:ascii="Calibri" w:hAnsi="Calibri" w:eastAsia="Calibri" w:cs="Calibri"/>
-          <w:b w:val="0"/>
-          <w:color w:val="000000"/>
-          <w:sz w:val="22"/>
-        </w:rPr>
-        <w:t xml:space="preserve"> para revisar ese historial específico.</w:t>
-      </w:r>
-    </w:p>
-    <w:p>
-      <w:r>
-        <w:rPr>
-          <w:rFonts w:ascii="Calibri" w:hAnsi="Calibri" w:eastAsia="Calibri" w:cs="Calibri"/>
-          <w:b w:val="0"/>
-          <w:color w:val="000000"/>
-          <w:sz w:val="22"/>
-        </w:rPr>
-        <w:t xml:space="preserve">Ejemplo: débito de US$75 en abril y crédito correctivo de US$75 en agosto pueden quedar totalmente compensados. Con crédito US$50 quedan US$25 de la primera partida pendientes. Si se equivocó, use </w:t>
-      </w:r>
-      <w:r>
-        <w:rPr>
-          <w:rFonts w:ascii="Calibri" w:hAnsi="Calibri" w:eastAsia="Calibri" w:cs="Calibri"/>
-          <w:b/>
-          <w:color w:val="000000"/>
-          <w:sz w:val="22"/>
-        </w:rPr>
-        <w:t>Revertir compensación</w:t>
-      </w:r>
-      <w:r>
-        <w:rPr>
-          <w:rFonts w:ascii="Calibri" w:hAnsi="Calibri" w:eastAsia="Calibri" w:cs="Calibri"/>
-          <w:b w:val="0"/>
-          <w:color w:val="000000"/>
-          <w:sz w:val="22"/>
-        </w:rPr>
-        <w:t xml:space="preserve"> con fecha y motivo; no borre el historial ni registre otra compensación del mismo importe sin revisar disponibilidad.</w:t>
-      </w:r>
-    </w:p>
-    <w:p>
-      <w:bookmarkStart w:id="17" w:name="chapter_17"/>
-      <w:pPr>
-        <w:pStyle w:val="Heading1"/>
-      </w:pPr>
-      <w:r>
-        <w:t>Estado de cuenta al cliente</w:t>
-      </w:r>
-      <w:bookmarkEnd w:id="17"/>
-    </w:p>
-    <w:p>
-      <w:r>
-        <w:rPr>
-          <w:rFonts w:ascii="Calibri" w:hAnsi="Calibri" w:eastAsia="Calibri" w:cs="Calibri"/>
-          <w:b/>
-          <w:color w:val="000000"/>
-          <w:sz w:val="22"/>
-        </w:rPr>
-        <w:t>Estado de Cuenta Operativo</w:t>
-      </w:r>
-      <w:r>
-        <w:rPr>
-          <w:rFonts w:ascii="Calibri" w:hAnsi="Calibri" w:eastAsia="Calibri" w:cs="Calibri"/>
-          <w:b w:val="0"/>
-          <w:color w:val="000000"/>
-          <w:sz w:val="22"/>
-        </w:rPr>
-        <w:t xml:space="preserve"> presenta la posición actual por tipo de fila:</w:t>
-      </w:r>
-    </w:p>
-    <w:p>
-      <w:pPr>
-        <w:pStyle w:val="ListBullet"/>
-      </w:pPr>
-      <w:r>
-        <w:rPr>
-          <w:rFonts w:ascii="Calibri" w:hAnsi="Calibri" w:eastAsia="Calibri" w:cs="Calibri"/>
-          <w:b/>
-          <w:color w:val="000000"/>
-          <w:sz w:val="22"/>
-        </w:rPr>
-        <w:t>Cobranza</w:t>
-      </w:r>
-      <w:r>
-        <w:rPr>
-          <w:rFonts w:ascii="Calibri" w:hAnsi="Calibri" w:eastAsia="Calibri" w:cs="Calibri"/>
-          <w:b w:val="0"/>
-          <w:color w:val="000000"/>
-          <w:sz w:val="22"/>
-        </w:rPr>
-        <w:t>: importe solicitado, deducido, cuota no deducida y pendiente de aplicación en el core. Son controles informativos, no deuda calculada.</w:t>
-      </w:r>
-    </w:p>
-    <w:p>
-      <w:pPr>
-        <w:pStyle w:val="ListBullet"/>
-      </w:pPr>
-      <w:r>
-        <w:rPr>
-          <w:rFonts w:ascii="Calibri" w:hAnsi="Calibri" w:eastAsia="Calibri" w:cs="Calibri"/>
-          <w:b/>
-          <w:color w:val="000000"/>
-          <w:sz w:val="22"/>
-        </w:rPr>
-        <w:t>Aplicación</w:t>
-      </w:r>
-      <w:r>
-        <w:rPr>
-          <w:rFonts w:ascii="Calibri" w:hAnsi="Calibri" w:eastAsia="Calibri" w:cs="Calibri"/>
-          <w:b w:val="0"/>
-          <w:color w:val="000000"/>
-          <w:sz w:val="22"/>
-        </w:rPr>
-        <w:t>: aplicado neto de ajustes confirmados, depósito asignado, partidas complementarias y pendiente. Incluye histórico, operativo y aplicaciones sin período; si varias aplicaciones comparten una cobranza, su efectivo se cuenta una vez.</w:t>
-      </w:r>
-    </w:p>
-    <w:p>
-      <w:pPr>
-        <w:pStyle w:val="ListBullet"/>
-      </w:pPr>
-      <w:r>
-        <w:rPr>
-          <w:rFonts w:ascii="Calibri" w:hAnsi="Calibri" w:eastAsia="Calibri" w:cs="Calibri"/>
-          <w:b/>
-          <w:color w:val="000000"/>
-          <w:sz w:val="22"/>
-        </w:rPr>
-        <w:t>Partida complementaria</w:t>
-      </w:r>
-      <w:r>
-        <w:rPr>
-          <w:rFonts w:ascii="Calibri" w:hAnsi="Calibri" w:eastAsia="Calibri" w:cs="Calibri"/>
-          <w:b w:val="0"/>
-          <w:color w:val="000000"/>
-          <w:sz w:val="22"/>
-        </w:rPr>
-        <w:t>: importe original, utilizado, pendiente financiero, situación contable y saldo a favor pendiente de gestión. El documento enlazado conserva las gestiones y sus reversiones.</w:t>
-      </w:r>
-    </w:p>
-    <w:p>
-      <w:pPr>
-        <w:pStyle w:val="ListBullet"/>
-      </w:pPr>
-      <w:r>
-        <w:rPr>
-          <w:rFonts w:ascii="Calibri" w:hAnsi="Calibri" w:eastAsia="Calibri" w:cs="Calibri"/>
-          <w:b/>
-          <w:color w:val="000000"/>
-          <w:sz w:val="22"/>
-        </w:rPr>
-        <w:t>CxC por ajuste</w:t>
-      </w:r>
-      <w:r>
-        <w:rPr>
-          <w:rFonts w:ascii="Calibri" w:hAnsi="Calibri" w:eastAsia="Calibri" w:cs="Calibri"/>
-          <w:b w:val="0"/>
-          <w:color w:val="000000"/>
-          <w:sz w:val="22"/>
-        </w:rPr>
-        <w:t>: faltante trasladado a una partida, con su pendiente después de cobros o compensaciones vinculados. No se confunde con el saldo financiero utilizado para cuadrar el depósito.</w:t>
-      </w:r>
-    </w:p>
-    <w:p>
-      <w:r>
-        <w:rPr>
-          <w:rFonts w:ascii="Calibri" w:hAnsi="Calibri" w:eastAsia="Calibri" w:cs="Calibri"/>
-          <w:b w:val="0"/>
-          <w:color w:val="000000"/>
-          <w:sz w:val="22"/>
-        </w:rPr>
-        <w:t xml:space="preserve">Use </w:t>
-      </w:r>
-      <w:r>
-        <w:rPr>
-          <w:rFonts w:ascii="Calibri" w:hAnsi="Calibri" w:eastAsia="Calibri" w:cs="Calibri"/>
-          <w:b/>
-          <w:color w:val="000000"/>
-          <w:sz w:val="22"/>
-        </w:rPr>
-        <w:t>Tipo de posición</w:t>
-      </w:r>
-      <w:r>
-        <w:rPr>
-          <w:rFonts w:ascii="Calibri" w:hAnsi="Calibri" w:eastAsia="Calibri" w:cs="Calibri"/>
-          <w:b w:val="0"/>
-          <w:color w:val="000000"/>
-          <w:sz w:val="22"/>
-        </w:rPr>
-        <w:t xml:space="preserve"> para reducir las columnas cuando revise una etapa. La cobranza solicitada y lo no deducido son datos informativos de la primera conciliación: </w:t>
-      </w:r>
-      <w:r>
-        <w:rPr>
-          <w:rFonts w:ascii="Calibri" w:hAnsi="Calibri" w:eastAsia="Calibri" w:cs="Calibri"/>
-          <w:b/>
-          <w:color w:val="000000"/>
-          <w:sz w:val="22"/>
-        </w:rPr>
-        <w:t>no generan una cuenta por cobrar</w:t>
-      </w:r>
-      <w:r>
-        <w:rPr>
-          <w:rFonts w:ascii="Calibri" w:hAnsi="Calibri" w:eastAsia="Calibri" w:cs="Calibri"/>
-          <w:b w:val="0"/>
-          <w:color w:val="000000"/>
-          <w:sz w:val="22"/>
-        </w:rPr>
-        <w:t xml:space="preserve">. La CxC de esta herramienta es el </w:t>
-      </w:r>
-      <w:r>
-        <w:rPr>
-          <w:rFonts w:ascii="Calibri" w:hAnsi="Calibri" w:eastAsia="Calibri" w:cs="Calibri"/>
-          <w:b/>
-          <w:color w:val="000000"/>
-          <w:sz w:val="22"/>
-        </w:rPr>
-        <w:t>aplicado en el core menos depósitos asignados y compensaciones confirmadas vinculadas</w:t>
-      </w:r>
-      <w:r>
-        <w:rPr>
-          <w:rFonts w:ascii="Calibri" w:hAnsi="Calibri" w:eastAsia="Calibri" w:cs="Calibri"/>
-          <w:b w:val="0"/>
-          <w:color w:val="000000"/>
-          <w:sz w:val="22"/>
-        </w:rPr>
-        <w:t>. El aplicado neto ya descuenta los ajustes a aplicaciones; no se restan dos veces. Las diferencias por tolerancia se presentan como partidas complementarias, sin columnas adicionales de redondeo o efectivo de ajustes. Por ejemplo, aplicado US$100, ajuste confirmado US$20 y depósito US$30 dejan CxC US$50, sin importar cuánto se había solicitado cobrar.</w:t>
-      </w:r>
-    </w:p>
-    <w:p>
-      <w:r>
-        <w:rPr>
-          <w:rFonts w:ascii="Calibri" w:hAnsi="Calibri" w:eastAsia="Calibri" w:cs="Calibri"/>
-          <w:b w:val="0"/>
-          <w:color w:val="000000"/>
-          <w:sz w:val="22"/>
-        </w:rPr>
-        <w:t>La CxC y el saldo a favor pendiente de gestión no se compensan automáticamente. Las partidas genéricas de empresa no se atribuyen automáticamente a una persona. Los enlaces de origen y las filas identificadas permiten revisar las aplicaciones agrupadas.</w:t>
-      </w:r>
-    </w:p>
-    <w:p>
-      <w:r>
-        <w:rPr>
-          <w:rFonts w:ascii="Calibri" w:hAnsi="Calibri" w:eastAsia="Calibri" w:cs="Calibri"/>
-          <w:b w:val="0"/>
-          <w:color w:val="000000"/>
-          <w:sz w:val="22"/>
-        </w:rPr>
-        <w:t>Los filtros Desde/Hasta usan el mes de cobranza, la fecha de aplicación o la fecha de la partida según su tipo. No reconstruyen un saldo de fecha pasada. El resumen y la antigüedad recuperan todas las páginas de datos autorizadas, sin cortar los totales en 10000 períodos o 100000 filas.</w:t>
-      </w:r>
-    </w:p>
-    <w:p>
-      <w:r>
-        <w:rPr>
-          <w:rFonts w:ascii="Calibri" w:hAnsi="Calibri" w:eastAsia="Calibri" w:cs="Calibri"/>
-          <w:b w:val="0"/>
-          <w:color w:val="000000"/>
-          <w:sz w:val="22"/>
-        </w:rPr>
-        <w:t xml:space="preserve">El reporte </w:t>
-      </w:r>
-      <w:r>
-        <w:rPr>
-          <w:rFonts w:ascii="Calibri" w:hAnsi="Calibri" w:eastAsia="Calibri" w:cs="Calibri"/>
-          <w:b/>
-          <w:color w:val="000000"/>
-          <w:sz w:val="22"/>
-        </w:rPr>
-        <w:t>Estado de Cuenta Operativo</w:t>
-      </w:r>
-      <w:r>
-        <w:rPr>
-          <w:rFonts w:ascii="Calibri" w:hAnsi="Calibri" w:eastAsia="Calibri" w:cs="Calibri"/>
-          <w:b w:val="0"/>
-          <w:color w:val="000000"/>
-          <w:sz w:val="22"/>
-        </w:rPr>
-        <w:t xml:space="preserve"> debe acompanarse del estado oficial del core cuando se requiera capital, intereses y saldo contractual. El reporte de esta app explica las partidas en transito:</w:t>
-      </w:r>
-    </w:p>
-    <w:p>
-      <w:pPr>
-        <w:pStyle w:val="ListBullet"/>
-      </w:pPr>
-      <w:r>
-        <w:rPr>
-          <w:rFonts w:ascii="Calibri" w:hAnsi="Calibri" w:eastAsia="Calibri" w:cs="Calibri"/>
-          <w:b w:val="0"/>
-          <w:color w:val="000000"/>
-          <w:sz w:val="22"/>
-        </w:rPr>
-        <w:t>cobrado en planilla;</w:t>
-      </w:r>
-    </w:p>
-    <w:p>
-      <w:pPr>
-        <w:pStyle w:val="ListBullet"/>
-      </w:pPr>
-      <w:r>
-        <w:rPr>
-          <w:rFonts w:ascii="Calibri" w:hAnsi="Calibri" w:eastAsia="Calibri" w:cs="Calibri"/>
-          <w:b w:val="0"/>
-          <w:color w:val="000000"/>
-          <w:sz w:val="22"/>
-        </w:rPr>
-        <w:t>deducido al trabajador;</w:t>
-      </w:r>
-    </w:p>
-    <w:p>
-      <w:pPr>
-        <w:pStyle w:val="ListBullet"/>
-      </w:pPr>
-      <w:r>
-        <w:rPr>
-          <w:rFonts w:ascii="Calibri" w:hAnsi="Calibri" w:eastAsia="Calibri" w:cs="Calibri"/>
-          <w:b w:val="0"/>
-          <w:color w:val="000000"/>
-          <w:sz w:val="22"/>
-        </w:rPr>
-        <w:t>diferencia de cobranza pendiente de aclarar (informativa);</w:t>
-      </w:r>
-    </w:p>
-    <w:p>
-      <w:pPr>
-        <w:pStyle w:val="ListBullet"/>
-      </w:pPr>
-      <w:r>
-        <w:rPr>
-          <w:rFonts w:ascii="Calibri" w:hAnsi="Calibri" w:eastAsia="Calibri" w:cs="Calibri"/>
-          <w:b w:val="0"/>
-          <w:color w:val="000000"/>
-          <w:sz w:val="22"/>
-        </w:rPr>
-        <w:t>deducido pero pendiente de aplicar en el core;</w:t>
-      </w:r>
-    </w:p>
-    <w:p>
-      <w:pPr>
-        <w:pStyle w:val="ListBullet"/>
-      </w:pPr>
-      <w:r>
-        <w:rPr>
-          <w:rFonts w:ascii="Calibri" w:hAnsi="Calibri" w:eastAsia="Calibri" w:cs="Calibri"/>
-          <w:b w:val="0"/>
-          <w:color w:val="000000"/>
-          <w:sz w:val="22"/>
-        </w:rPr>
-        <w:t>cuenta por cobrar a la empresa;</w:t>
-      </w:r>
-    </w:p>
-    <w:p>
-      <w:pPr>
-        <w:pStyle w:val="ListBullet"/>
-      </w:pPr>
-      <w:r>
-        <w:rPr>
-          <w:rFonts w:ascii="Calibri" w:hAnsi="Calibri" w:eastAsia="Calibri" w:cs="Calibri"/>
-          <w:b w:val="0"/>
-          <w:color w:val="000000"/>
-          <w:sz w:val="22"/>
-        </w:rPr>
-        <w:t>aplicado y depositado/compensado.</w:t>
-      </w:r>
-    </w:p>
-    <w:p>
-      <w:pPr>
-        <w:pStyle w:val="ListBullet"/>
-      </w:pPr>
-      <w:r>
-        <w:rPr>
-          <w:rFonts w:ascii="Calibri" w:hAnsi="Calibri" w:eastAsia="Calibri" w:cs="Calibri"/>
-          <w:b w:val="0"/>
-          <w:color w:val="000000"/>
-          <w:sz w:val="22"/>
-        </w:rPr>
-        <w:t>partida complementaria y diferencia cambiaria, cuando existan, separadas del pago al crédito.</w:t>
-      </w:r>
-    </w:p>
-    <w:p>
-      <w:r>
-        <w:rPr>
-          <w:rFonts w:ascii="Calibri" w:hAnsi="Calibri" w:eastAsia="Calibri" w:cs="Calibri"/>
-          <w:b w:val="0"/>
-          <w:color w:val="000000"/>
-          <w:sz w:val="22"/>
-        </w:rPr>
-        <w:t xml:space="preserve">Ante una consulta, no se presenta la diferencia de cobranza como saldo contractual del trabajador. Si el core aún no refleja la aplicación, el estado debe indicar </w:t>
-      </w:r>
-      <w:r>
-        <w:rPr>
-          <w:rFonts w:ascii="Calibri" w:hAnsi="Calibri" w:eastAsia="Calibri" w:cs="Calibri"/>
-          <w:b w:val="0"/>
-          <w:color w:val="000000"/>
-          <w:sz w:val="22"/>
-        </w:rPr>
-        <w:t>Deducido por la empresa; pendiente de aplicar en el core</w:t>
-      </w:r>
-      <w:r>
-        <w:rPr>
-          <w:rFonts w:ascii="Calibri" w:hAnsi="Calibri" w:eastAsia="Calibri" w:cs="Calibri"/>
-          <w:b w:val="0"/>
-          <w:color w:val="000000"/>
-          <w:sz w:val="22"/>
-        </w:rPr>
-        <w:t xml:space="preserve"> y mostrar la referencia disponible, sin generar CxC de aplicación ficticia.</w:t>
-      </w:r>
-    </w:p>
-    <w:p>
-      <w:bookmarkStart w:id="18" w:name="chapter_18"/>
-      <w:pPr>
-        <w:pStyle w:val="Heading1"/>
-      </w:pPr>
-      <w:r>
-        <w:t>Cierre y controles</w:t>
-      </w:r>
-      <w:bookmarkEnd w:id="18"/>
-    </w:p>
-    <w:p>
-      <w:pPr>
-        <w:pStyle w:val="ListBullet"/>
-      </w:pPr>
-      <w:r>
-        <w:rPr>
-          <w:rFonts w:ascii="Calibri" w:hAnsi="Calibri" w:eastAsia="Calibri" w:cs="Calibri"/>
-          <w:b w:val="0"/>
-          <w:color w:val="000000"/>
-          <w:sz w:val="22"/>
-        </w:rPr>
-        <w:t>Resolver o justificar todas las excepciones.</w:t>
-      </w:r>
-    </w:p>
-    <w:p>
-      <w:pPr>
-        <w:pStyle w:val="ListBullet"/>
-      </w:pPr>
-      <w:r>
-        <w:rPr>
-          <w:rFonts w:ascii="Calibri" w:hAnsi="Calibri" w:eastAsia="Calibri" w:cs="Calibri"/>
-          <w:b w:val="0"/>
-          <w:color w:val="000000"/>
-          <w:sz w:val="22"/>
-        </w:rPr>
-        <w:t>Verificar que las aplicaciones conciliadas tengan cobertura trazable por depósito asignado o compensación confirmada y vinculada.</w:t>
-      </w:r>
-    </w:p>
-    <w:p>
-      <w:pPr>
-        <w:pStyle w:val="ListBullet"/>
-      </w:pPr>
-      <w:r>
-        <w:rPr>
-          <w:rFonts w:ascii="Calibri" w:hAnsi="Calibri" w:eastAsia="Calibri" w:cs="Calibri"/>
-          <w:b w:val="0"/>
-          <w:color w:val="000000"/>
-          <w:sz w:val="22"/>
-        </w:rPr>
-        <w:t>Registrar un corte de control mensual si aún hay partidas abiertas, sin presentarlo como liquidación.</w:t>
-      </w:r>
-    </w:p>
-    <w:p>
-      <w:pPr>
-        <w:pStyle w:val="ListBullet"/>
-      </w:pPr>
-      <w:r>
-        <w:rPr>
-          <w:rFonts w:ascii="Calibri" w:hAnsi="Calibri" w:eastAsia="Calibri" w:cs="Calibri"/>
-          <w:b w:val="0"/>
-          <w:color w:val="000000"/>
-          <w:sz w:val="22"/>
-        </w:rPr>
-        <w:t>Cerrar el período después de resolver las revisiones de cobranza y liquidar las aplicaciones; las diferencias de la primera conciliación no se presentan como CxC.</w:t>
-      </w:r>
-    </w:p>
-    <w:p>
-      <w:pPr>
-        <w:pStyle w:val="ListBullet"/>
-      </w:pPr>
-      <w:r>
-        <w:rPr>
-          <w:rFonts w:ascii="Calibri" w:hAnsi="Calibri" w:eastAsia="Calibri" w:cs="Calibri"/>
-          <w:b w:val="0"/>
-          <w:color w:val="000000"/>
-          <w:sz w:val="22"/>
-        </w:rPr>
-        <w:t>Conservar los archivos originales, su hash, usuario y fecha de importacion.</w:t>
-      </w:r>
-    </w:p>
-    <w:p>
-      <w:pPr>
-        <w:pStyle w:val="ListBullet"/>
-      </w:pPr>
-      <w:r>
-        <w:rPr>
-          <w:rFonts w:ascii="Calibri" w:hAnsi="Calibri" w:eastAsia="Calibri" w:cs="Calibri"/>
-          <w:b w:val="0"/>
-          <w:color w:val="000000"/>
-          <w:sz w:val="22"/>
-        </w:rPr>
-        <w:t>Restringir acceso porque los archivos contienen cedulas e informacion salarial.</w:t>
+        <w:t>Partida de depósito</w:t>
+      </w:r>
+      <w:r>
+        <w:rPr>
+          <w:rFonts w:ascii="Calibri" w:hAnsi="Calibri" w:eastAsia="Calibri" w:cs="Calibri"/>
+          <w:b w:val="0"/>
+          <w:color w:val="000000"/>
+          <w:sz w:val="22"/>
+        </w:rPr>
+        <w:t>, guarde y revise que se retire el vínculo financiero con la aplicación y que el ajuste quede en cero. Confirme la partida antes de agregarla al depósito. Revise siempre el resultado; cambiar una etiqueta sin guardar no modifica el tratamiento.</w:t>
       </w:r>
     </w:p>
     <w:p>
@@ -8309,7 +8013,7 @@
         <w:pStyle w:val="Heading2"/>
       </w:pPr>
       <w:r>
-        <w:t>Cerrar y reabrir un período</w:t>
+        <w:t>Compensar dos partidas internas</w:t>
       </w:r>
     </w:p>
     <w:p>
@@ -8327,43 +8031,7 @@
           <w:color w:val="000000"/>
           <w:sz w:val="22"/>
         </w:rPr>
-        <w:t xml:space="preserve">Revise </w:t>
-      </w:r>
-      <w:r>
-        <w:rPr>
-          <w:rFonts w:ascii="Calibri" w:hAnsi="Calibri" w:eastAsia="Calibri" w:cs="Calibri"/>
-          <w:b/>
-          <w:color w:val="000000"/>
-          <w:sz w:val="22"/>
-        </w:rPr>
-        <w:t>Pendientes detectados</w:t>
-      </w:r>
-      <w:r>
-        <w:rPr>
-          <w:rFonts w:ascii="Calibri" w:hAnsi="Calibri" w:eastAsia="Calibri" w:cs="Calibri"/>
-          <w:b w:val="0"/>
-          <w:color w:val="000000"/>
-          <w:sz w:val="22"/>
-        </w:rPr>
-        <w:t xml:space="preserve">, </w:t>
-      </w:r>
-      <w:r>
-        <w:rPr>
-          <w:rFonts w:ascii="Calibri" w:hAnsi="Calibri" w:eastAsia="Calibri" w:cs="Calibri"/>
-          <w:b/>
-          <w:color w:val="000000"/>
-          <w:sz w:val="22"/>
-        </w:rPr>
-        <w:t>Excepciones del período</w:t>
-      </w:r>
-      <w:r>
-        <w:rPr>
-          <w:rFonts w:ascii="Calibri" w:hAnsi="Calibri" w:eastAsia="Calibri" w:cs="Calibri"/>
-          <w:b w:val="0"/>
-          <w:color w:val="000000"/>
-          <w:sz w:val="22"/>
-        </w:rPr>
-        <w:t>, aplicaciones y depósitos vinculados. Un período histórico no puede cerrarse sin aplicaciones efectivas asignadas.</w:t>
+        <w:t>Identifique las dos partidas que se cancelan, incluso si fueron registradas en meses distintos. Conserve ambos asientos y el motivo de la corrección.</w:t>
       </w:r>
     </w:p>
     <w:p>
@@ -8381,7 +8049,25 @@
           <w:color w:val="000000"/>
           <w:sz w:val="22"/>
         </w:rPr>
-        <w:t>Resuelva los destinos inválidos y los detalles de depósito por revisar. Verifique que el aplicado neto esté cubierto por depósitos o ajustes confirmados y que no haya excepciones abiertas del período.</w:t>
+        <w:t xml:space="preserve">Desde una partida apta, pulse </w:t>
+      </w:r>
+      <w:r>
+        <w:rPr>
+          <w:rFonts w:ascii="Calibri" w:hAnsi="Calibri" w:eastAsia="Calibri" w:cs="Calibri"/>
+          <w:b/>
+          <w:color w:val="000000"/>
+          <w:sz w:val="22"/>
+        </w:rPr>
+        <w:t>Compensar con otra partida</w:t>
+      </w:r>
+      <w:r>
+        <w:rPr>
+          <w:rFonts w:ascii="Calibri" w:hAnsi="Calibri" w:eastAsia="Calibri" w:cs="Calibri"/>
+          <w:b w:val="0"/>
+          <w:color w:val="000000"/>
+          <w:sz w:val="22"/>
+        </w:rPr>
+        <w:t>, seleccione la contraparte e indique importe, fecha y motivo. Confirme que ambas corresponden al mismo caso.</w:t>
       </w:r>
     </w:p>
     <w:p>
@@ -8399,7 +8085,7 @@
           <w:color w:val="000000"/>
           <w:sz w:val="22"/>
         </w:rPr>
-        <w:t>En operativo, confirme el detalle de deducción y resuelva la primera conciliación. Una diferencia de cobranza o cuota no deducida impide el cierre definitivo, aunque no sea CxC; registre un corte de control para rendir con pendientes.</w:t>
+        <w:t>Revise empresa e importes de signo contrario y disponibles. Si no tienen empresa identificada, la verificación expresa no sustituye la evidencia contable.</w:t>
       </w:r>
     </w:p>
     <w:p>
@@ -8417,43 +8103,7 @@
           <w:color w:val="000000"/>
           <w:sz w:val="22"/>
         </w:rPr>
-        <w:t xml:space="preserve">Guarde y pulse </w:t>
-      </w:r>
-      <w:r>
-        <w:rPr>
-          <w:rFonts w:ascii="Calibri" w:hAnsi="Calibri" w:eastAsia="Calibri" w:cs="Calibri"/>
-          <w:b/>
-          <w:color w:val="000000"/>
-          <w:sz w:val="22"/>
-        </w:rPr>
-        <w:t>Cerrar período</w:t>
-      </w:r>
-      <w:r>
-        <w:rPr>
-          <w:rFonts w:ascii="Calibri" w:hAnsi="Calibri" w:eastAsia="Calibri" w:cs="Calibri"/>
-          <w:b w:val="0"/>
-          <w:color w:val="000000"/>
-          <w:sz w:val="22"/>
-        </w:rPr>
-        <w:t xml:space="preserve"> o </w:t>
-      </w:r>
-      <w:r>
-        <w:rPr>
-          <w:rFonts w:ascii="Calibri" w:hAnsi="Calibri" w:eastAsia="Calibri" w:cs="Calibri"/>
-          <w:b/>
-          <w:color w:val="000000"/>
-          <w:sz w:val="22"/>
-        </w:rPr>
-        <w:t>Cerrar período histórico</w:t>
-      </w:r>
-      <w:r>
-        <w:rPr>
-          <w:rFonts w:ascii="Calibri" w:hAnsi="Calibri" w:eastAsia="Calibri" w:cs="Calibri"/>
-          <w:b w:val="0"/>
-          <w:color w:val="000000"/>
-          <w:sz w:val="22"/>
-        </w:rPr>
-        <w:t>, según la modalidad. Lea el mensaje; si falla, corrija el caso indicado, no el campo Estado.</w:t>
+        <w:t>Confirme la compensación. La app registra la relación en ambas partidas; no crea un depósito ni modifica aplicaciones de crédito.</w:t>
       </w:r>
     </w:p>
     <w:p>
@@ -8471,7 +8121,7 @@
           <w:color w:val="000000"/>
           <w:sz w:val="22"/>
         </w:rPr>
-        <w:t xml:space="preserve">Compruebe </w:t>
+        <w:t xml:space="preserve">Revise original, compensado y pendiente en ambas. Una compensación parcial deja el resto abierto. Use </w:t>
       </w:r>
       <w:r>
         <w:rPr>
@@ -8480,34 +8130,27 @@
           <w:color w:val="000000"/>
           <w:sz w:val="22"/>
         </w:rPr>
-        <w:t>Cerrado</w:t>
-      </w:r>
-      <w:r>
-        <w:rPr>
-          <w:rFonts w:ascii="Calibri" w:hAnsi="Calibri" w:eastAsia="Calibri" w:cs="Calibri"/>
-          <w:b w:val="0"/>
-          <w:color w:val="000000"/>
-          <w:sz w:val="22"/>
-        </w:rPr>
-        <w:t xml:space="preserve"> y el resultado financiero conservado en el detalle. Cerrar bloquea edición; no garantiza que toda gestión externa de un saldo a favor o asiento contable haya terminado. Revise esas partidas en la bandeja de trabajo.</w:t>
-      </w:r>
-    </w:p>
-    <w:p>
-      <w:pPr>
-        <w:numPr>
-          <w:ilvl w:val="0"/>
-          <w:numId w:val="23"/>
-        </w:numPr>
-        <w:spacing w:after="100"/>
-      </w:pPr>
-      <w:r>
-        <w:rPr>
-          <w:rFonts w:ascii="Calibri" w:hAnsi="Calibri" w:eastAsia="Calibri" w:cs="Calibri"/>
-          <w:b w:val="0"/>
-          <w:color w:val="000000"/>
-          <w:sz w:val="22"/>
-        </w:rPr>
-        <w:t xml:space="preserve">Para una corrección posterior, el supervisor o administrador usa </w:t>
+        <w:t>Consultar saldo a fecha</w:t>
+      </w:r>
+      <w:r>
+        <w:rPr>
+          <w:rFonts w:ascii="Calibri" w:hAnsi="Calibri" w:eastAsia="Calibri" w:cs="Calibri"/>
+          <w:b w:val="0"/>
+          <w:color w:val="000000"/>
+          <w:sz w:val="22"/>
+        </w:rPr>
+        <w:t xml:space="preserve"> para revisar ese historial específico.</w:t>
+      </w:r>
+    </w:p>
+    <w:p>
+      <w:r>
+        <w:rPr>
+          <w:rFonts w:ascii="Calibri" w:hAnsi="Calibri" w:eastAsia="Calibri" w:cs="Calibri"/>
+          <w:b w:val="0"/>
+          <w:color w:val="000000"/>
+          <w:sz w:val="22"/>
+        </w:rPr>
+        <w:t xml:space="preserve">Ejemplo: débito de US$75 en abril y crédito correctivo de US$75 en agosto pueden quedar totalmente compensados. Con crédito US$50 quedan US$25 de la primera partida pendientes. Si se equivocó, use </w:t>
       </w:r>
       <w:r>
         <w:rPr>
@@ -8516,17 +8159,27 @@
           <w:color w:val="000000"/>
           <w:sz w:val="22"/>
         </w:rPr>
-        <w:t>Reabrir período</w:t>
-      </w:r>
-      <w:r>
-        <w:rPr>
-          <w:rFonts w:ascii="Calibri" w:hAnsi="Calibri" w:eastAsia="Calibri" w:cs="Calibri"/>
-          <w:b w:val="0"/>
-          <w:color w:val="000000"/>
-          <w:sz w:val="22"/>
-        </w:rPr>
-        <w:t>, indica motivo y revisa las operaciones afectadas. Conserve la evidencia de la reapertura y cierre nuevamente cuando proceda.</w:t>
-      </w:r>
+        <w:t>Revertir compensación</w:t>
+      </w:r>
+      <w:r>
+        <w:rPr>
+          <w:rFonts w:ascii="Calibri" w:hAnsi="Calibri" w:eastAsia="Calibri" w:cs="Calibri"/>
+          <w:b w:val="0"/>
+          <w:color w:val="000000"/>
+          <w:sz w:val="22"/>
+        </w:rPr>
+        <w:t xml:space="preserve"> con fecha y motivo; no borre el historial ni registre otra compensación del mismo importe sin revisar disponibilidad.</w:t>
+      </w:r>
+    </w:p>
+    <w:p>
+      <w:bookmarkStart w:id="17" w:name="chapter_17"/>
+      <w:pPr>
+        <w:pStyle w:val="Heading1"/>
+      </w:pPr>
+      <w:r>
+        <w:t>Estado de cuenta al cliente</w:t>
+      </w:r>
+      <w:bookmarkEnd w:id="17"/>
     </w:p>
     <w:p>
       <w:r>
@@ -8536,17 +8189,22 @@
           <w:color w:val="000000"/>
           <w:sz w:val="22"/>
         </w:rPr>
-        <w:t>Registrar corte de control</w:t>
-      </w:r>
-      <w:r>
-        <w:rPr>
-          <w:rFonts w:ascii="Calibri" w:hAnsi="Calibri" w:eastAsia="Calibri" w:cs="Calibri"/>
-          <w:b w:val="0"/>
-          <w:color w:val="000000"/>
-          <w:sz w:val="22"/>
-        </w:rPr>
-        <w:t xml:space="preserve"> sirve para conservar Excel y JSON privados con las cifras de ese momento, fecha y motivo o próxima gestión. </w:t>
-      </w:r>
+        <w:t>Estado de Cuenta Operativo</w:t>
+      </w:r>
+      <w:r>
+        <w:rPr>
+          <w:rFonts w:ascii="Calibri" w:hAnsi="Calibri" w:eastAsia="Calibri" w:cs="Calibri"/>
+          <w:b w:val="0"/>
+          <w:color w:val="000000"/>
+          <w:sz w:val="22"/>
+        </w:rPr>
+        <w:t xml:space="preserve"> presenta la posición actual por tipo de fila:</w:t>
+      </w:r>
+    </w:p>
+    <w:p>
+      <w:pPr>
+        <w:pStyle w:val="ListBullet"/>
+      </w:pPr>
       <w:r>
         <w:rPr>
           <w:rFonts w:ascii="Calibri" w:hAnsi="Calibri" w:eastAsia="Calibri" w:cs="Calibri"/>
@@ -8554,77 +8212,422 @@
           <w:color w:val="000000"/>
           <w:sz w:val="22"/>
         </w:rPr>
-        <w:t>Más opciones → Ver cortes registrados</w:t>
-      </w:r>
-      <w:r>
-        <w:rPr>
-          <w:rFonts w:ascii="Calibri" w:hAnsi="Calibri" w:eastAsia="Calibri" w:cs="Calibri"/>
-          <w:b w:val="0"/>
-          <w:color w:val="000000"/>
-          <w:sz w:val="22"/>
-        </w:rPr>
-        <w:t xml:space="preserve"> permite recuperarlos. No equivale a cerrar, no paga deuda y no impide recibir evidencia tardía.</w:t>
-      </w:r>
-    </w:p>
-    <w:p>
-      <w:bookmarkStart w:id="19" w:name="chapter_19"/>
+        <w:t>Cobranza</w:t>
+      </w:r>
+      <w:r>
+        <w:rPr>
+          <w:rFonts w:ascii="Calibri" w:hAnsi="Calibri" w:eastAsia="Calibri" w:cs="Calibri"/>
+          <w:b w:val="0"/>
+          <w:color w:val="000000"/>
+          <w:sz w:val="22"/>
+        </w:rPr>
+        <w:t>: importe solicitado, deducido, cuota no deducida y pendiente de aplicación en el core. Son controles informativos, no deuda calculada.</w:t>
+      </w:r>
+    </w:p>
+    <w:p>
+      <w:pPr>
+        <w:pStyle w:val="ListBullet"/>
+      </w:pPr>
+      <w:r>
+        <w:rPr>
+          <w:rFonts w:ascii="Calibri" w:hAnsi="Calibri" w:eastAsia="Calibri" w:cs="Calibri"/>
+          <w:b/>
+          <w:color w:val="000000"/>
+          <w:sz w:val="22"/>
+        </w:rPr>
+        <w:t>Aplicación</w:t>
+      </w:r>
+      <w:r>
+        <w:rPr>
+          <w:rFonts w:ascii="Calibri" w:hAnsi="Calibri" w:eastAsia="Calibri" w:cs="Calibri"/>
+          <w:b w:val="0"/>
+          <w:color w:val="000000"/>
+          <w:sz w:val="22"/>
+        </w:rPr>
+        <w:t>: aplicado neto de ajustes confirmados, depósito asignado, partidas complementarias y pendiente. Incluye histórico, operativo y aplicaciones sin período; si varias aplicaciones comparten una cobranza, su efectivo se cuenta una vez.</w:t>
+      </w:r>
+    </w:p>
+    <w:p>
+      <w:pPr>
+        <w:pStyle w:val="ListBullet"/>
+      </w:pPr>
+      <w:r>
+        <w:rPr>
+          <w:rFonts w:ascii="Calibri" w:hAnsi="Calibri" w:eastAsia="Calibri" w:cs="Calibri"/>
+          <w:b/>
+          <w:color w:val="000000"/>
+          <w:sz w:val="22"/>
+        </w:rPr>
+        <w:t>Partida complementaria</w:t>
+      </w:r>
+      <w:r>
+        <w:rPr>
+          <w:rFonts w:ascii="Calibri" w:hAnsi="Calibri" w:eastAsia="Calibri" w:cs="Calibri"/>
+          <w:b w:val="0"/>
+          <w:color w:val="000000"/>
+          <w:sz w:val="22"/>
+        </w:rPr>
+        <w:t>: importe original, utilizado, pendiente financiero, situación contable y saldo a favor pendiente de gestión. El documento enlazado conserva las gestiones y sus reversiones.</w:t>
+      </w:r>
+    </w:p>
+    <w:p>
+      <w:pPr>
+        <w:pStyle w:val="ListBullet"/>
+      </w:pPr>
+      <w:r>
+        <w:rPr>
+          <w:rFonts w:ascii="Calibri" w:hAnsi="Calibri" w:eastAsia="Calibri" w:cs="Calibri"/>
+          <w:b/>
+          <w:color w:val="000000"/>
+          <w:sz w:val="22"/>
+        </w:rPr>
+        <w:t>CxC por ajuste</w:t>
+      </w:r>
+      <w:r>
+        <w:rPr>
+          <w:rFonts w:ascii="Calibri" w:hAnsi="Calibri" w:eastAsia="Calibri" w:cs="Calibri"/>
+          <w:b w:val="0"/>
+          <w:color w:val="000000"/>
+          <w:sz w:val="22"/>
+        </w:rPr>
+        <w:t>: faltante trasladado a una partida, con su pendiente después de cobros o compensaciones vinculados. No se confunde con el saldo financiero utilizado para cuadrar el depósito.</w:t>
+      </w:r>
+    </w:p>
+    <w:p>
+      <w:r>
+        <w:rPr>
+          <w:rFonts w:ascii="Calibri" w:hAnsi="Calibri" w:eastAsia="Calibri" w:cs="Calibri"/>
+          <w:b w:val="0"/>
+          <w:color w:val="000000"/>
+          <w:sz w:val="22"/>
+        </w:rPr>
+        <w:t xml:space="preserve">Use </w:t>
+      </w:r>
+      <w:r>
+        <w:rPr>
+          <w:rFonts w:ascii="Calibri" w:hAnsi="Calibri" w:eastAsia="Calibri" w:cs="Calibri"/>
+          <w:b/>
+          <w:color w:val="000000"/>
+          <w:sz w:val="22"/>
+        </w:rPr>
+        <w:t>Tipo de posición</w:t>
+      </w:r>
+      <w:r>
+        <w:rPr>
+          <w:rFonts w:ascii="Calibri" w:hAnsi="Calibri" w:eastAsia="Calibri" w:cs="Calibri"/>
+          <w:b w:val="0"/>
+          <w:color w:val="000000"/>
+          <w:sz w:val="22"/>
+        </w:rPr>
+        <w:t xml:space="preserve"> para reducir las columnas cuando revise una etapa. La cobranza solicitada y lo no deducido son datos informativos de la primera conciliación: </w:t>
+      </w:r>
+      <w:r>
+        <w:rPr>
+          <w:rFonts w:ascii="Calibri" w:hAnsi="Calibri" w:eastAsia="Calibri" w:cs="Calibri"/>
+          <w:b/>
+          <w:color w:val="000000"/>
+          <w:sz w:val="22"/>
+        </w:rPr>
+        <w:t>no generan una cuenta por cobrar</w:t>
+      </w:r>
+      <w:r>
+        <w:rPr>
+          <w:rFonts w:ascii="Calibri" w:hAnsi="Calibri" w:eastAsia="Calibri" w:cs="Calibri"/>
+          <w:b w:val="0"/>
+          <w:color w:val="000000"/>
+          <w:sz w:val="22"/>
+        </w:rPr>
+        <w:t xml:space="preserve">. La CxC de esta herramienta es el </w:t>
+      </w:r>
+      <w:r>
+        <w:rPr>
+          <w:rFonts w:ascii="Calibri" w:hAnsi="Calibri" w:eastAsia="Calibri" w:cs="Calibri"/>
+          <w:b/>
+          <w:color w:val="000000"/>
+          <w:sz w:val="22"/>
+        </w:rPr>
+        <w:t>aplicado en el core menos depósitos asignados y compensaciones confirmadas vinculadas</w:t>
+      </w:r>
+      <w:r>
+        <w:rPr>
+          <w:rFonts w:ascii="Calibri" w:hAnsi="Calibri" w:eastAsia="Calibri" w:cs="Calibri"/>
+          <w:b w:val="0"/>
+          <w:color w:val="000000"/>
+          <w:sz w:val="22"/>
+        </w:rPr>
+        <w:t>. El aplicado neto ya descuenta los ajustes a aplicaciones; no se restan dos veces. Las diferencias por tolerancia se presentan como partidas complementarias, sin columnas adicionales de redondeo o efectivo de ajustes. Por ejemplo, aplicado US$100, ajuste confirmado US$20 y depósito US$30 dejan CxC US$50, sin importar cuánto se había solicitado cobrar.</w:t>
+      </w:r>
+    </w:p>
+    <w:p>
+      <w:r>
+        <w:rPr>
+          <w:rFonts w:ascii="Calibri" w:hAnsi="Calibri" w:eastAsia="Calibri" w:cs="Calibri"/>
+          <w:b w:val="0"/>
+          <w:color w:val="000000"/>
+          <w:sz w:val="22"/>
+        </w:rPr>
+        <w:t>La CxC y el saldo a favor pendiente de gestión no se compensan automáticamente. Las partidas genéricas de empresa no se atribuyen automáticamente a una persona. Los enlaces de origen y las filas identificadas permiten revisar las aplicaciones agrupadas.</w:t>
+      </w:r>
+    </w:p>
+    <w:p>
+      <w:r>
+        <w:rPr>
+          <w:rFonts w:ascii="Calibri" w:hAnsi="Calibri" w:eastAsia="Calibri" w:cs="Calibri"/>
+          <w:b w:val="0"/>
+          <w:color w:val="000000"/>
+          <w:sz w:val="22"/>
+        </w:rPr>
+        <w:t>Los filtros Desde/Hasta usan el mes de cobranza, la fecha de aplicación o la fecha de la partida según su tipo. No reconstruyen un saldo de fecha pasada. El resumen y la antigüedad recuperan todas las páginas de datos autorizadas, sin cortar los totales en 10000 períodos o 100000 filas.</w:t>
+      </w:r>
+    </w:p>
+    <w:p>
+      <w:r>
+        <w:rPr>
+          <w:rFonts w:ascii="Calibri" w:hAnsi="Calibri" w:eastAsia="Calibri" w:cs="Calibri"/>
+          <w:b w:val="0"/>
+          <w:color w:val="000000"/>
+          <w:sz w:val="22"/>
+        </w:rPr>
+        <w:t xml:space="preserve">El reporte </w:t>
+      </w:r>
+      <w:r>
+        <w:rPr>
+          <w:rFonts w:ascii="Calibri" w:hAnsi="Calibri" w:eastAsia="Calibri" w:cs="Calibri"/>
+          <w:b/>
+          <w:color w:val="000000"/>
+          <w:sz w:val="22"/>
+        </w:rPr>
+        <w:t>Estado de Cuenta Operativo</w:t>
+      </w:r>
+      <w:r>
+        <w:rPr>
+          <w:rFonts w:ascii="Calibri" w:hAnsi="Calibri" w:eastAsia="Calibri" w:cs="Calibri"/>
+          <w:b w:val="0"/>
+          <w:color w:val="000000"/>
+          <w:sz w:val="22"/>
+        </w:rPr>
+        <w:t xml:space="preserve"> debe acompanarse del estado oficial del core cuando se requiera capital, intereses y saldo contractual. El reporte de esta app explica las partidas en transito:</w:t>
+      </w:r>
+    </w:p>
+    <w:p>
+      <w:pPr>
+        <w:pStyle w:val="ListBullet"/>
+      </w:pPr>
+      <w:r>
+        <w:rPr>
+          <w:rFonts w:ascii="Calibri" w:hAnsi="Calibri" w:eastAsia="Calibri" w:cs="Calibri"/>
+          <w:b w:val="0"/>
+          <w:color w:val="000000"/>
+          <w:sz w:val="22"/>
+        </w:rPr>
+        <w:t>cobrado en planilla;</w:t>
+      </w:r>
+    </w:p>
+    <w:p>
+      <w:pPr>
+        <w:pStyle w:val="ListBullet"/>
+      </w:pPr>
+      <w:r>
+        <w:rPr>
+          <w:rFonts w:ascii="Calibri" w:hAnsi="Calibri" w:eastAsia="Calibri" w:cs="Calibri"/>
+          <w:b w:val="0"/>
+          <w:color w:val="000000"/>
+          <w:sz w:val="22"/>
+        </w:rPr>
+        <w:t>deducido al trabajador;</w:t>
+      </w:r>
+    </w:p>
+    <w:p>
+      <w:pPr>
+        <w:pStyle w:val="ListBullet"/>
+      </w:pPr>
+      <w:r>
+        <w:rPr>
+          <w:rFonts w:ascii="Calibri" w:hAnsi="Calibri" w:eastAsia="Calibri" w:cs="Calibri"/>
+          <w:b w:val="0"/>
+          <w:color w:val="000000"/>
+          <w:sz w:val="22"/>
+        </w:rPr>
+        <w:t>diferencia de cobranza pendiente de aclarar (informativa);</w:t>
+      </w:r>
+    </w:p>
+    <w:p>
+      <w:pPr>
+        <w:pStyle w:val="ListBullet"/>
+      </w:pPr>
+      <w:r>
+        <w:rPr>
+          <w:rFonts w:ascii="Calibri" w:hAnsi="Calibri" w:eastAsia="Calibri" w:cs="Calibri"/>
+          <w:b w:val="0"/>
+          <w:color w:val="000000"/>
+          <w:sz w:val="22"/>
+        </w:rPr>
+        <w:t>deducido pero pendiente de aplicar en el core;</w:t>
+      </w:r>
+    </w:p>
+    <w:p>
+      <w:pPr>
+        <w:pStyle w:val="ListBullet"/>
+      </w:pPr>
+      <w:r>
+        <w:rPr>
+          <w:rFonts w:ascii="Calibri" w:hAnsi="Calibri" w:eastAsia="Calibri" w:cs="Calibri"/>
+          <w:b w:val="0"/>
+          <w:color w:val="000000"/>
+          <w:sz w:val="22"/>
+        </w:rPr>
+        <w:t>cuenta por cobrar a la empresa;</w:t>
+      </w:r>
+    </w:p>
+    <w:p>
+      <w:pPr>
+        <w:pStyle w:val="ListBullet"/>
+      </w:pPr>
+      <w:r>
+        <w:rPr>
+          <w:rFonts w:ascii="Calibri" w:hAnsi="Calibri" w:eastAsia="Calibri" w:cs="Calibri"/>
+          <w:b w:val="0"/>
+          <w:color w:val="000000"/>
+          <w:sz w:val="22"/>
+        </w:rPr>
+        <w:t>aplicado y depositado/compensado.</w:t>
+      </w:r>
+    </w:p>
+    <w:p>
+      <w:pPr>
+        <w:pStyle w:val="ListBullet"/>
+      </w:pPr>
+      <w:r>
+        <w:rPr>
+          <w:rFonts w:ascii="Calibri" w:hAnsi="Calibri" w:eastAsia="Calibri" w:cs="Calibri"/>
+          <w:b w:val="0"/>
+          <w:color w:val="000000"/>
+          <w:sz w:val="22"/>
+        </w:rPr>
+        <w:t>partida complementaria y diferencia cambiaria, cuando existan, separadas del pago al crédito.</w:t>
+      </w:r>
+    </w:p>
+    <w:p>
+      <w:r>
+        <w:rPr>
+          <w:rFonts w:ascii="Calibri" w:hAnsi="Calibri" w:eastAsia="Calibri" w:cs="Calibri"/>
+          <w:b w:val="0"/>
+          <w:color w:val="000000"/>
+          <w:sz w:val="22"/>
+        </w:rPr>
+        <w:t xml:space="preserve">Ante una consulta, no se presenta la diferencia de cobranza como saldo contractual del trabajador. Si el core aún no refleja la aplicación, el estado debe indicar </w:t>
+      </w:r>
+      <w:r>
+        <w:rPr>
+          <w:rFonts w:ascii="Calibri" w:hAnsi="Calibri" w:eastAsia="Calibri" w:cs="Calibri"/>
+          <w:b w:val="0"/>
+          <w:color w:val="000000"/>
+          <w:sz w:val="22"/>
+        </w:rPr>
+        <w:t>Deducido por la empresa; pendiente de aplicar en el core</w:t>
+      </w:r>
+      <w:r>
+        <w:rPr>
+          <w:rFonts w:ascii="Calibri" w:hAnsi="Calibri" w:eastAsia="Calibri" w:cs="Calibri"/>
+          <w:b w:val="0"/>
+          <w:color w:val="000000"/>
+          <w:sz w:val="22"/>
+        </w:rPr>
+        <w:t xml:space="preserve"> y mostrar la referencia disponible, sin generar CxC de aplicación ficticia.</w:t>
+      </w:r>
+    </w:p>
+    <w:p>
+      <w:bookmarkStart w:id="18" w:name="chapter_18"/>
       <w:pPr>
         <w:pStyle w:val="Heading1"/>
       </w:pPr>
       <w:r>
-        <w:t>Saldos a favor y rendición</w:t>
-      </w:r>
-      <w:bookmarkEnd w:id="19"/>
-    </w:p>
-    <w:p>
-      <w:r>
-        <w:rPr>
-          <w:rFonts w:ascii="Calibri" w:hAnsi="Calibri" w:eastAsia="Calibri" w:cs="Calibri"/>
-          <w:b w:val="0"/>
-          <w:color w:val="000000"/>
-          <w:sz w:val="22"/>
-        </w:rPr>
-        <w:t>Si se reciben US$1,000, se distribuyen US$800 a créditos, US$100 a cobranza administrativa y US$100 a saldo a favor, los US$1,000 quedan explicados, pero pueden quedar US$100 por devolver. Ese pendiente de gestión se presenta por separado y nunca se convierte en otro pago ni libera el depósito original.</w:t>
-      </w:r>
-    </w:p>
-    <w:p>
-      <w:r>
-        <w:rPr>
-          <w:rFonts w:ascii="Calibri" w:hAnsi="Calibri" w:eastAsia="Calibri" w:cs="Calibri"/>
-          <w:b w:val="0"/>
-          <w:color w:val="000000"/>
-          <w:sz w:val="22"/>
-        </w:rPr>
-        <w:t>Registre la devolución o aplicación externa, parcial o total, con responsable, fecha compromiso, referencia y soporte. Una clasificación equivocada se cancela expresamente antes de redistribuir, siempre que no existan gestiones realizadas ni períodos cerrados afectados. No compense automáticamente saldos de personas o empresas distintas.</w:t>
-      </w:r>
-    </w:p>
-    <w:p>
-      <w:r>
-        <w:rPr>
-          <w:rFonts w:ascii="Calibri" w:hAnsi="Calibri" w:eastAsia="Calibri" w:cs="Calibri"/>
-          <w:b w:val="0"/>
-          <w:color w:val="000000"/>
-          <w:sz w:val="22"/>
-        </w:rPr>
-        <w:t xml:space="preserve">Para rendir el mes sin detener datos tardíos, registre un corte de control y consulte </w:t>
-      </w:r>
-      <w:r>
-        <w:rPr>
-          <w:rFonts w:ascii="Calibri" w:hAnsi="Calibri" w:eastAsia="Calibri" w:cs="Calibri"/>
-          <w:b/>
-          <w:color w:val="000000"/>
-          <w:sz w:val="22"/>
-        </w:rPr>
-        <w:t>Más opciones → Ver cortes registrados</w:t>
-      </w:r>
-      <w:r>
-        <w:rPr>
-          <w:rFonts w:ascii="Calibri" w:hAnsi="Calibri" w:eastAsia="Calibri" w:cs="Calibri"/>
-          <w:b w:val="0"/>
-          <w:color w:val="000000"/>
-          <w:sz w:val="22"/>
-        </w:rPr>
-        <w:t>. Cada corte conserva Excel y JSON privados del período con las cifras de ese momento. La antigüedad normal es actual; no debe presentarse como reconstrucción de una fecha pasada. Respalde tanto la base (incluido Version) como los archivos privados.</w:t>
+        <w:t>Cierre y controles</w:t>
+      </w:r>
+      <w:bookmarkEnd w:id="18"/>
+    </w:p>
+    <w:p>
+      <w:pPr>
+        <w:pStyle w:val="ListBullet"/>
+      </w:pPr>
+      <w:r>
+        <w:rPr>
+          <w:rFonts w:ascii="Calibri" w:hAnsi="Calibri" w:eastAsia="Calibri" w:cs="Calibri"/>
+          <w:b w:val="0"/>
+          <w:color w:val="000000"/>
+          <w:sz w:val="22"/>
+        </w:rPr>
+        <w:t>Resolver o justificar todas las excepciones.</w:t>
+      </w:r>
+    </w:p>
+    <w:p>
+      <w:pPr>
+        <w:pStyle w:val="ListBullet"/>
+      </w:pPr>
+      <w:r>
+        <w:rPr>
+          <w:rFonts w:ascii="Calibri" w:hAnsi="Calibri" w:eastAsia="Calibri" w:cs="Calibri"/>
+          <w:b w:val="0"/>
+          <w:color w:val="000000"/>
+          <w:sz w:val="22"/>
+        </w:rPr>
+        <w:t>Verificar que las aplicaciones conciliadas tengan cobertura trazable por depósito asignado o compensación confirmada y vinculada.</w:t>
+      </w:r>
+    </w:p>
+    <w:p>
+      <w:pPr>
+        <w:pStyle w:val="ListBullet"/>
+      </w:pPr>
+      <w:r>
+        <w:rPr>
+          <w:rFonts w:ascii="Calibri" w:hAnsi="Calibri" w:eastAsia="Calibri" w:cs="Calibri"/>
+          <w:b w:val="0"/>
+          <w:color w:val="000000"/>
+          <w:sz w:val="22"/>
+        </w:rPr>
+        <w:t>Registrar un corte de control mensual si aún hay partidas abiertas, sin presentarlo como liquidación.</w:t>
+      </w:r>
+    </w:p>
+    <w:p>
+      <w:pPr>
+        <w:pStyle w:val="ListBullet"/>
+      </w:pPr>
+      <w:r>
+        <w:rPr>
+          <w:rFonts w:ascii="Calibri" w:hAnsi="Calibri" w:eastAsia="Calibri" w:cs="Calibri"/>
+          <w:b w:val="0"/>
+          <w:color w:val="000000"/>
+          <w:sz w:val="22"/>
+        </w:rPr>
+        <w:t>Cerrar el período después de resolver las revisiones de cobranza y liquidar las aplicaciones; las diferencias de la primera conciliación no se presentan como CxC.</w:t>
+      </w:r>
+    </w:p>
+    <w:p>
+      <w:pPr>
+        <w:pStyle w:val="ListBullet"/>
+      </w:pPr>
+      <w:r>
+        <w:rPr>
+          <w:rFonts w:ascii="Calibri" w:hAnsi="Calibri" w:eastAsia="Calibri" w:cs="Calibri"/>
+          <w:b w:val="0"/>
+          <w:color w:val="000000"/>
+          <w:sz w:val="22"/>
+        </w:rPr>
+        <w:t>Conservar los archivos originales, su hash, usuario y fecha de importacion.</w:t>
+      </w:r>
+    </w:p>
+    <w:p>
+      <w:pPr>
+        <w:pStyle w:val="ListBullet"/>
+      </w:pPr>
+      <w:r>
+        <w:rPr>
+          <w:rFonts w:ascii="Calibri" w:hAnsi="Calibri" w:eastAsia="Calibri" w:cs="Calibri"/>
+          <w:b w:val="0"/>
+          <w:color w:val="000000"/>
+          <w:sz w:val="22"/>
+        </w:rPr>
+        <w:t>Restringir acceso porque los archivos contienen cedulas e informacion salarial.</w:t>
       </w:r>
     </w:p>
     <w:p>
@@ -8632,7 +8635,7 @@
         <w:pStyle w:val="Heading2"/>
       </w:pPr>
       <w:r>
-        <w:t>Documentar y gestionar un saldo a favor</w:t>
+        <w:t>Cerrar y reabrir un período</w:t>
       </w:r>
     </w:p>
     <w:p>
@@ -8650,7 +8653,43 @@
           <w:color w:val="000000"/>
           <w:sz w:val="22"/>
         </w:rPr>
-        <w:t>Compruebe que el importe excede realmente la aplicación neta identificada. Antes de crear un saldo a favor, busque aplicaciones faltantes o de otros períodos; dinero sin destinatario no equivale a un exceso del cliente.</w:t>
+        <w:t xml:space="preserve">Revise </w:t>
+      </w:r>
+      <w:r>
+        <w:rPr>
+          <w:rFonts w:ascii="Calibri" w:hAnsi="Calibri" w:eastAsia="Calibri" w:cs="Calibri"/>
+          <w:b/>
+          <w:color w:val="000000"/>
+          <w:sz w:val="22"/>
+        </w:rPr>
+        <w:t>Pendientes detectados</w:t>
+      </w:r>
+      <w:r>
+        <w:rPr>
+          <w:rFonts w:ascii="Calibri" w:hAnsi="Calibri" w:eastAsia="Calibri" w:cs="Calibri"/>
+          <w:b w:val="0"/>
+          <w:color w:val="000000"/>
+          <w:sz w:val="22"/>
+        </w:rPr>
+        <w:t xml:space="preserve">, </w:t>
+      </w:r>
+      <w:r>
+        <w:rPr>
+          <w:rFonts w:ascii="Calibri" w:hAnsi="Calibri" w:eastAsia="Calibri" w:cs="Calibri"/>
+          <w:b/>
+          <w:color w:val="000000"/>
+          <w:sz w:val="22"/>
+        </w:rPr>
+        <w:t>Excepciones del período</w:t>
+      </w:r>
+      <w:r>
+        <w:rPr>
+          <w:rFonts w:ascii="Calibri" w:hAnsi="Calibri" w:eastAsia="Calibri" w:cs="Calibri"/>
+          <w:b w:val="0"/>
+          <w:color w:val="000000"/>
+          <w:sz w:val="22"/>
+        </w:rPr>
+        <w:t>, aplicaciones y depósitos vinculados. Un período histórico no puede cerrarse sin aplicaciones efectivas asignadas.</w:t>
       </w:r>
     </w:p>
     <w:p>
@@ -8668,43 +8707,7 @@
           <w:color w:val="000000"/>
           <w:sz w:val="22"/>
         </w:rPr>
-        <w:t xml:space="preserve">Desde el depósito confirmado use </w:t>
-      </w:r>
-      <w:r>
-        <w:rPr>
-          <w:rFonts w:ascii="Calibri" w:hAnsi="Calibri" w:eastAsia="Calibri" w:cs="Calibri"/>
-          <w:b/>
-          <w:color w:val="000000"/>
-          <w:sz w:val="22"/>
-        </w:rPr>
-        <w:t>Crear saldo a favor de la empresa</w:t>
-      </w:r>
-      <w:r>
-        <w:rPr>
-          <w:rFonts w:ascii="Calibri" w:hAnsi="Calibri" w:eastAsia="Calibri" w:cs="Calibri"/>
-          <w:b w:val="0"/>
-          <w:color w:val="000000"/>
-          <w:sz w:val="22"/>
-        </w:rPr>
-        <w:t xml:space="preserve">, o desde la fila identificada use </w:t>
-      </w:r>
-      <w:r>
-        <w:rPr>
-          <w:rFonts w:ascii="Calibri" w:hAnsi="Calibri" w:eastAsia="Calibri" w:cs="Calibri"/>
-          <w:b/>
-          <w:color w:val="000000"/>
-          <w:sz w:val="22"/>
-        </w:rPr>
-        <w:t>Crear saldo a favor del cliente</w:t>
-      </w:r>
-      <w:r>
-        <w:rPr>
-          <w:rFonts w:ascii="Calibri" w:hAnsi="Calibri" w:eastAsia="Calibri" w:cs="Calibri"/>
-          <w:b w:val="0"/>
-          <w:color w:val="000000"/>
-          <w:sz w:val="22"/>
-        </w:rPr>
-        <w:t>. Si la partida ya fue importada del core, reclasifíquela con su evidencia y vínculo en lugar de crear una copia.</w:t>
+        <w:t>Resuelva los destinos inválidos y los detalles de depósito por revisar. Verifique que el aplicado neto esté cubierto por depósitos o ajustes confirmados y que no haya excepciones abiertas del período.</w:t>
       </w:r>
     </w:p>
     <w:p>
@@ -8722,7 +8725,7 @@
           <w:color w:val="000000"/>
           <w:sz w:val="22"/>
         </w:rPr>
-        <w:t>Indique importe positivo, beneficiario, motivo, tratamiento propuesto, responsable y fecha compromiso. Seleccione la fila que ya incluye el excedente, si corresponde; no agregue otra fila duplicada por ese dinero.</w:t>
+        <w:t>En operativo, confirme el detalle de deducción y resuelva la primera conciliación. Una diferencia de cobranza o cuota no deducida impide el cierre definitivo, aunque no sea CxC; registre un corte de control para rendir con pendientes.</w:t>
       </w:r>
     </w:p>
     <w:p>
@@ -8740,7 +8743,7 @@
           <w:color w:val="000000"/>
           <w:sz w:val="22"/>
         </w:rPr>
-        <w:t xml:space="preserve">Confirme mediante la acción autorizada y revise la distribución completa. El saldo aparece como reserva de la empresa o del cliente, no como otra aplicación al préstamo. </w:t>
+        <w:t xml:space="preserve">Guarde y pulse </w:t>
       </w:r>
       <w:r>
         <w:rPr>
@@ -8749,16 +8752,34 @@
           <w:color w:val="000000"/>
           <w:sz w:val="22"/>
         </w:rPr>
-        <w:t>Ver saldos a favor</w:t>
-      </w:r>
-      <w:r>
-        <w:rPr>
-          <w:rFonts w:ascii="Calibri" w:hAnsi="Calibri" w:eastAsia="Calibri" w:cs="Calibri"/>
-          <w:b w:val="0"/>
-          <w:color w:val="000000"/>
-          <w:sz w:val="22"/>
-        </w:rPr>
-        <w:t xml:space="preserve"> permite abrir las partidas del depósito.</w:t>
+        <w:t>Cerrar período</w:t>
+      </w:r>
+      <w:r>
+        <w:rPr>
+          <w:rFonts w:ascii="Calibri" w:hAnsi="Calibri" w:eastAsia="Calibri" w:cs="Calibri"/>
+          <w:b w:val="0"/>
+          <w:color w:val="000000"/>
+          <w:sz w:val="22"/>
+        </w:rPr>
+        <w:t xml:space="preserve"> o </w:t>
+      </w:r>
+      <w:r>
+        <w:rPr>
+          <w:rFonts w:ascii="Calibri" w:hAnsi="Calibri" w:eastAsia="Calibri" w:cs="Calibri"/>
+          <w:b/>
+          <w:color w:val="000000"/>
+          <w:sz w:val="22"/>
+        </w:rPr>
+        <w:t>Cerrar período histórico</w:t>
+      </w:r>
+      <w:r>
+        <w:rPr>
+          <w:rFonts w:ascii="Calibri" w:hAnsi="Calibri" w:eastAsia="Calibri" w:cs="Calibri"/>
+          <w:b w:val="0"/>
+          <w:color w:val="000000"/>
+          <w:sz w:val="22"/>
+        </w:rPr>
+        <w:t>, según la modalidad. Lea el mensaje; si falla, corrija el caso indicado, no el campo Estado.</w:t>
       </w:r>
     </w:p>
     <w:p>
@@ -8776,7 +8797,7 @@
           <w:color w:val="000000"/>
           <w:sz w:val="22"/>
         </w:rPr>
-        <w:t xml:space="preserve">Cuando el core o banco ejecute la devolución o aplicación futura autorizada, abra la partida y use </w:t>
+        <w:t xml:space="preserve">Compruebe </w:t>
       </w:r>
       <w:r>
         <w:rPr>
@@ -8785,16 +8806,16 @@
           <w:color w:val="000000"/>
           <w:sz w:val="22"/>
         </w:rPr>
-        <w:t>Registrar gestión</w:t>
-      </w:r>
-      <w:r>
-        <w:rPr>
-          <w:rFonts w:ascii="Calibri" w:hAnsi="Calibri" w:eastAsia="Calibri" w:cs="Calibri"/>
-          <w:b w:val="0"/>
-          <w:color w:val="000000"/>
-          <w:sz w:val="22"/>
-        </w:rPr>
-        <w:t>. Indique importe parcial o total, fecha, referencia del core o comprobante, soporte adjunto y observaciones.</w:t>
+        <w:t>Cerrado</w:t>
+      </w:r>
+      <w:r>
+        <w:rPr>
+          <w:rFonts w:ascii="Calibri" w:hAnsi="Calibri" w:eastAsia="Calibri" w:cs="Calibri"/>
+          <w:b w:val="0"/>
+          <w:color w:val="000000"/>
+          <w:sz w:val="22"/>
+        </w:rPr>
+        <w:t xml:space="preserve"> y el resultado financiero conservado en el detalle. Cerrar bloquea edición; no garantiza que toda gestión externa de un saldo a favor o asiento contable haya terminado. Revise esas partidas en la bandeja de trabajo.</w:t>
       </w:r>
     </w:p>
     <w:p>
@@ -8812,10 +8833,8 @@
           <w:color w:val="000000"/>
           <w:sz w:val="22"/>
         </w:rPr>
-        <w:t>Revise el pendiente de gestión y su historial. Mantenga seguimiento por el resto. La reserva financiera original no vuelve a estar disponible para otra distribución del depósito.</w:t>
-      </w:r>
-    </w:p>
-    <w:p>
+        <w:t xml:space="preserve">Para una corrección posterior, el supervisor o administrador usa </w:t>
+      </w:r>
       <w:r>
         <w:rPr>
           <w:rFonts w:ascii="Calibri" w:hAnsi="Calibri" w:eastAsia="Calibri" w:cs="Calibri"/>
@@ -8823,37 +8842,162 @@
           <w:color w:val="000000"/>
           <w:sz w:val="22"/>
         </w:rPr>
-        <w:t>Aplicación futura</w:t>
-      </w:r>
-      <w:r>
-        <w:rPr>
-          <w:rFonts w:ascii="Calibri" w:hAnsi="Calibri" w:eastAsia="Calibri" w:cs="Calibri"/>
-          <w:b w:val="0"/>
-          <w:color w:val="000000"/>
-          <w:sz w:val="22"/>
-        </w:rPr>
-        <w:t xml:space="preserve"> documenta una operación externa ya realizada; no crea automáticamente un pago futuro en el core. No registre una intención como gestión cumplida. Si el saldo era de otra persona o empresa, solicite autorización y corrija la clasificación de forma trazable antes de redistribuir.</w:t>
-      </w:r>
-    </w:p>
-    <w:p>
-      <w:bookmarkStart w:id="20" w:name="chapter_20"/>
+        <w:t>Reabrir período</w:t>
+      </w:r>
+      <w:r>
+        <w:rPr>
+          <w:rFonts w:ascii="Calibri" w:hAnsi="Calibri" w:eastAsia="Calibri" w:cs="Calibri"/>
+          <w:b w:val="0"/>
+          <w:color w:val="000000"/>
+          <w:sz w:val="22"/>
+        </w:rPr>
+        <w:t>, indica motivo y revisa las operaciones afectadas. Conserve la evidencia de la reapertura y cierre nuevamente cuando proceda.</w:t>
+      </w:r>
+    </w:p>
+    <w:p>
+      <w:r>
+        <w:rPr>
+          <w:rFonts w:ascii="Calibri" w:hAnsi="Calibri" w:eastAsia="Calibri" w:cs="Calibri"/>
+          <w:b/>
+          <w:color w:val="000000"/>
+          <w:sz w:val="22"/>
+        </w:rPr>
+        <w:t>Registrar corte de control</w:t>
+      </w:r>
+      <w:r>
+        <w:rPr>
+          <w:rFonts w:ascii="Calibri" w:hAnsi="Calibri" w:eastAsia="Calibri" w:cs="Calibri"/>
+          <w:b w:val="0"/>
+          <w:color w:val="000000"/>
+          <w:sz w:val="22"/>
+        </w:rPr>
+        <w:t xml:space="preserve"> sirve para conservar Excel y JSON privados con las cifras de ese momento, fecha y motivo o próxima gestión. </w:t>
+      </w:r>
+      <w:r>
+        <w:rPr>
+          <w:rFonts w:ascii="Calibri" w:hAnsi="Calibri" w:eastAsia="Calibri" w:cs="Calibri"/>
+          <w:b/>
+          <w:color w:val="000000"/>
+          <w:sz w:val="22"/>
+        </w:rPr>
+        <w:t>Más opciones → Ver cortes registrados</w:t>
+      </w:r>
+      <w:r>
+        <w:rPr>
+          <w:rFonts w:ascii="Calibri" w:hAnsi="Calibri" w:eastAsia="Calibri" w:cs="Calibri"/>
+          <w:b w:val="0"/>
+          <w:color w:val="000000"/>
+          <w:sz w:val="22"/>
+        </w:rPr>
+        <w:t xml:space="preserve"> permite recuperarlos. No equivale a cerrar, no paga deuda y no impide recibir evidencia tardía.</w:t>
+      </w:r>
+    </w:p>
+    <w:p>
+      <w:r>
+        <w:rPr>
+          <w:rFonts w:ascii="Calibri" w:hAnsi="Calibri" w:eastAsia="Calibri" w:cs="Calibri"/>
+          <w:b w:val="0"/>
+          <w:color w:val="000000"/>
+          <w:sz w:val="22"/>
+        </w:rPr>
+        <w:t xml:space="preserve">En el período, </w:t>
+      </w:r>
+      <w:r>
+        <w:rPr>
+          <w:rFonts w:ascii="Calibri" w:hAnsi="Calibri" w:eastAsia="Calibri" w:cs="Calibri"/>
+          <w:b/>
+          <w:color w:val="000000"/>
+          <w:sz w:val="22"/>
+        </w:rPr>
+        <w:t>Total aplicado US$</w:t>
+      </w:r>
+      <w:r>
+        <w:rPr>
+          <w:rFonts w:ascii="Calibri" w:hAnsi="Calibri" w:eastAsia="Calibri" w:cs="Calibri"/>
+          <w:b w:val="0"/>
+          <w:color w:val="000000"/>
+          <w:sz w:val="22"/>
+        </w:rPr>
+        <w:t xml:space="preserve"> expresa las aplicaciones antes de compensaciones; </w:t>
+      </w:r>
+      <w:r>
+        <w:rPr>
+          <w:rFonts w:ascii="Calibri" w:hAnsi="Calibri" w:eastAsia="Calibri" w:cs="Calibri"/>
+          <w:b/>
+          <w:color w:val="000000"/>
+          <w:sz w:val="22"/>
+        </w:rPr>
+        <w:t>Total cubierto US$</w:t>
+      </w:r>
+      <w:r>
+        <w:rPr>
+          <w:rFonts w:ascii="Calibri" w:hAnsi="Calibri" w:eastAsia="Calibri" w:cs="Calibri"/>
+          <w:b w:val="0"/>
+          <w:color w:val="000000"/>
+          <w:sz w:val="22"/>
+        </w:rPr>
+        <w:t xml:space="preserve"> reúne depósitos y partidas complementarias confirmadas que cubren esas aplicaciones; </w:t>
+      </w:r>
+      <w:r>
+        <w:rPr>
+          <w:rFonts w:ascii="Calibri" w:hAnsi="Calibri" w:eastAsia="Calibri" w:cs="Calibri"/>
+          <w:b/>
+          <w:color w:val="000000"/>
+          <w:sz w:val="22"/>
+        </w:rPr>
+        <w:t>Pendiente US$</w:t>
+      </w:r>
+      <w:r>
+        <w:rPr>
+          <w:rFonts w:ascii="Calibri" w:hAnsi="Calibri" w:eastAsia="Calibri" w:cs="Calibri"/>
+          <w:b w:val="0"/>
+          <w:color w:val="000000"/>
+          <w:sz w:val="22"/>
+        </w:rPr>
+        <w:t xml:space="preserve"> suma lo aún pendiente por aplicación o cuota. Por ejemplo, aplicado US$100.00, depósito US$80.00 y compensación US$20.00 muestran aplicado 100.00, cubierto 100.00 y pendiente 0.00. No sume otra vez los equivalentes en C$ ni reste dos veces la complementaria. Un exceso en otra cuota no reduce ese pendiente, y una CxC trasladada a una partida conserva su gestión fuera del saldo de la aplicación.</w:t>
+      </w:r>
+    </w:p>
+    <w:p>
+      <w:bookmarkStart w:id="19" w:name="chapter_19"/>
       <w:pPr>
         <w:pStyle w:val="Heading1"/>
       </w:pPr>
       <w:r>
-        <w:t>Corrección trazable de gestiones y compensaciones</w:t>
-      </w:r>
-      <w:bookmarkEnd w:id="20"/>
-    </w:p>
-    <w:p>
-      <w:r>
-        <w:rPr>
-          <w:rFonts w:ascii="Calibri" w:hAnsi="Calibri" w:eastAsia="Calibri" w:cs="Calibri"/>
-          <w:b w:val="0"/>
-          <w:color w:val="000000"/>
-          <w:sz w:val="22"/>
-        </w:rPr>
-        <w:t xml:space="preserve">En un saldo a favor, use </w:t>
+        <w:t>Saldos a favor y rendición</w:t>
+      </w:r>
+      <w:bookmarkEnd w:id="19"/>
+    </w:p>
+    <w:p>
+      <w:r>
+        <w:rPr>
+          <w:rFonts w:ascii="Calibri" w:hAnsi="Calibri" w:eastAsia="Calibri" w:cs="Calibri"/>
+          <w:b w:val="0"/>
+          <w:color w:val="000000"/>
+          <w:sz w:val="22"/>
+        </w:rPr>
+        <w:t>Si se reciben US$1,000, se distribuyen US$800 a créditos, US$100 a cobranza administrativa y US$100 a saldo a favor, los US$1,000 quedan explicados, pero pueden quedar US$100 por devolver. Ese pendiente de gestión se presenta por separado y nunca se convierte en otro pago ni libera el depósito original.</w:t>
+      </w:r>
+    </w:p>
+    <w:p>
+      <w:r>
+        <w:rPr>
+          <w:rFonts w:ascii="Calibri" w:hAnsi="Calibri" w:eastAsia="Calibri" w:cs="Calibri"/>
+          <w:b w:val="0"/>
+          <w:color w:val="000000"/>
+          <w:sz w:val="22"/>
+        </w:rPr>
+        <w:t>Registre la devolución o aplicación externa, parcial o total, con responsable, fecha compromiso, referencia y observaciones. El soporte adjunto de la gestión es opcional en la app; adjúntelo cuando esté disponible y respete la política documental de la IMF. Una clasificación equivocada se cancela expresamente antes de redistribuir, siempre que no existan gestiones realizadas ni períodos cerrados afectados. No compense automáticamente saldos de personas o empresas distintas.</w:t>
+      </w:r>
+    </w:p>
+    <w:p>
+      <w:r>
+        <w:rPr>
+          <w:rFonts w:ascii="Calibri" w:hAnsi="Calibri" w:eastAsia="Calibri" w:cs="Calibri"/>
+          <w:b w:val="0"/>
+          <w:color w:val="000000"/>
+          <w:sz w:val="22"/>
+        </w:rPr>
+        <w:t xml:space="preserve">Para rendir el mes sin detener datos tardíos, registre un corte de control y consulte </w:t>
       </w:r>
       <w:r>
         <w:rPr>
@@ -8862,27 +9006,16 @@
           <w:color w:val="000000"/>
           <w:sz w:val="22"/>
         </w:rPr>
-        <w:t>Revertir gestión</w:t>
-      </w:r>
-      <w:r>
-        <w:rPr>
-          <w:rFonts w:ascii="Calibri" w:hAnsi="Calibri" w:eastAsia="Calibri" w:cs="Calibri"/>
-          <w:b w:val="0"/>
-          <w:color w:val="000000"/>
-          <w:sz w:val="22"/>
-        </w:rPr>
-        <w:t xml:space="preserve"> para corregir una devolución o aplicación externa registrada por error. Seleccione la gestión original e indique fecha y motivo. La app agrega una entrada negativa enlazada al registro original; no elimina el historial, no modifica el asiento del core y no libera efectivo del depósito. El importe vuelve a quedar pendiente de gestión. No se puede cancelar la partida para borrar ese historial, aunque todas sus gestiones estén revertidas.</w:t>
-      </w:r>
-    </w:p>
-    <w:p>
-      <w:r>
-        <w:rPr>
-          <w:rFonts w:ascii="Calibri" w:hAnsi="Calibri" w:eastAsia="Calibri" w:cs="Calibri"/>
-          <w:b w:val="0"/>
-          <w:color w:val="000000"/>
-          <w:sz w:val="22"/>
-        </w:rPr>
-        <w:t xml:space="preserve">En una compensación entre partidas, use </w:t>
+        <w:t>Más opciones → Ver cortes registrados</w:t>
+      </w:r>
+      <w:r>
+        <w:rPr>
+          <w:rFonts w:ascii="Calibri" w:hAnsi="Calibri" w:eastAsia="Calibri" w:cs="Calibri"/>
+          <w:b w:val="0"/>
+          <w:color w:val="000000"/>
+          <w:sz w:val="22"/>
+        </w:rPr>
+        <w:t xml:space="preserve">. Cada corte conserva Excel y JSON privados del período con las cifras de ese momento. La antigüedad normal es actual; para consultar una fecha pasada active </w:t>
       </w:r>
       <w:r>
         <w:rPr>
@@ -8891,278 +9024,24 @@
           <w:color w:val="000000"/>
           <w:sz w:val="22"/>
         </w:rPr>
-        <w:t>Revertir compensación</w:t>
-      </w:r>
-      <w:r>
-        <w:rPr>
-          <w:rFonts w:ascii="Calibri" w:hAnsi="Calibri" w:eastAsia="Calibri" w:cs="Calibri"/>
-          <w:b w:val="0"/>
-          <w:color w:val="000000"/>
-          <w:sz w:val="22"/>
-        </w:rPr>
-        <w:t>. La reversión se registra en ambas partidas dentro de una sola transacción y restaura sus pendientes por el importe original compensado. La fecha no puede preceder al último movimiento de cualquiera de las dos partidas. Las consultas a fechas anteriores conservan el saldo que correspondía antes de la reversión. Repetir una misma confirmación no duplica su efecto. Se requieren permisos de escritura y confirmación en ambas partidas; los períodos cerrados siguen protegidos.</w:t>
-      </w:r>
-    </w:p>
-    <w:p>
-      <w:bookmarkStart w:id="21" w:name="chapter_21"/>
-      <w:pPr>
-        <w:pStyle w:val="Heading1"/>
-      </w:pPr>
-      <w:r>
-        <w:t>Evidencia de registro en el core</w:t>
-      </w:r>
-      <w:bookmarkEnd w:id="21"/>
-    </w:p>
-    <w:p>
-      <w:r>
-        <w:rPr>
-          <w:rFonts w:ascii="Calibri" w:hAnsi="Calibri" w:eastAsia="Calibri" w:cs="Calibri"/>
-          <w:b w:val="0"/>
-          <w:color w:val="000000"/>
-          <w:sz w:val="22"/>
-        </w:rPr>
-        <w:t xml:space="preserve">Escribir un comprobante deja la partida como </w:t>
-      </w:r>
-      <w:r>
-        <w:rPr>
-          <w:rFonts w:ascii="Calibri" w:hAnsi="Calibri" w:eastAsia="Calibri" w:cs="Calibri"/>
-          <w:b/>
-          <w:color w:val="000000"/>
-          <w:sz w:val="22"/>
-        </w:rPr>
-        <w:t>Asiento informado</w:t>
-      </w:r>
-      <w:r>
-        <w:rPr>
-          <w:rFonts w:ascii="Calibri" w:hAnsi="Calibri" w:eastAsia="Calibri" w:cs="Calibri"/>
-          <w:b w:val="0"/>
-          <w:color w:val="000000"/>
-          <w:sz w:val="22"/>
-        </w:rPr>
-        <w:t xml:space="preserve">, no como registro verificado. </w:t>
-      </w:r>
-      <w:r>
-        <w:rPr>
-          <w:rFonts w:ascii="Calibri" w:hAnsi="Calibri" w:eastAsia="Calibri" w:cs="Calibri"/>
-          <w:b/>
-          <w:color w:val="000000"/>
-          <w:sz w:val="22"/>
-        </w:rPr>
-        <w:t>Importada del core</w:t>
-      </w:r>
-      <w:r>
-        <w:rPr>
-          <w:rFonts w:ascii="Calibri" w:hAnsi="Calibri" w:eastAsia="Calibri" w:cs="Calibri"/>
-          <w:b w:val="0"/>
-          <w:color w:val="000000"/>
-          <w:sz w:val="22"/>
-        </w:rPr>
-        <w:t xml:space="preserve"> indica que existe evidencia contable original completa, no que se haya aprobado su clasificación o distribución. Para la gestión </w:t>
-      </w:r>
-      <w:r>
-        <w:rPr>
-          <w:rFonts w:ascii="Calibri" w:hAnsi="Calibri" w:eastAsia="Calibri" w:cs="Calibri"/>
-          <w:b/>
-          <w:color w:val="000000"/>
-          <w:sz w:val="22"/>
-        </w:rPr>
-        <w:t>Registrar ajuste en el core</w:t>
-      </w:r>
-      <w:r>
-        <w:rPr>
-          <w:rFonts w:ascii="Calibri" w:hAnsi="Calibri" w:eastAsia="Calibri" w:cs="Calibri"/>
-          <w:b w:val="0"/>
-          <w:color w:val="000000"/>
-          <w:sz w:val="22"/>
-        </w:rPr>
-        <w:t xml:space="preserve">, la excepción debe comprobar el asiento contra la importación antes de mostrar </w:t>
-      </w:r>
-      <w:r>
-        <w:rPr>
-          <w:rFonts w:ascii="Calibri" w:hAnsi="Calibri" w:eastAsia="Calibri" w:cs="Calibri"/>
-          <w:b/>
-          <w:color w:val="000000"/>
-          <w:sz w:val="22"/>
-        </w:rPr>
-        <w:t>Registro verificado</w:t>
-      </w:r>
-      <w:r>
-        <w:rPr>
-          <w:rFonts w:ascii="Calibri" w:hAnsi="Calibri" w:eastAsia="Calibri" w:cs="Calibri"/>
-          <w:b w:val="0"/>
-          <w:color w:val="000000"/>
-          <w:sz w:val="22"/>
-        </w:rPr>
-        <w:t>. Un depósito conciliado puede conservar una gestión contable pendiente.</w:t>
-      </w:r>
-    </w:p>
-    <w:p>
-      <w:r>
-        <w:rPr>
-          <w:rFonts w:ascii="Calibri" w:hAnsi="Calibri" w:eastAsia="Calibri" w:cs="Calibri"/>
-          <w:b w:val="0"/>
-          <w:color w:val="000000"/>
-          <w:sz w:val="22"/>
-        </w:rPr>
-        <w:t xml:space="preserve">Un detalle de empresa ausente o inconsistente se muestra como </w:t>
-      </w:r>
-      <w:r>
-        <w:rPr>
-          <w:rFonts w:ascii="Calibri" w:hAnsi="Calibri" w:eastAsia="Calibri" w:cs="Calibri"/>
-          <w:b/>
-          <w:color w:val="000000"/>
-          <w:sz w:val="22"/>
-        </w:rPr>
-        <w:t>Detalle de empresa pendiente</w:t>
-      </w:r>
-      <w:r>
-        <w:rPr>
-          <w:rFonts w:ascii="Calibri" w:hAnsi="Calibri" w:eastAsia="Calibri" w:cs="Calibri"/>
-          <w:b w:val="0"/>
-          <w:color w:val="000000"/>
-          <w:sz w:val="22"/>
-        </w:rPr>
-        <w:t xml:space="preserve"> o </w:t>
-      </w:r>
-      <w:r>
-        <w:rPr>
-          <w:rFonts w:ascii="Calibri" w:hAnsi="Calibri" w:eastAsia="Calibri" w:cs="Calibri"/>
-          <w:b/>
-          <w:color w:val="000000"/>
-          <w:sz w:val="22"/>
-        </w:rPr>
-        <w:t>Detalle de empresa por aclarar</w:t>
-      </w:r>
-      <w:r>
-        <w:rPr>
-          <w:rFonts w:ascii="Calibri" w:hAnsi="Calibri" w:eastAsia="Calibri" w:cs="Calibri"/>
-          <w:b w:val="0"/>
-          <w:color w:val="000000"/>
-          <w:sz w:val="22"/>
-        </w:rPr>
-        <w:t>. Ni la solicitud de cobranza ni la deducción crean esta CxC, incluso cuando el detalle es válido. La CxC nace de las aplicaciones y su cobertura confirmada, en ambas modalidades.</w:t>
-      </w:r>
-    </w:p>
-    <w:p>
-      <w:bookmarkStart w:id="22" w:name="chapter_22"/>
-      <w:pPr>
-        <w:pStyle w:val="Heading1"/>
-      </w:pPr>
-      <w:r>
-        <w:t>Cobrar una CxC por ajuste</w:t>
-      </w:r>
-      <w:bookmarkEnd w:id="22"/>
-    </w:p>
-    <w:p>
-      <w:r>
-        <w:rPr>
-          <w:rFonts w:ascii="Calibri" w:hAnsi="Calibri" w:eastAsia="Calibri" w:cs="Calibri"/>
-          <w:b w:val="0"/>
-          <w:color w:val="000000"/>
-          <w:sz w:val="22"/>
-        </w:rPr>
-        <w:t xml:space="preserve">Un ajuste negativo con subcategoría </w:t>
-      </w:r>
-      <w:r>
-        <w:rPr>
-          <w:rFonts w:ascii="Calibri" w:hAnsi="Calibri" w:eastAsia="Calibri" w:cs="Calibri"/>
-          <w:b/>
-          <w:color w:val="000000"/>
-          <w:sz w:val="22"/>
-        </w:rPr>
-        <w:t>CxC a la empresa</w:t>
-      </w:r>
-      <w:r>
-        <w:rPr>
-          <w:rFonts w:ascii="Calibri" w:hAnsi="Calibri" w:eastAsia="Calibri" w:cs="Calibri"/>
-          <w:b w:val="0"/>
-          <w:color w:val="000000"/>
-          <w:sz w:val="22"/>
-        </w:rPr>
-        <w:t xml:space="preserve"> puede cuadrar un depósito sin liquidar la deuda trasladada. Por ejemplo, aplicación US$100, depósito US$90 y ajuste −US$10 explican la distribución de US$90; siguen existiendo US$10 por cobrar. La antigüedad muestra </w:t>
-      </w:r>
-      <w:r>
-        <w:rPr>
-          <w:rFonts w:ascii="Calibri" w:hAnsi="Calibri" w:eastAsia="Calibri" w:cs="Calibri"/>
-          <w:b/>
-          <w:color w:val="000000"/>
-          <w:sz w:val="22"/>
-        </w:rPr>
-        <w:t>CxC total</w:t>
-      </w:r>
-      <w:r>
-        <w:rPr>
-          <w:rFonts w:ascii="Calibri" w:hAnsi="Calibri" w:eastAsia="Calibri" w:cs="Calibri"/>
-          <w:b w:val="0"/>
-          <w:color w:val="000000"/>
-          <w:sz w:val="22"/>
-        </w:rPr>
-        <w:t xml:space="preserve"> por defecto y permite separar </w:t>
-      </w:r>
-      <w:r>
-        <w:rPr>
-          <w:rFonts w:ascii="Calibri" w:hAnsi="Calibri" w:eastAsia="Calibri" w:cs="Calibri"/>
-          <w:b/>
-          <w:color w:val="000000"/>
-          <w:sz w:val="22"/>
-        </w:rPr>
-        <w:t>Aplicado pendiente de depósito</w:t>
-      </w:r>
-      <w:r>
-        <w:rPr>
-          <w:rFonts w:ascii="Calibri" w:hAnsi="Calibri" w:eastAsia="Calibri" w:cs="Calibri"/>
-          <w:b w:val="0"/>
-          <w:color w:val="000000"/>
-          <w:sz w:val="22"/>
-        </w:rPr>
-        <w:t xml:space="preserve"> de </w:t>
-      </w:r>
-      <w:r>
-        <w:rPr>
-          <w:rFonts w:ascii="Calibri" w:hAnsi="Calibri" w:eastAsia="Calibri" w:cs="Calibri"/>
-          <w:b/>
-          <w:color w:val="000000"/>
-          <w:sz w:val="22"/>
-        </w:rPr>
-        <w:t>CxC por ajustes</w:t>
-      </w:r>
-      <w:r>
-        <w:rPr>
-          <w:rFonts w:ascii="Calibri" w:hAnsi="Calibri" w:eastAsia="Calibri" w:cs="Calibri"/>
-          <w:b w:val="0"/>
-          <w:color w:val="000000"/>
-          <w:sz w:val="22"/>
-        </w:rPr>
-        <w:t>. No reste los saldos a favor ni el efectivo sin asignar sin una liquidación vinculada.</w:t>
-      </w:r>
-    </w:p>
-    <w:p>
-      <w:r>
-        <w:rPr>
-          <w:rFonts w:ascii="Calibri" w:hAnsi="Calibri" w:eastAsia="Calibri" w:cs="Calibri"/>
-          <w:b w:val="0"/>
-          <w:color w:val="000000"/>
-          <w:sz w:val="22"/>
-        </w:rPr>
-        <w:t xml:space="preserve">Desde la partida original confirmada, use </w:t>
-      </w:r>
-      <w:r>
-        <w:rPr>
-          <w:rFonts w:ascii="Calibri" w:hAnsi="Calibri" w:eastAsia="Calibri" w:cs="Calibri"/>
-          <w:b/>
-          <w:color w:val="000000"/>
-          <w:sz w:val="22"/>
-        </w:rPr>
-        <w:t>Aplicar cobro / Compensar CxC</w:t>
-      </w:r>
-      <w:r>
-        <w:rPr>
-          <w:rFonts w:ascii="Calibri" w:hAnsi="Calibri" w:eastAsia="Calibri" w:cs="Calibri"/>
-          <w:b w:val="0"/>
-          <w:color w:val="000000"/>
-          <w:sz w:val="22"/>
-        </w:rPr>
-        <w:t>:</w:t>
+        <w:t>Corte histórico</w:t>
+      </w:r>
+      <w:r>
+        <w:rPr>
+          <w:rFonts w:ascii="Calibri" w:hAnsi="Calibri" w:eastAsia="Calibri" w:cs="Calibri"/>
+          <w:b w:val="0"/>
+          <w:color w:val="000000"/>
+          <w:sz w:val="22"/>
+        </w:rPr>
+        <w:t xml:space="preserve"> según el capítulo de consultas históricas. Cambiar solo la fecha de antigüedad no reconstruye los saldos de esa fecha. Respalde tanto la base (incluido Version) como los archivos privados.</w:t>
+      </w:r>
+    </w:p>
+    <w:p>
+      <w:pPr>
+        <w:pStyle w:val="Heading2"/>
+      </w:pPr>
+      <w:r>
+        <w:t>Documentar y gestionar un saldo a favor</w:t>
       </w:r>
     </w:p>
     <w:p>
@@ -9180,7 +9059,7 @@
           <w:color w:val="000000"/>
           <w:sz w:val="22"/>
         </w:rPr>
-        <w:t>Seleccione la empresa deudora. Si la partida es genérica, su deuda se separa por las distribuciones reales de cada empresa, sin atribuirla a un cliente.</w:t>
+        <w:t>Compruebe que el importe excede realmente la aplicación neta identificada. Antes de crear un saldo a favor, busque aplicaciones faltantes o de otros períodos; dinero sin destinatario no equivale a un exceso del cliente.</w:t>
       </w:r>
     </w:p>
     <w:p>
@@ -9198,7 +9077,43 @@
           <w:color w:val="000000"/>
           <w:sz w:val="22"/>
         </w:rPr>
-        <w:t>Seleccione un depósito confirmado con saldo disponible, o una partida de la misma empresa apta para compensar. Indique importe, fecha y motivo.</w:t>
+        <w:t xml:space="preserve">Desde el depósito confirmado use </w:t>
+      </w:r>
+      <w:r>
+        <w:rPr>
+          <w:rFonts w:ascii="Calibri" w:hAnsi="Calibri" w:eastAsia="Calibri" w:cs="Calibri"/>
+          <w:b/>
+          <w:color w:val="000000"/>
+          <w:sz w:val="22"/>
+        </w:rPr>
+        <w:t>Crear saldo a favor de la empresa</w:t>
+      </w:r>
+      <w:r>
+        <w:rPr>
+          <w:rFonts w:ascii="Calibri" w:hAnsi="Calibri" w:eastAsia="Calibri" w:cs="Calibri"/>
+          <w:b w:val="0"/>
+          <w:color w:val="000000"/>
+          <w:sz w:val="22"/>
+        </w:rPr>
+        <w:t xml:space="preserve">, o desde la fila identificada use </w:t>
+      </w:r>
+      <w:r>
+        <w:rPr>
+          <w:rFonts w:ascii="Calibri" w:hAnsi="Calibri" w:eastAsia="Calibri" w:cs="Calibri"/>
+          <w:b/>
+          <w:color w:val="000000"/>
+          <w:sz w:val="22"/>
+        </w:rPr>
+        <w:t>Crear saldo a favor del cliente</w:t>
+      </w:r>
+      <w:r>
+        <w:rPr>
+          <w:rFonts w:ascii="Calibri" w:hAnsi="Calibri" w:eastAsia="Calibri" w:cs="Calibri"/>
+          <w:b w:val="0"/>
+          <w:color w:val="000000"/>
+          <w:sz w:val="22"/>
+        </w:rPr>
+        <w:t>. Si la partida ya fue importada del core, reclasifíquela con su evidencia y vínculo en lugar de crear una copia.</w:t>
       </w:r>
     </w:p>
     <w:p>
@@ -9216,7 +9131,7 @@
           <w:color w:val="000000"/>
           <w:sz w:val="22"/>
         </w:rPr>
-        <w:t>Un supervisor confirma. La app crea un registro complementario vinculado al origen y a la liquidación, sin duplicar un asiento del core. Solo el depósito efectivamente distribuido o la compensación confirmada reduce la CxC.</w:t>
+        <w:t>Indique importe positivo, beneficiario, motivo, tratamiento propuesto, responsable y fecha compromiso. Seleccione la fila que ya incluye el excedente, si corresponde; no agregue otra fila duplicada por ese dinero.</w:t>
       </w:r>
     </w:p>
     <w:p>
@@ -9234,7 +9149,7 @@
           <w:color w:val="000000"/>
           <w:sz w:val="22"/>
         </w:rPr>
-        <w:t xml:space="preserve">Revise </w:t>
+        <w:t xml:space="preserve">Confirme mediante la acción autorizada y revise la distribución completa. El saldo aparece como reserva de la empresa o del cliente, no como otra aplicación al préstamo. </w:t>
       </w:r>
       <w:r>
         <w:rPr>
@@ -9243,16 +9158,34 @@
           <w:color w:val="000000"/>
           <w:sz w:val="22"/>
         </w:rPr>
-        <w:t>CxC original</w:t>
-      </w:r>
-      <w:r>
-        <w:rPr>
-          <w:rFonts w:ascii="Calibri" w:hAnsi="Calibri" w:eastAsia="Calibri" w:cs="Calibri"/>
-          <w:b w:val="0"/>
-          <w:color w:val="000000"/>
-          <w:sz w:val="22"/>
-        </w:rPr>
-        <w:t xml:space="preserve">, </w:t>
+        <w:t>Ver saldos a favor</w:t>
+      </w:r>
+      <w:r>
+        <w:rPr>
+          <w:rFonts w:ascii="Calibri" w:hAnsi="Calibri" w:eastAsia="Calibri" w:cs="Calibri"/>
+          <w:b w:val="0"/>
+          <w:color w:val="000000"/>
+          <w:sz w:val="22"/>
+        </w:rPr>
+        <w:t xml:space="preserve"> permite abrir las partidas del depósito.</w:t>
+      </w:r>
+    </w:p>
+    <w:p>
+      <w:pPr>
+        <w:numPr>
+          <w:ilvl w:val="0"/>
+          <w:numId w:val="25"/>
+        </w:numPr>
+        <w:spacing w:after="100"/>
+      </w:pPr>
+      <w:r>
+        <w:rPr>
+          <w:rFonts w:ascii="Calibri" w:hAnsi="Calibri" w:eastAsia="Calibri" w:cs="Calibri"/>
+          <w:b w:val="0"/>
+          <w:color w:val="000000"/>
+          <w:sz w:val="22"/>
+        </w:rPr>
+        <w:t xml:space="preserve">Cuando el core o banco ejecute la devolución o aplicación futura autorizada, abra la partida y use </w:t>
       </w:r>
       <w:r>
         <w:rPr>
@@ -9261,17 +9194,37 @@
           <w:color w:val="000000"/>
           <w:sz w:val="22"/>
         </w:rPr>
-        <w:t>Cobrado</w:t>
-      </w:r>
-      <w:r>
-        <w:rPr>
-          <w:rFonts w:ascii="Calibri" w:hAnsi="Calibri" w:eastAsia="Calibri" w:cs="Calibri"/>
-          <w:b w:val="0"/>
-          <w:color w:val="000000"/>
-          <w:sz w:val="22"/>
-        </w:rPr>
-        <w:t xml:space="preserve">, </w:t>
-      </w:r>
+        <w:t>Registrar gestión</w:t>
+      </w:r>
+      <w:r>
+        <w:rPr>
+          <w:rFonts w:ascii="Calibri" w:hAnsi="Calibri" w:eastAsia="Calibri" w:cs="Calibri"/>
+          <w:b w:val="0"/>
+          <w:color w:val="000000"/>
+          <w:sz w:val="22"/>
+        </w:rPr>
+        <w:t>. Indique importe parcial o total, fecha, referencia del core o comprobante y observaciones. El soporte adjunto es opcional; documentar la operación sigue siendo necesario.</w:t>
+      </w:r>
+    </w:p>
+    <w:p>
+      <w:pPr>
+        <w:numPr>
+          <w:ilvl w:val="0"/>
+          <w:numId w:val="25"/>
+        </w:numPr>
+        <w:spacing w:after="100"/>
+      </w:pPr>
+      <w:r>
+        <w:rPr>
+          <w:rFonts w:ascii="Calibri" w:hAnsi="Calibri" w:eastAsia="Calibri" w:cs="Calibri"/>
+          <w:b w:val="0"/>
+          <w:color w:val="000000"/>
+          <w:sz w:val="22"/>
+        </w:rPr>
+        <w:t>Revise el pendiente de gestión y su historial. Mantenga seguimiento por el resto. La reserva financiera original no vuelve a estar disponible para otra distribución del depósito.</w:t>
+      </w:r>
+    </w:p>
+    <w:p>
       <w:r>
         <w:rPr>
           <w:rFonts w:ascii="Calibri" w:hAnsi="Calibri" w:eastAsia="Calibri" w:cs="Calibri"/>
@@ -9279,7 +9232,54 @@
           <w:color w:val="000000"/>
           <w:sz w:val="22"/>
         </w:rPr>
-        <w:t>Compensado</w:t>
+        <w:t>Aplicación futura</w:t>
+      </w:r>
+      <w:r>
+        <w:rPr>
+          <w:rFonts w:ascii="Calibri" w:hAnsi="Calibri" w:eastAsia="Calibri" w:cs="Calibri"/>
+          <w:b w:val="0"/>
+          <w:color w:val="000000"/>
+          <w:sz w:val="22"/>
+        </w:rPr>
+        <w:t xml:space="preserve"> documenta una operación externa ya realizada; no crea automáticamente un pago futuro en el core. No registre una intención como gestión cumplida. Si el saldo era de otra persona o empresa, solicite autorización y corrija la clasificación de forma trazable antes de redistribuir.</w:t>
+      </w:r>
+    </w:p>
+    <w:p>
+      <w:r>
+        <w:rPr>
+          <w:rFonts w:ascii="Calibri" w:hAnsi="Calibri" w:eastAsia="Calibri" w:cs="Calibri"/>
+          <w:b w:val="0"/>
+          <w:color w:val="000000"/>
+          <w:sz w:val="22"/>
+        </w:rPr>
+        <w:t xml:space="preserve">Seleccione </w:t>
+      </w:r>
+      <w:r>
+        <w:rPr>
+          <w:rFonts w:ascii="Calibri" w:hAnsi="Calibri" w:eastAsia="Calibri" w:cs="Calibri"/>
+          <w:b/>
+          <w:color w:val="000000"/>
+          <w:sz w:val="22"/>
+        </w:rPr>
+        <w:t>Motivo del saldo a favor</w:t>
+      </w:r>
+      <w:r>
+        <w:rPr>
+          <w:rFonts w:ascii="Calibri" w:hAnsi="Calibri" w:eastAsia="Calibri" w:cs="Calibri"/>
+          <w:b w:val="0"/>
+          <w:color w:val="000000"/>
+          <w:sz w:val="22"/>
+        </w:rPr>
+        <w:t xml:space="preserve"> según la evidencia, no por el valor predeterminado. Entre las opciones están </w:t>
+      </w:r>
+      <w:r>
+        <w:rPr>
+          <w:rFonts w:ascii="Calibri" w:hAnsi="Calibri" w:eastAsia="Calibri" w:cs="Calibri"/>
+          <w:b/>
+          <w:color w:val="000000"/>
+          <w:sz w:val="22"/>
+        </w:rPr>
+        <w:t>Por refinanciamiento</w:t>
       </w:r>
       <w:r>
         <w:rPr>
@@ -9297,59 +9297,35 @@
           <w:color w:val="000000"/>
           <w:sz w:val="22"/>
         </w:rPr>
-        <w:t>Pendiente</w:t>
-      </w:r>
-      <w:r>
-        <w:rPr>
-          <w:rFonts w:ascii="Calibri" w:hAnsi="Calibri" w:eastAsia="Calibri" w:cs="Calibri"/>
-          <w:b w:val="0"/>
-          <w:color w:val="000000"/>
-          <w:sz w:val="22"/>
-        </w:rPr>
-        <w:t>. Una liquidación parcial US$3 del ejemplo deja US$7 por cobrar. Escribir o verificar un comprobante no paga esa deuda. No se admite cerrarla por condonación.</w:t>
-      </w:r>
-    </w:p>
-    <w:p>
-      <w:r>
-        <w:rPr>
-          <w:rFonts w:ascii="Calibri" w:hAnsi="Calibri" w:eastAsia="Calibri" w:cs="Calibri"/>
-          <w:b w:val="0"/>
-          <w:color w:val="000000"/>
-          <w:sz w:val="22"/>
-        </w:rPr>
-        <w:t>Las correcciones conservan el historial. Revierta la distribución o compensación equivocada antes de cancelar su registro; el pendiente vuelve a quedar abierto. Si un depósito conserva un destino hacia una partida cancelada o sin confirmar, retire o corrija ese destino expresamente antes de reutilizar el efectivo.</w:t>
-      </w:r>
-    </w:p>
-    <w:p>
-      <w:r>
-        <w:rPr>
-          <w:rFonts w:ascii="Calibri" w:hAnsi="Calibri" w:eastAsia="Calibri" w:cs="Calibri"/>
-          <w:b w:val="0"/>
-          <w:color w:val="000000"/>
-          <w:sz w:val="22"/>
-        </w:rPr>
-        <w:t>Una aplicación con efectivo asignado o reservado no puede ocultarse como ignorada, desactivarse ni borrarse para corregirla. Primero corrija sus vínculos. Los resultados calculados no son campos para edición manual; un CSV sin asignaciones puede reprocesarse mediante la acción normal de carga.</w:t>
-      </w:r>
-    </w:p>
-    <w:p>
-      <w:bookmarkStart w:id="23" w:name="chapter_23"/>
-      <w:pPr>
-        <w:pStyle w:val="Heading1"/>
-      </w:pPr>
-      <w:r>
-        <w:t>Gestionar excepciones</w:t>
-      </w:r>
-      <w:bookmarkEnd w:id="23"/>
-    </w:p>
-    <w:p>
-      <w:r>
-        <w:rPr>
-          <w:rFonts w:ascii="Calibri" w:hAnsi="Calibri" w:eastAsia="Calibri" w:cs="Calibri"/>
-          <w:b w:val="0"/>
-          <w:color w:val="000000"/>
-          <w:sz w:val="22"/>
-        </w:rPr>
-        <w:t xml:space="preserve">Ruta: </w:t>
+        <w:t>Por cancelación</w:t>
+      </w:r>
+      <w:r>
+        <w:rPr>
+          <w:rFonts w:ascii="Calibri" w:hAnsi="Calibri" w:eastAsia="Calibri" w:cs="Calibri"/>
+          <w:b w:val="0"/>
+          <w:color w:val="000000"/>
+          <w:sz w:val="22"/>
+        </w:rPr>
+        <w:t>. El motivo puede corregirse después de confirmar la partida; cambiarlo no altera importes, beneficiarios ni gestiones realizadas.</w:t>
+      </w:r>
+    </w:p>
+    <w:p>
+      <w:pPr>
+        <w:pStyle w:val="Heading2"/>
+      </w:pPr>
+      <w:r>
+        <w:t>Vincular un saldo a favor con su reclasificación del core</w:t>
+      </w:r>
+    </w:p>
+    <w:p>
+      <w:r>
+        <w:rPr>
+          <w:rFonts w:ascii="Calibri" w:hAnsi="Calibri" w:eastAsia="Calibri" w:cs="Calibri"/>
+          <w:b w:val="0"/>
+          <w:color w:val="000000"/>
+          <w:sz w:val="22"/>
+        </w:rPr>
+        <w:t xml:space="preserve">Use </w:t>
       </w:r>
       <w:r>
         <w:rPr>
@@ -9358,42 +9334,16 @@
           <w:color w:val="000000"/>
           <w:sz w:val="22"/>
         </w:rPr>
-        <w:t>Conciliación Credinómina → Diferencias y seguimiento → Excepciones</w:t>
-      </w:r>
-      <w:r>
-        <w:rPr>
-          <w:rFonts w:ascii="Calibri" w:hAnsi="Calibri" w:eastAsia="Calibri" w:cs="Calibri"/>
-          <w:b w:val="0"/>
-          <w:color w:val="000000"/>
-          <w:sz w:val="22"/>
-        </w:rPr>
-        <w:t xml:space="preserve"> o </w:t>
-      </w:r>
-      <w:r>
-        <w:rPr>
-          <w:rFonts w:ascii="Calibri" w:hAnsi="Calibri" w:eastAsia="Calibri" w:cs="Calibri"/>
-          <w:b w:val="0"/>
-          <w:color w:val="000000"/>
-          <w:sz w:val="22"/>
-        </w:rPr>
-        <w:t>/app/cn-reconciliation-exception</w:t>
-      </w:r>
-      <w:r>
-        <w:rPr>
-          <w:rFonts w:ascii="Calibri" w:hAnsi="Calibri" w:eastAsia="Calibri" w:cs="Calibri"/>
-          <w:b w:val="0"/>
-          <w:color w:val="000000"/>
-          <w:sz w:val="22"/>
-        </w:rPr>
-        <w:t>.</w:t>
-      </w:r>
-    </w:p>
-    <w:p>
-      <w:pPr>
-        <w:pStyle w:val="Heading2"/>
-      </w:pPr>
-      <w:r>
-        <w:t>Registrar una diferencia de conciliación</w:t>
+        <w:t>Compensar con otra partida</w:t>
+      </w:r>
+      <w:r>
+        <w:rPr>
+          <w:rFonts w:ascii="Calibri" w:hAnsi="Calibri" w:eastAsia="Calibri" w:cs="Calibri"/>
+          <w:b w:val="0"/>
+          <w:color w:val="000000"/>
+          <w:sz w:val="22"/>
+        </w:rPr>
+        <w:t xml:space="preserve"> cuando un saldo a favor documentado tenga una contrapartida contable importada. No cree otro ingreso ni otra distribución del mismo depósito para hacer desaparecer el saldo.</w:t>
       </w:r>
     </w:p>
     <w:p>
@@ -9411,43 +9361,7 @@
           <w:color w:val="000000"/>
           <w:sz w:val="22"/>
         </w:rPr>
-        <w:t xml:space="preserve">Abra el período y consulte </w:t>
-      </w:r>
-      <w:r>
-        <w:rPr>
-          <w:rFonts w:ascii="Calibri" w:hAnsi="Calibri" w:eastAsia="Calibri" w:cs="Calibri"/>
-          <w:b/>
-          <w:color w:val="000000"/>
-          <w:sz w:val="22"/>
-        </w:rPr>
-        <w:t>Pendientes detectados</w:t>
-      </w:r>
-      <w:r>
-        <w:rPr>
-          <w:rFonts w:ascii="Calibri" w:hAnsi="Calibri" w:eastAsia="Calibri" w:cs="Calibri"/>
-          <w:b w:val="0"/>
-          <w:color w:val="000000"/>
-          <w:sz w:val="22"/>
-        </w:rPr>
-        <w:t xml:space="preserve">. Esta sección calcula problemas actuales; </w:t>
-      </w:r>
-      <w:r>
-        <w:rPr>
-          <w:rFonts w:ascii="Calibri" w:hAnsi="Calibri" w:eastAsia="Calibri" w:cs="Calibri"/>
-          <w:b/>
-          <w:color w:val="000000"/>
-          <w:sz w:val="22"/>
-        </w:rPr>
-        <w:t>Excepciones del período</w:t>
-      </w:r>
-      <w:r>
-        <w:rPr>
-          <w:rFonts w:ascii="Calibri" w:hAnsi="Calibri" w:eastAsia="Calibri" w:cs="Calibri"/>
-          <w:b w:val="0"/>
-          <w:color w:val="000000"/>
-          <w:sz w:val="22"/>
-        </w:rPr>
-        <w:t xml:space="preserve"> muestra los documentos registrados. Un contador de pendientes no implica que ya existan ocho documentos de excepción.</w:t>
+        <w:t>Identifique el saldo a favor confirmado y el movimiento original del core. Deben corresponder a la misma empresa identificada y, para saldos de cliente, a la misma persona por número, crédito o nombre completo verificable.</w:t>
       </w:r>
     </w:p>
     <w:p>
@@ -9465,7 +9379,7 @@
           <w:color w:val="000000"/>
           <w:sz w:val="22"/>
         </w:rPr>
-        <w:t xml:space="preserve">Desde el caso disponible en el tablero, use </w:t>
+        <w:t xml:space="preserve">Desde </w:t>
       </w:r>
       <w:r>
         <w:rPr>
@@ -9474,34 +9388,16 @@
           <w:color w:val="000000"/>
           <w:sz w:val="22"/>
         </w:rPr>
-        <w:t>Registrar excepción</w:t>
-      </w:r>
-      <w:r>
-        <w:rPr>
-          <w:rFonts w:ascii="Calibri" w:hAnsi="Calibri" w:eastAsia="Calibri" w:cs="Calibri"/>
-          <w:b w:val="0"/>
-          <w:color w:val="000000"/>
-          <w:sz w:val="22"/>
-        </w:rPr>
-        <w:t xml:space="preserve">, o cree una excepción y pulse </w:t>
-      </w:r>
-      <w:r>
-        <w:rPr>
-          <w:rFonts w:ascii="Calibri" w:hAnsi="Calibri" w:eastAsia="Calibri" w:cs="Calibri"/>
-          <w:b/>
-          <w:color w:val="000000"/>
-          <w:sz w:val="22"/>
-        </w:rPr>
-        <w:t>Seleccionar caso relacionado</w:t>
-      </w:r>
-      <w:r>
-        <w:rPr>
-          <w:rFonts w:ascii="Calibri" w:hAnsi="Calibri" w:eastAsia="Calibri" w:cs="Calibri"/>
-          <w:b w:val="0"/>
-          <w:color w:val="000000"/>
-          <w:sz w:val="22"/>
-        </w:rPr>
-        <w:t>. Elija empresa, cobranza o aplicación y período abierto cuando corresponda.</w:t>
+        <w:t>Compensar con otra partida</w:t>
+      </w:r>
+      <w:r>
+        <w:rPr>
+          <w:rFonts w:ascii="Calibri" w:hAnsi="Calibri" w:eastAsia="Calibri" w:cs="Calibri"/>
+          <w:b w:val="0"/>
+          <w:color w:val="000000"/>
+          <w:sz w:val="22"/>
+        </w:rPr>
+        <w:t>, seleccione la contrapartida, revise el importe disponible e indique fecha, referencia y motivo solicitados. El saldo a favor requiere un débito original del core; no basta con que ambas partidas muestren el mismo importe positivo.</w:t>
       </w:r>
     </w:p>
     <w:p>
@@ -9519,7 +9415,7 @@
           <w:color w:val="000000"/>
           <w:sz w:val="22"/>
         </w:rPr>
-        <w:t>Compruebe nombre, Nro. Cliente, crédito, fila de origen, asiento y recibo. El importe que muestra el selector es el total de la cobranza o aplicación, no la diferencia de la excepción.</w:t>
+        <w:t>Confirme y revise el historial y pendiente de compensación de ambas partidas. La app conserva el débito original para el control mensual; una partida del core completamente compensada deja de representar un pendiente por clasificar.</w:t>
       </w:r>
     </w:p>
     <w:p>
@@ -9537,25 +9433,7 @@
           <w:color w:val="000000"/>
           <w:sz w:val="22"/>
         </w:rPr>
-        <w:t>Escriba el importe de la diferencia, descripción de lo observado y causa inicial. No copie el total original cuando solo se está investigando un faltante parcial. Seleccionar el caso no completa automáticamente el importe de una excepción manual.</w:t>
-      </w:r>
-    </w:p>
-    <w:p>
-      <w:pPr>
-        <w:numPr>
-          <w:ilvl w:val="0"/>
-          <w:numId w:val="26"/>
-        </w:numPr>
-        <w:spacing w:after="100"/>
-      </w:pPr>
-      <w:r>
-        <w:rPr>
-          <w:rFonts w:ascii="Calibri" w:hAnsi="Calibri" w:eastAsia="Calibri" w:cs="Calibri"/>
-          <w:b w:val="0"/>
-          <w:color w:val="000000"/>
-          <w:sz w:val="22"/>
-        </w:rPr>
-        <w:t xml:space="preserve">Asigne responsable, próxima gestión y fecha compromiso. Para pasar a </w:t>
+        <w:t xml:space="preserve">Gestione la devolución o aplicación al beneficiario por separado con </w:t>
       </w:r>
       <w:r>
         <w:rPr>
@@ -9564,63 +9442,27 @@
           <w:color w:val="000000"/>
           <w:sz w:val="22"/>
         </w:rPr>
-        <w:t>En revisión</w:t>
-      </w:r>
-      <w:r>
-        <w:rPr>
-          <w:rFonts w:ascii="Calibri" w:hAnsi="Calibri" w:eastAsia="Calibri" w:cs="Calibri"/>
-          <w:b w:val="0"/>
-          <w:color w:val="000000"/>
-          <w:sz w:val="22"/>
-        </w:rPr>
-        <w:t>, estos datos son necesarios. Adjunte la evidencia disponible y guarde.</w:t>
-      </w:r>
-    </w:p>
-    <w:p>
-      <w:pPr>
-        <w:numPr>
-          <w:ilvl w:val="0"/>
-          <w:numId w:val="26"/>
-        </w:numPr>
-        <w:spacing w:after="100"/>
-      </w:pPr>
-      <w:r>
-        <w:rPr>
-          <w:rFonts w:ascii="Calibri" w:hAnsi="Calibri" w:eastAsia="Calibri" w:cs="Calibri"/>
-          <w:b w:val="0"/>
-          <w:color w:val="000000"/>
-          <w:sz w:val="22"/>
-        </w:rPr>
-        <w:t>Agregue cada gestión al historial. Las gestiones guardadas no se editan ni borran; una corrección se registra como una nueva gestión.</w:t>
-      </w:r>
-    </w:p>
-    <w:p>
-      <w:pPr>
-        <w:numPr>
-          <w:ilvl w:val="0"/>
-          <w:numId w:val="26"/>
-        </w:numPr>
-        <w:spacing w:after="100"/>
-      </w:pPr>
-      <w:r>
-        <w:rPr>
-          <w:rFonts w:ascii="Calibri" w:hAnsi="Calibri" w:eastAsia="Calibri" w:cs="Calibri"/>
-          <w:b w:val="0"/>
-          <w:color w:val="000000"/>
-          <w:sz w:val="22"/>
-        </w:rPr>
-        <w:t>Cuando exista evidencia suficiente, registre resolución y causa confirmada, revise los saldos reales y cambie el estado permitido. Resolver una excepción no registra un depósito, una compensación ni un pago al préstamo.</w:t>
-      </w:r>
-    </w:p>
-    <w:p>
-      <w:r>
-        <w:rPr>
-          <w:rFonts w:ascii="Calibri" w:hAnsi="Calibri" w:eastAsia="Calibri" w:cs="Calibri"/>
-          <w:b w:val="0"/>
-          <w:color w:val="000000"/>
-          <w:sz w:val="22"/>
-        </w:rPr>
-        <w:t>Puede existir una excepción sin período por una partida genérica, una aplicación todavía no ubicada o un seguimiento contable. No asigne un período solo para darle nombre. El identificador usa CN-EXC-mes-año-consecutivo cuando nace con período y CN-EXC-año-consecutivo cuando nace sin él; conserva su identificación inicial aunque se relacione después.</w:t>
+        <w:t>Registrar gestión</w:t>
+      </w:r>
+      <w:r>
+        <w:rPr>
+          <w:rFonts w:ascii="Calibri" w:hAnsi="Calibri" w:eastAsia="Calibri" w:cs="Calibri"/>
+          <w:b w:val="0"/>
+          <w:color w:val="000000"/>
+          <w:sz w:val="22"/>
+        </w:rPr>
+        <w:t>, cuando realmente se haya efectuado. El vínculo contable no acredita por sí solo una devolución ni libera el efectivo reservado.</w:t>
+      </w:r>
+    </w:p>
+    <w:p>
+      <w:r>
+        <w:rPr>
+          <w:rFonts w:ascii="Calibri" w:hAnsi="Calibri" w:eastAsia="Calibri" w:cs="Calibri"/>
+          <w:b w:val="0"/>
+          <w:color w:val="000000"/>
+          <w:sz w:val="22"/>
+        </w:rPr>
+        <w:t>Ejemplo: saldo a favor de US$19.25 y reclasificación de US$19.25 a la cuenta 3001. La compensación explica la reclasificación; si luego se verifica el reembolso al cliente contra esa cuenta, registre además la gestión con su fecha y referencia. Si falta una acción o evidencia que deba seguirse, el usuario registra una excepción; el vínculo no sustituye ese seguimiento.</w:t>
       </w:r>
     </w:p>
     <w:p>
@@ -9628,7 +9470,377 @@
         <w:pStyle w:val="Heading2"/>
       </w:pPr>
       <w:r>
-        <w:t>Dar seguimiento a un asiento pendiente</w:t>
+        <w:t>Eliminar una partida previamente cancelada</w:t>
+      </w:r>
+    </w:p>
+    <w:p>
+      <w:r>
+        <w:rPr>
+          <w:rFonts w:ascii="Calibri" w:hAnsi="Calibri" w:eastAsia="Calibri" w:cs="Calibri"/>
+          <w:b w:val="0"/>
+          <w:color w:val="000000"/>
+          <w:sz w:val="22"/>
+        </w:rPr>
+        <w:t xml:space="preserve">Cancelar y eliminar son acciones distintas. Para cancelar una partida se mantienen las validaciones de períodos abiertos y de vínculos financieros. Si ya está </w:t>
+      </w:r>
+      <w:r>
+        <w:rPr>
+          <w:rFonts w:ascii="Calibri" w:hAnsi="Calibri" w:eastAsia="Calibri" w:cs="Calibri"/>
+          <w:b/>
+          <w:color w:val="000000"/>
+          <w:sz w:val="22"/>
+        </w:rPr>
+        <w:t>Cancelada</w:t>
+      </w:r>
+      <w:r>
+        <w:rPr>
+          <w:rFonts w:ascii="Calibri" w:hAnsi="Calibri" w:eastAsia="Calibri" w:cs="Calibri"/>
+          <w:b w:val="0"/>
+          <w:color w:val="000000"/>
+          <w:sz w:val="22"/>
+        </w:rPr>
+        <w:t>, eliminarla no vuelve a exigir que esos períodos permanezcan abiertos, porque su efecto fue retirado al cancelar.</w:t>
+      </w:r>
+    </w:p>
+    <w:p>
+      <w:r>
+        <w:rPr>
+          <w:rFonts w:ascii="Calibri" w:hAnsi="Calibri" w:eastAsia="Calibri" w:cs="Calibri"/>
+          <w:b w:val="0"/>
+          <w:color w:val="000000"/>
+          <w:sz w:val="22"/>
+        </w:rPr>
+        <w:t>La eliminación sigue requiriendo permisos y respetando los vínculos e historiales protegidos. Una partida con gestiones, compensaciones u otras referencias que impidan eliminar no se borra para perder su trazabilidad. Conserve el respaldo y la evidencia institucional; esta regla no autoriza eliminar una partida confirmada ni evita los controles al cancelarla.</w:t>
+      </w:r>
+    </w:p>
+    <w:p>
+      <w:bookmarkStart w:id="20" w:name="chapter_20"/>
+      <w:pPr>
+        <w:pStyle w:val="Heading1"/>
+      </w:pPr>
+      <w:r>
+        <w:t>Corrección trazable de gestiones y compensaciones</w:t>
+      </w:r>
+      <w:bookmarkEnd w:id="20"/>
+    </w:p>
+    <w:p>
+      <w:r>
+        <w:rPr>
+          <w:rFonts w:ascii="Calibri" w:hAnsi="Calibri" w:eastAsia="Calibri" w:cs="Calibri"/>
+          <w:b w:val="0"/>
+          <w:color w:val="000000"/>
+          <w:sz w:val="22"/>
+        </w:rPr>
+        <w:t xml:space="preserve">En un saldo a favor, use </w:t>
+      </w:r>
+      <w:r>
+        <w:rPr>
+          <w:rFonts w:ascii="Calibri" w:hAnsi="Calibri" w:eastAsia="Calibri" w:cs="Calibri"/>
+          <w:b/>
+          <w:color w:val="000000"/>
+          <w:sz w:val="22"/>
+        </w:rPr>
+        <w:t>Revertir gestión</w:t>
+      </w:r>
+      <w:r>
+        <w:rPr>
+          <w:rFonts w:ascii="Calibri" w:hAnsi="Calibri" w:eastAsia="Calibri" w:cs="Calibri"/>
+          <w:b w:val="0"/>
+          <w:color w:val="000000"/>
+          <w:sz w:val="22"/>
+        </w:rPr>
+        <w:t xml:space="preserve"> para corregir una devolución o aplicación externa registrada por error. Seleccione la gestión original e indique fecha y motivo. La app agrega una entrada negativa enlazada al registro original; no elimina el historial, no modifica el asiento del core y no libera efectivo del depósito. El importe vuelve a quedar pendiente de gestión. No se puede cancelar la partida para borrar ese historial, aunque todas sus gestiones estén revertidas.</w:t>
+      </w:r>
+    </w:p>
+    <w:p>
+      <w:r>
+        <w:rPr>
+          <w:rFonts w:ascii="Calibri" w:hAnsi="Calibri" w:eastAsia="Calibri" w:cs="Calibri"/>
+          <w:b w:val="0"/>
+          <w:color w:val="000000"/>
+          <w:sz w:val="22"/>
+        </w:rPr>
+        <w:t xml:space="preserve">En una compensación entre partidas, use </w:t>
+      </w:r>
+      <w:r>
+        <w:rPr>
+          <w:rFonts w:ascii="Calibri" w:hAnsi="Calibri" w:eastAsia="Calibri" w:cs="Calibri"/>
+          <w:b/>
+          <w:color w:val="000000"/>
+          <w:sz w:val="22"/>
+        </w:rPr>
+        <w:t>Revertir compensación</w:t>
+      </w:r>
+      <w:r>
+        <w:rPr>
+          <w:rFonts w:ascii="Calibri" w:hAnsi="Calibri" w:eastAsia="Calibri" w:cs="Calibri"/>
+          <w:b w:val="0"/>
+          <w:color w:val="000000"/>
+          <w:sz w:val="22"/>
+        </w:rPr>
+        <w:t>. La reversión se registra en ambas partidas dentro de una sola transacción y restaura sus pendientes por el importe original compensado. La fecha no puede preceder al último movimiento de cualquiera de las dos partidas. Las consultas a fechas anteriores conservan el saldo que correspondía antes de la reversión. Repetir una misma confirmación no duplica su efecto. Se requieren permisos de escritura y confirmación en ambas partidas; los períodos cerrados siguen protegidos.</w:t>
+      </w:r>
+    </w:p>
+    <w:p>
+      <w:bookmarkStart w:id="21" w:name="chapter_21"/>
+      <w:pPr>
+        <w:pStyle w:val="Heading1"/>
+      </w:pPr>
+      <w:r>
+        <w:t>Evidencia de registro en el core</w:t>
+      </w:r>
+      <w:bookmarkEnd w:id="21"/>
+    </w:p>
+    <w:p>
+      <w:r>
+        <w:rPr>
+          <w:rFonts w:ascii="Calibri" w:hAnsi="Calibri" w:eastAsia="Calibri" w:cs="Calibri"/>
+          <w:b w:val="0"/>
+          <w:color w:val="000000"/>
+          <w:sz w:val="22"/>
+        </w:rPr>
+        <w:t xml:space="preserve">Escribir un comprobante deja la partida como </w:t>
+      </w:r>
+      <w:r>
+        <w:rPr>
+          <w:rFonts w:ascii="Calibri" w:hAnsi="Calibri" w:eastAsia="Calibri" w:cs="Calibri"/>
+          <w:b/>
+          <w:color w:val="000000"/>
+          <w:sz w:val="22"/>
+        </w:rPr>
+        <w:t>Asiento informado</w:t>
+      </w:r>
+      <w:r>
+        <w:rPr>
+          <w:rFonts w:ascii="Calibri" w:hAnsi="Calibri" w:eastAsia="Calibri" w:cs="Calibri"/>
+          <w:b w:val="0"/>
+          <w:color w:val="000000"/>
+          <w:sz w:val="22"/>
+        </w:rPr>
+        <w:t xml:space="preserve">, no como registro verificado. </w:t>
+      </w:r>
+      <w:r>
+        <w:rPr>
+          <w:rFonts w:ascii="Calibri" w:hAnsi="Calibri" w:eastAsia="Calibri" w:cs="Calibri"/>
+          <w:b/>
+          <w:color w:val="000000"/>
+          <w:sz w:val="22"/>
+        </w:rPr>
+        <w:t>Importada del core</w:t>
+      </w:r>
+      <w:r>
+        <w:rPr>
+          <w:rFonts w:ascii="Calibri" w:hAnsi="Calibri" w:eastAsia="Calibri" w:cs="Calibri"/>
+          <w:b w:val="0"/>
+          <w:color w:val="000000"/>
+          <w:sz w:val="22"/>
+        </w:rPr>
+        <w:t xml:space="preserve"> indica que existe evidencia contable original completa, no que se haya aprobado su clasificación o distribución. Para la gestión </w:t>
+      </w:r>
+      <w:r>
+        <w:rPr>
+          <w:rFonts w:ascii="Calibri" w:hAnsi="Calibri" w:eastAsia="Calibri" w:cs="Calibri"/>
+          <w:b/>
+          <w:color w:val="000000"/>
+          <w:sz w:val="22"/>
+        </w:rPr>
+        <w:t>Registrar ajuste en el core</w:t>
+      </w:r>
+      <w:r>
+        <w:rPr>
+          <w:rFonts w:ascii="Calibri" w:hAnsi="Calibri" w:eastAsia="Calibri" w:cs="Calibri"/>
+          <w:b w:val="0"/>
+          <w:color w:val="000000"/>
+          <w:sz w:val="22"/>
+        </w:rPr>
+        <w:t xml:space="preserve">, la excepción debe comprobar el asiento contra la importación antes de mostrar </w:t>
+      </w:r>
+      <w:r>
+        <w:rPr>
+          <w:rFonts w:ascii="Calibri" w:hAnsi="Calibri" w:eastAsia="Calibri" w:cs="Calibri"/>
+          <w:b/>
+          <w:color w:val="000000"/>
+          <w:sz w:val="22"/>
+        </w:rPr>
+        <w:t>Registro verificado</w:t>
+      </w:r>
+      <w:r>
+        <w:rPr>
+          <w:rFonts w:ascii="Calibri" w:hAnsi="Calibri" w:eastAsia="Calibri" w:cs="Calibri"/>
+          <w:b w:val="0"/>
+          <w:color w:val="000000"/>
+          <w:sz w:val="22"/>
+        </w:rPr>
+        <w:t>. Un depósito conciliado puede conservar una gestión contable pendiente.</w:t>
+      </w:r>
+    </w:p>
+    <w:p>
+      <w:r>
+        <w:rPr>
+          <w:rFonts w:ascii="Calibri" w:hAnsi="Calibri" w:eastAsia="Calibri" w:cs="Calibri"/>
+          <w:b w:val="0"/>
+          <w:color w:val="000000"/>
+          <w:sz w:val="22"/>
+        </w:rPr>
+        <w:t xml:space="preserve">Un detalle de empresa ausente o inconsistente se muestra como </w:t>
+      </w:r>
+      <w:r>
+        <w:rPr>
+          <w:rFonts w:ascii="Calibri" w:hAnsi="Calibri" w:eastAsia="Calibri" w:cs="Calibri"/>
+          <w:b/>
+          <w:color w:val="000000"/>
+          <w:sz w:val="22"/>
+        </w:rPr>
+        <w:t>Detalle de empresa pendiente</w:t>
+      </w:r>
+      <w:r>
+        <w:rPr>
+          <w:rFonts w:ascii="Calibri" w:hAnsi="Calibri" w:eastAsia="Calibri" w:cs="Calibri"/>
+          <w:b w:val="0"/>
+          <w:color w:val="000000"/>
+          <w:sz w:val="22"/>
+        </w:rPr>
+        <w:t xml:space="preserve"> o </w:t>
+      </w:r>
+      <w:r>
+        <w:rPr>
+          <w:rFonts w:ascii="Calibri" w:hAnsi="Calibri" w:eastAsia="Calibri" w:cs="Calibri"/>
+          <w:b/>
+          <w:color w:val="000000"/>
+          <w:sz w:val="22"/>
+        </w:rPr>
+        <w:t>Detalle de empresa por aclarar</w:t>
+      </w:r>
+      <w:r>
+        <w:rPr>
+          <w:rFonts w:ascii="Calibri" w:hAnsi="Calibri" w:eastAsia="Calibri" w:cs="Calibri"/>
+          <w:b w:val="0"/>
+          <w:color w:val="000000"/>
+          <w:sz w:val="22"/>
+        </w:rPr>
+        <w:t>. Ni la solicitud de cobranza ni la deducción crean esta CxC, incluso cuando el detalle es válido. La CxC nace de las aplicaciones y su cobertura confirmada, en ambas modalidades.</w:t>
+      </w:r>
+    </w:p>
+    <w:p>
+      <w:bookmarkStart w:id="22" w:name="chapter_22"/>
+      <w:pPr>
+        <w:pStyle w:val="Heading1"/>
+      </w:pPr>
+      <w:r>
+        <w:t>Cobrar una CxC por ajuste</w:t>
+      </w:r>
+      <w:bookmarkEnd w:id="22"/>
+    </w:p>
+    <w:p>
+      <w:r>
+        <w:rPr>
+          <w:rFonts w:ascii="Calibri" w:hAnsi="Calibri" w:eastAsia="Calibri" w:cs="Calibri"/>
+          <w:b w:val="0"/>
+          <w:color w:val="000000"/>
+          <w:sz w:val="22"/>
+        </w:rPr>
+        <w:t xml:space="preserve">Un ajuste negativo con subcategoría </w:t>
+      </w:r>
+      <w:r>
+        <w:rPr>
+          <w:rFonts w:ascii="Calibri" w:hAnsi="Calibri" w:eastAsia="Calibri" w:cs="Calibri"/>
+          <w:b/>
+          <w:color w:val="000000"/>
+          <w:sz w:val="22"/>
+        </w:rPr>
+        <w:t>CxC a la empresa</w:t>
+      </w:r>
+      <w:r>
+        <w:rPr>
+          <w:rFonts w:ascii="Calibri" w:hAnsi="Calibri" w:eastAsia="Calibri" w:cs="Calibri"/>
+          <w:b w:val="0"/>
+          <w:color w:val="000000"/>
+          <w:sz w:val="22"/>
+        </w:rPr>
+        <w:t xml:space="preserve"> puede cuadrar un depósito sin liquidar la deuda trasladada. Por ejemplo, aplicación US$100, depósito US$90 y ajuste −US$10 explican la distribución de US$90; siguen existiendo US$10 por cobrar. La antigüedad muestra </w:t>
+      </w:r>
+      <w:r>
+        <w:rPr>
+          <w:rFonts w:ascii="Calibri" w:hAnsi="Calibri" w:eastAsia="Calibri" w:cs="Calibri"/>
+          <w:b/>
+          <w:color w:val="000000"/>
+          <w:sz w:val="22"/>
+        </w:rPr>
+        <w:t>CxC total</w:t>
+      </w:r>
+      <w:r>
+        <w:rPr>
+          <w:rFonts w:ascii="Calibri" w:hAnsi="Calibri" w:eastAsia="Calibri" w:cs="Calibri"/>
+          <w:b w:val="0"/>
+          <w:color w:val="000000"/>
+          <w:sz w:val="22"/>
+        </w:rPr>
+        <w:t xml:space="preserve"> por defecto y permite separar </w:t>
+      </w:r>
+      <w:r>
+        <w:rPr>
+          <w:rFonts w:ascii="Calibri" w:hAnsi="Calibri" w:eastAsia="Calibri" w:cs="Calibri"/>
+          <w:b/>
+          <w:color w:val="000000"/>
+          <w:sz w:val="22"/>
+        </w:rPr>
+        <w:t>Aplicado pendiente de depósito</w:t>
+      </w:r>
+      <w:r>
+        <w:rPr>
+          <w:rFonts w:ascii="Calibri" w:hAnsi="Calibri" w:eastAsia="Calibri" w:cs="Calibri"/>
+          <w:b w:val="0"/>
+          <w:color w:val="000000"/>
+          <w:sz w:val="22"/>
+        </w:rPr>
+        <w:t xml:space="preserve"> de </w:t>
+      </w:r>
+      <w:r>
+        <w:rPr>
+          <w:rFonts w:ascii="Calibri" w:hAnsi="Calibri" w:eastAsia="Calibri" w:cs="Calibri"/>
+          <w:b/>
+          <w:color w:val="000000"/>
+          <w:sz w:val="22"/>
+        </w:rPr>
+        <w:t>CxC por ajustes</w:t>
+      </w:r>
+      <w:r>
+        <w:rPr>
+          <w:rFonts w:ascii="Calibri" w:hAnsi="Calibri" w:eastAsia="Calibri" w:cs="Calibri"/>
+          <w:b w:val="0"/>
+          <w:color w:val="000000"/>
+          <w:sz w:val="22"/>
+        </w:rPr>
+        <w:t>. No reste los saldos a favor ni el efectivo sin asignar sin una liquidación vinculada.</w:t>
+      </w:r>
+    </w:p>
+    <w:p>
+      <w:r>
+        <w:rPr>
+          <w:rFonts w:ascii="Calibri" w:hAnsi="Calibri" w:eastAsia="Calibri" w:cs="Calibri"/>
+          <w:b w:val="0"/>
+          <w:color w:val="000000"/>
+          <w:sz w:val="22"/>
+        </w:rPr>
+        <w:t xml:space="preserve">Desde la partida original confirmada, use </w:t>
+      </w:r>
+      <w:r>
+        <w:rPr>
+          <w:rFonts w:ascii="Calibri" w:hAnsi="Calibri" w:eastAsia="Calibri" w:cs="Calibri"/>
+          <w:b/>
+          <w:color w:val="000000"/>
+          <w:sz w:val="22"/>
+        </w:rPr>
+        <w:t>Aplicar cobro / Compensar CxC</w:t>
+      </w:r>
+      <w:r>
+        <w:rPr>
+          <w:rFonts w:ascii="Calibri" w:hAnsi="Calibri" w:eastAsia="Calibri" w:cs="Calibri"/>
+          <w:b w:val="0"/>
+          <w:color w:val="000000"/>
+          <w:sz w:val="22"/>
+        </w:rPr>
+        <w:t>:</w:t>
       </w:r>
     </w:p>
     <w:p>
@@ -9646,43 +9858,7 @@
           <w:color w:val="000000"/>
           <w:sz w:val="22"/>
         </w:rPr>
-        <w:t xml:space="preserve">Abra la partida complementaria y pulse </w:t>
-      </w:r>
-      <w:r>
-        <w:rPr>
-          <w:rFonts w:ascii="Calibri" w:hAnsi="Calibri" w:eastAsia="Calibri" w:cs="Calibri"/>
-          <w:b/>
-          <w:color w:val="000000"/>
-          <w:sz w:val="22"/>
-        </w:rPr>
-        <w:t>Crear excepción</w:t>
-      </w:r>
-      <w:r>
-        <w:rPr>
-          <w:rFonts w:ascii="Calibri" w:hAnsi="Calibri" w:eastAsia="Calibri" w:cs="Calibri"/>
-          <w:b w:val="0"/>
-          <w:color w:val="000000"/>
-          <w:sz w:val="22"/>
-        </w:rPr>
-        <w:t xml:space="preserve">. Si ya existe, use </w:t>
-      </w:r>
-      <w:r>
-        <w:rPr>
-          <w:rFonts w:ascii="Calibri" w:hAnsi="Calibri" w:eastAsia="Calibri" w:cs="Calibri"/>
-          <w:b/>
-          <w:color w:val="000000"/>
-          <w:sz w:val="22"/>
-        </w:rPr>
-        <w:t>Ver excepción</w:t>
-      </w:r>
-      <w:r>
-        <w:rPr>
-          <w:rFonts w:ascii="Calibri" w:hAnsi="Calibri" w:eastAsia="Calibri" w:cs="Calibri"/>
-          <w:b w:val="0"/>
-          <w:color w:val="000000"/>
-          <w:sz w:val="22"/>
-        </w:rPr>
-        <w:t xml:space="preserve"> para continuar el mismo caso.</w:t>
+        <w:t>Seleccione la empresa deudora. Si la partida es genérica, su deuda se separa por las distribuciones reales de cada empresa, sin atribuirla a un cliente.</w:t>
       </w:r>
     </w:p>
     <w:p>
@@ -9700,25 +9876,7 @@
           <w:color w:val="000000"/>
           <w:sz w:val="22"/>
         </w:rPr>
-        <w:t xml:space="preserve">Indique responsable y fecha compromiso. La gestión es </w:t>
-      </w:r>
-      <w:r>
-        <w:rPr>
-          <w:rFonts w:ascii="Calibri" w:hAnsi="Calibri" w:eastAsia="Calibri" w:cs="Calibri"/>
-          <w:b/>
-          <w:color w:val="000000"/>
-          <w:sz w:val="22"/>
-        </w:rPr>
-        <w:t>Registrar ajuste en el core</w:t>
-      </w:r>
-      <w:r>
-        <w:rPr>
-          <w:rFonts w:ascii="Calibri" w:hAnsi="Calibri" w:eastAsia="Calibri" w:cs="Calibri"/>
-          <w:b w:val="0"/>
-          <w:color w:val="000000"/>
-          <w:sz w:val="22"/>
-        </w:rPr>
-        <w:t>. La excepción conserva el vínculo directo y el importe de la partida.</w:t>
+        <w:t>Seleccione un depósito confirmado con saldo disponible, o una partida de la misma empresa apta para compensar. Indique importe, fecha y motivo.</w:t>
       </w:r>
     </w:p>
     <w:p>
@@ -9736,7 +9894,7 @@
           <w:color w:val="000000"/>
           <w:sz w:val="22"/>
         </w:rPr>
-        <w:t>Contabilidad registra el ajuste en el core por su procedimiento autorizado. En la excepción documente el asiento y la resolución propuesta.</w:t>
+        <w:t>Un supervisor confirma. La app crea un registro complementario vinculado al origen y a la liquidación, sin duplicar un asiento del core. Solo el depósito efectivamente distribuido o la compensación confirmada reduce la CxC.</w:t>
       </w:r>
     </w:p>
     <w:p>
@@ -9754,14 +9912,534 @@
           <w:color w:val="000000"/>
           <w:sz w:val="22"/>
         </w:rPr>
-        <w:t>Importe el movimiento contable correspondiente y utilice la verificación del asiento desde la excepción. Revise candidato, signo, monto, empresa y evidencia; una referencia escrita sin coincidencia no demuestra registro.</w:t>
+        <w:t xml:space="preserve">Revise </w:t>
+      </w:r>
+      <w:r>
+        <w:rPr>
+          <w:rFonts w:ascii="Calibri" w:hAnsi="Calibri" w:eastAsia="Calibri" w:cs="Calibri"/>
+          <w:b/>
+          <w:color w:val="000000"/>
+          <w:sz w:val="22"/>
+        </w:rPr>
+        <w:t>CxC original</w:t>
+      </w:r>
+      <w:r>
+        <w:rPr>
+          <w:rFonts w:ascii="Calibri" w:hAnsi="Calibri" w:eastAsia="Calibri" w:cs="Calibri"/>
+          <w:b w:val="0"/>
+          <w:color w:val="000000"/>
+          <w:sz w:val="22"/>
+        </w:rPr>
+        <w:t xml:space="preserve">, </w:t>
+      </w:r>
+      <w:r>
+        <w:rPr>
+          <w:rFonts w:ascii="Calibri" w:hAnsi="Calibri" w:eastAsia="Calibri" w:cs="Calibri"/>
+          <w:b/>
+          <w:color w:val="000000"/>
+          <w:sz w:val="22"/>
+        </w:rPr>
+        <w:t>Cobrado</w:t>
+      </w:r>
+      <w:r>
+        <w:rPr>
+          <w:rFonts w:ascii="Calibri" w:hAnsi="Calibri" w:eastAsia="Calibri" w:cs="Calibri"/>
+          <w:b w:val="0"/>
+          <w:color w:val="000000"/>
+          <w:sz w:val="22"/>
+        </w:rPr>
+        <w:t xml:space="preserve">, </w:t>
+      </w:r>
+      <w:r>
+        <w:rPr>
+          <w:rFonts w:ascii="Calibri" w:hAnsi="Calibri" w:eastAsia="Calibri" w:cs="Calibri"/>
+          <w:b/>
+          <w:color w:val="000000"/>
+          <w:sz w:val="22"/>
+        </w:rPr>
+        <w:t>Compensado</w:t>
+      </w:r>
+      <w:r>
+        <w:rPr>
+          <w:rFonts w:ascii="Calibri" w:hAnsi="Calibri" w:eastAsia="Calibri" w:cs="Calibri"/>
+          <w:b w:val="0"/>
+          <w:color w:val="000000"/>
+          <w:sz w:val="22"/>
+        </w:rPr>
+        <w:t xml:space="preserve"> y </w:t>
+      </w:r>
+      <w:r>
+        <w:rPr>
+          <w:rFonts w:ascii="Calibri" w:hAnsi="Calibri" w:eastAsia="Calibri" w:cs="Calibri"/>
+          <w:b/>
+          <w:color w:val="000000"/>
+          <w:sz w:val="22"/>
+        </w:rPr>
+        <w:t>Pendiente</w:t>
+      </w:r>
+      <w:r>
+        <w:rPr>
+          <w:rFonts w:ascii="Calibri" w:hAnsi="Calibri" w:eastAsia="Calibri" w:cs="Calibri"/>
+          <w:b w:val="0"/>
+          <w:color w:val="000000"/>
+          <w:sz w:val="22"/>
+        </w:rPr>
+        <w:t>. Una liquidación parcial US$3 del ejemplo deja US$7 por cobrar. Escribir o verificar un comprobante no paga esa deuda. No se admite cerrarla por condonación.</w:t>
+      </w:r>
+    </w:p>
+    <w:p>
+      <w:r>
+        <w:rPr>
+          <w:rFonts w:ascii="Calibri" w:hAnsi="Calibri" w:eastAsia="Calibri" w:cs="Calibri"/>
+          <w:b w:val="0"/>
+          <w:color w:val="000000"/>
+          <w:sz w:val="22"/>
+        </w:rPr>
+        <w:t>Las correcciones conservan el historial. Revierta la distribución o compensación equivocada antes de cancelar su registro; el pendiente vuelve a quedar abierto. Si un depósito conserva un destino hacia una partida cancelada o sin confirmar, retire o corrija ese destino expresamente antes de reutilizar el efectivo.</w:t>
+      </w:r>
+    </w:p>
+    <w:p>
+      <w:r>
+        <w:rPr>
+          <w:rFonts w:ascii="Calibri" w:hAnsi="Calibri" w:eastAsia="Calibri" w:cs="Calibri"/>
+          <w:b w:val="0"/>
+          <w:color w:val="000000"/>
+          <w:sz w:val="22"/>
+        </w:rPr>
+        <w:t>Una aplicación con efectivo asignado o reservado no puede ocultarse como ignorada, desactivarse ni borrarse para corregirla. Primero corrija sus vínculos. Los resultados calculados no son campos para edición manual; un CSV sin asignaciones puede reprocesarse mediante la acción normal de carga.</w:t>
+      </w:r>
+    </w:p>
+    <w:p>
+      <w:bookmarkStart w:id="23" w:name="chapter_23"/>
+      <w:pPr>
+        <w:pStyle w:val="Heading1"/>
+      </w:pPr>
+      <w:r>
+        <w:t>Gestionar excepciones</w:t>
+      </w:r>
+      <w:bookmarkEnd w:id="23"/>
+    </w:p>
+    <w:p>
+      <w:r>
+        <w:rPr>
+          <w:rFonts w:ascii="Calibri" w:hAnsi="Calibri" w:eastAsia="Calibri" w:cs="Calibri"/>
+          <w:b w:val="0"/>
+          <w:color w:val="000000"/>
+          <w:sz w:val="22"/>
+        </w:rPr>
+        <w:t xml:space="preserve">Ruta: </w:t>
+      </w:r>
+      <w:r>
+        <w:rPr>
+          <w:rFonts w:ascii="Calibri" w:hAnsi="Calibri" w:eastAsia="Calibri" w:cs="Calibri"/>
+          <w:b/>
+          <w:color w:val="000000"/>
+          <w:sz w:val="22"/>
+        </w:rPr>
+        <w:t>Conciliación Credinómina → Diferencias y seguimiento → Excepciones</w:t>
+      </w:r>
+      <w:r>
+        <w:rPr>
+          <w:rFonts w:ascii="Calibri" w:hAnsi="Calibri" w:eastAsia="Calibri" w:cs="Calibri"/>
+          <w:b w:val="0"/>
+          <w:color w:val="000000"/>
+          <w:sz w:val="22"/>
+        </w:rPr>
+        <w:t xml:space="preserve"> o </w:t>
+      </w:r>
+      <w:r>
+        <w:rPr>
+          <w:rFonts w:ascii="Calibri" w:hAnsi="Calibri" w:eastAsia="Calibri" w:cs="Calibri"/>
+          <w:b w:val="0"/>
+          <w:color w:val="000000"/>
+          <w:sz w:val="22"/>
+        </w:rPr>
+        <w:t>/app/cn-reconciliation-exception</w:t>
+      </w:r>
+      <w:r>
+        <w:rPr>
+          <w:rFonts w:ascii="Calibri" w:hAnsi="Calibri" w:eastAsia="Calibri" w:cs="Calibri"/>
+          <w:b w:val="0"/>
+          <w:color w:val="000000"/>
+          <w:sz w:val="22"/>
+        </w:rPr>
+        <w:t>.</w:t>
+      </w:r>
+    </w:p>
+    <w:p>
+      <w:pPr>
+        <w:pStyle w:val="Heading2"/>
+      </w:pPr>
+      <w:r>
+        <w:t>Registrar una diferencia de conciliación</w:t>
       </w:r>
     </w:p>
     <w:p>
       <w:pPr>
         <w:numPr>
           <w:ilvl w:val="0"/>
-          <w:numId w:val="27"/>
+          <w:numId w:val="28"/>
+        </w:numPr>
+        <w:spacing w:after="100"/>
+      </w:pPr>
+      <w:r>
+        <w:rPr>
+          <w:rFonts w:ascii="Calibri" w:hAnsi="Calibri" w:eastAsia="Calibri" w:cs="Calibri"/>
+          <w:b w:val="0"/>
+          <w:color w:val="000000"/>
+          <w:sz w:val="22"/>
+        </w:rPr>
+        <w:t xml:space="preserve">Abra el período y consulte </w:t>
+      </w:r>
+      <w:r>
+        <w:rPr>
+          <w:rFonts w:ascii="Calibri" w:hAnsi="Calibri" w:eastAsia="Calibri" w:cs="Calibri"/>
+          <w:b/>
+          <w:color w:val="000000"/>
+          <w:sz w:val="22"/>
+        </w:rPr>
+        <w:t>Pendientes detectados</w:t>
+      </w:r>
+      <w:r>
+        <w:rPr>
+          <w:rFonts w:ascii="Calibri" w:hAnsi="Calibri" w:eastAsia="Calibri" w:cs="Calibri"/>
+          <w:b w:val="0"/>
+          <w:color w:val="000000"/>
+          <w:sz w:val="22"/>
+        </w:rPr>
+        <w:t xml:space="preserve">. Esta sección calcula problemas actuales; </w:t>
+      </w:r>
+      <w:r>
+        <w:rPr>
+          <w:rFonts w:ascii="Calibri" w:hAnsi="Calibri" w:eastAsia="Calibri" w:cs="Calibri"/>
+          <w:b/>
+          <w:color w:val="000000"/>
+          <w:sz w:val="22"/>
+        </w:rPr>
+        <w:t>Excepciones del período</w:t>
+      </w:r>
+      <w:r>
+        <w:rPr>
+          <w:rFonts w:ascii="Calibri" w:hAnsi="Calibri" w:eastAsia="Calibri" w:cs="Calibri"/>
+          <w:b w:val="0"/>
+          <w:color w:val="000000"/>
+          <w:sz w:val="22"/>
+        </w:rPr>
+        <w:t xml:space="preserve"> muestra los documentos registrados. Un contador de pendientes no implica que ya existan ocho documentos de excepción.</w:t>
+      </w:r>
+    </w:p>
+    <w:p>
+      <w:pPr>
+        <w:numPr>
+          <w:ilvl w:val="0"/>
+          <w:numId w:val="28"/>
+        </w:numPr>
+        <w:spacing w:after="100"/>
+      </w:pPr>
+      <w:r>
+        <w:rPr>
+          <w:rFonts w:ascii="Calibri" w:hAnsi="Calibri" w:eastAsia="Calibri" w:cs="Calibri"/>
+          <w:b w:val="0"/>
+          <w:color w:val="000000"/>
+          <w:sz w:val="22"/>
+        </w:rPr>
+        <w:t xml:space="preserve">Desde el caso disponible en el tablero, use </w:t>
+      </w:r>
+      <w:r>
+        <w:rPr>
+          <w:rFonts w:ascii="Calibri" w:hAnsi="Calibri" w:eastAsia="Calibri" w:cs="Calibri"/>
+          <w:b/>
+          <w:color w:val="000000"/>
+          <w:sz w:val="22"/>
+        </w:rPr>
+        <w:t>Registrar excepción</w:t>
+      </w:r>
+      <w:r>
+        <w:rPr>
+          <w:rFonts w:ascii="Calibri" w:hAnsi="Calibri" w:eastAsia="Calibri" w:cs="Calibri"/>
+          <w:b w:val="0"/>
+          <w:color w:val="000000"/>
+          <w:sz w:val="22"/>
+        </w:rPr>
+        <w:t xml:space="preserve">, o cree una excepción y pulse </w:t>
+      </w:r>
+      <w:r>
+        <w:rPr>
+          <w:rFonts w:ascii="Calibri" w:hAnsi="Calibri" w:eastAsia="Calibri" w:cs="Calibri"/>
+          <w:b/>
+          <w:color w:val="000000"/>
+          <w:sz w:val="22"/>
+        </w:rPr>
+        <w:t>Seleccionar caso relacionado</w:t>
+      </w:r>
+      <w:r>
+        <w:rPr>
+          <w:rFonts w:ascii="Calibri" w:hAnsi="Calibri" w:eastAsia="Calibri" w:cs="Calibri"/>
+          <w:b w:val="0"/>
+          <w:color w:val="000000"/>
+          <w:sz w:val="22"/>
+        </w:rPr>
+        <w:t>. Elija empresa, cobranza o aplicación y período abierto cuando corresponda.</w:t>
+      </w:r>
+    </w:p>
+    <w:p>
+      <w:pPr>
+        <w:numPr>
+          <w:ilvl w:val="0"/>
+          <w:numId w:val="28"/>
+        </w:numPr>
+        <w:spacing w:after="100"/>
+      </w:pPr>
+      <w:r>
+        <w:rPr>
+          <w:rFonts w:ascii="Calibri" w:hAnsi="Calibri" w:eastAsia="Calibri" w:cs="Calibri"/>
+          <w:b w:val="0"/>
+          <w:color w:val="000000"/>
+          <w:sz w:val="22"/>
+        </w:rPr>
+        <w:t>Compruebe nombre, Nro. Cliente, crédito, fila de origen, asiento y recibo. El importe que muestra el selector es el total de la cobranza o aplicación, no la diferencia de la excepción.</w:t>
+      </w:r>
+    </w:p>
+    <w:p>
+      <w:pPr>
+        <w:numPr>
+          <w:ilvl w:val="0"/>
+          <w:numId w:val="28"/>
+        </w:numPr>
+        <w:spacing w:after="100"/>
+      </w:pPr>
+      <w:r>
+        <w:rPr>
+          <w:rFonts w:ascii="Calibri" w:hAnsi="Calibri" w:eastAsia="Calibri" w:cs="Calibri"/>
+          <w:b w:val="0"/>
+          <w:color w:val="000000"/>
+          <w:sz w:val="22"/>
+        </w:rPr>
+        <w:t>Escriba el importe de la diferencia, descripción de lo observado y causa inicial. No copie el total original cuando solo se está investigando un faltante parcial. Seleccionar el caso no completa automáticamente el importe de una excepción manual.</w:t>
+      </w:r>
+    </w:p>
+    <w:p>
+      <w:pPr>
+        <w:numPr>
+          <w:ilvl w:val="0"/>
+          <w:numId w:val="28"/>
+        </w:numPr>
+        <w:spacing w:after="100"/>
+      </w:pPr>
+      <w:r>
+        <w:rPr>
+          <w:rFonts w:ascii="Calibri" w:hAnsi="Calibri" w:eastAsia="Calibri" w:cs="Calibri"/>
+          <w:b w:val="0"/>
+          <w:color w:val="000000"/>
+          <w:sz w:val="22"/>
+        </w:rPr>
+        <w:t xml:space="preserve">Asigne responsable, próxima gestión y fecha compromiso. Para pasar a </w:t>
+      </w:r>
+      <w:r>
+        <w:rPr>
+          <w:rFonts w:ascii="Calibri" w:hAnsi="Calibri" w:eastAsia="Calibri" w:cs="Calibri"/>
+          <w:b/>
+          <w:color w:val="000000"/>
+          <w:sz w:val="22"/>
+        </w:rPr>
+        <w:t>En revisión</w:t>
+      </w:r>
+      <w:r>
+        <w:rPr>
+          <w:rFonts w:ascii="Calibri" w:hAnsi="Calibri" w:eastAsia="Calibri" w:cs="Calibri"/>
+          <w:b w:val="0"/>
+          <w:color w:val="000000"/>
+          <w:sz w:val="22"/>
+        </w:rPr>
+        <w:t>, estos datos son necesarios. Adjunte la evidencia disponible y guarde.</w:t>
+      </w:r>
+    </w:p>
+    <w:p>
+      <w:pPr>
+        <w:numPr>
+          <w:ilvl w:val="0"/>
+          <w:numId w:val="28"/>
+        </w:numPr>
+        <w:spacing w:after="100"/>
+      </w:pPr>
+      <w:r>
+        <w:rPr>
+          <w:rFonts w:ascii="Calibri" w:hAnsi="Calibri" w:eastAsia="Calibri" w:cs="Calibri"/>
+          <w:b w:val="0"/>
+          <w:color w:val="000000"/>
+          <w:sz w:val="22"/>
+        </w:rPr>
+        <w:t>Agregue cada gestión al historial. Las gestiones guardadas no se editan ni borran; una corrección se registra como una nueva gestión.</w:t>
+      </w:r>
+    </w:p>
+    <w:p>
+      <w:pPr>
+        <w:numPr>
+          <w:ilvl w:val="0"/>
+          <w:numId w:val="28"/>
+        </w:numPr>
+        <w:spacing w:after="100"/>
+      </w:pPr>
+      <w:r>
+        <w:rPr>
+          <w:rFonts w:ascii="Calibri" w:hAnsi="Calibri" w:eastAsia="Calibri" w:cs="Calibri"/>
+          <w:b w:val="0"/>
+          <w:color w:val="000000"/>
+          <w:sz w:val="22"/>
+        </w:rPr>
+        <w:t>Cuando exista evidencia suficiente, registre resolución y causa confirmada, revise los saldos reales y cambie el estado permitido. Resolver una excepción no registra un depósito, una compensación ni un pago al préstamo.</w:t>
+      </w:r>
+    </w:p>
+    <w:p>
+      <w:r>
+        <w:rPr>
+          <w:rFonts w:ascii="Calibri" w:hAnsi="Calibri" w:eastAsia="Calibri" w:cs="Calibri"/>
+          <w:b w:val="0"/>
+          <w:color w:val="000000"/>
+          <w:sz w:val="22"/>
+        </w:rPr>
+        <w:t>Puede existir una excepción sin período por una partida genérica, una aplicación todavía no ubicada o un seguimiento contable. No asigne un período solo para darle nombre. El identificador usa CN-EXC-mes-año-consecutivo cuando nace con período y CN-EXC-año-consecutivo cuando nace sin él; conserva su identificación inicial aunque se relacione después.</w:t>
+      </w:r>
+    </w:p>
+    <w:p>
+      <w:pPr>
+        <w:pStyle w:val="Heading2"/>
+      </w:pPr>
+      <w:r>
+        <w:t>Dar seguimiento a un asiento pendiente</w:t>
+      </w:r>
+    </w:p>
+    <w:p>
+      <w:pPr>
+        <w:numPr>
+          <w:ilvl w:val="0"/>
+          <w:numId w:val="29"/>
+        </w:numPr>
+        <w:spacing w:after="100"/>
+      </w:pPr>
+      <w:r>
+        <w:rPr>
+          <w:rFonts w:ascii="Calibri" w:hAnsi="Calibri" w:eastAsia="Calibri" w:cs="Calibri"/>
+          <w:b w:val="0"/>
+          <w:color w:val="000000"/>
+          <w:sz w:val="22"/>
+        </w:rPr>
+        <w:t xml:space="preserve">Abra la partida complementaria y pulse </w:t>
+      </w:r>
+      <w:r>
+        <w:rPr>
+          <w:rFonts w:ascii="Calibri" w:hAnsi="Calibri" w:eastAsia="Calibri" w:cs="Calibri"/>
+          <w:b/>
+          <w:color w:val="000000"/>
+          <w:sz w:val="22"/>
+        </w:rPr>
+        <w:t>Crear excepción</w:t>
+      </w:r>
+      <w:r>
+        <w:rPr>
+          <w:rFonts w:ascii="Calibri" w:hAnsi="Calibri" w:eastAsia="Calibri" w:cs="Calibri"/>
+          <w:b w:val="0"/>
+          <w:color w:val="000000"/>
+          <w:sz w:val="22"/>
+        </w:rPr>
+        <w:t xml:space="preserve">. Si ya existe, use </w:t>
+      </w:r>
+      <w:r>
+        <w:rPr>
+          <w:rFonts w:ascii="Calibri" w:hAnsi="Calibri" w:eastAsia="Calibri" w:cs="Calibri"/>
+          <w:b/>
+          <w:color w:val="000000"/>
+          <w:sz w:val="22"/>
+        </w:rPr>
+        <w:t>Ver excepción</w:t>
+      </w:r>
+      <w:r>
+        <w:rPr>
+          <w:rFonts w:ascii="Calibri" w:hAnsi="Calibri" w:eastAsia="Calibri" w:cs="Calibri"/>
+          <w:b w:val="0"/>
+          <w:color w:val="000000"/>
+          <w:sz w:val="22"/>
+        </w:rPr>
+        <w:t xml:space="preserve"> para continuar el mismo caso.</w:t>
+      </w:r>
+    </w:p>
+    <w:p>
+      <w:pPr>
+        <w:numPr>
+          <w:ilvl w:val="0"/>
+          <w:numId w:val="29"/>
+        </w:numPr>
+        <w:spacing w:after="100"/>
+      </w:pPr>
+      <w:r>
+        <w:rPr>
+          <w:rFonts w:ascii="Calibri" w:hAnsi="Calibri" w:eastAsia="Calibri" w:cs="Calibri"/>
+          <w:b w:val="0"/>
+          <w:color w:val="000000"/>
+          <w:sz w:val="22"/>
+        </w:rPr>
+        <w:t xml:space="preserve">Indique responsable y fecha compromiso. La gestión es </w:t>
+      </w:r>
+      <w:r>
+        <w:rPr>
+          <w:rFonts w:ascii="Calibri" w:hAnsi="Calibri" w:eastAsia="Calibri" w:cs="Calibri"/>
+          <w:b/>
+          <w:color w:val="000000"/>
+          <w:sz w:val="22"/>
+        </w:rPr>
+        <w:t>Registrar ajuste en el core</w:t>
+      </w:r>
+      <w:r>
+        <w:rPr>
+          <w:rFonts w:ascii="Calibri" w:hAnsi="Calibri" w:eastAsia="Calibri" w:cs="Calibri"/>
+          <w:b w:val="0"/>
+          <w:color w:val="000000"/>
+          <w:sz w:val="22"/>
+        </w:rPr>
+        <w:t>. La excepción conserva el vínculo directo y el importe de la partida.</w:t>
+      </w:r>
+    </w:p>
+    <w:p>
+      <w:pPr>
+        <w:numPr>
+          <w:ilvl w:val="0"/>
+          <w:numId w:val="29"/>
+        </w:numPr>
+        <w:spacing w:after="100"/>
+      </w:pPr>
+      <w:r>
+        <w:rPr>
+          <w:rFonts w:ascii="Calibri" w:hAnsi="Calibri" w:eastAsia="Calibri" w:cs="Calibri"/>
+          <w:b w:val="0"/>
+          <w:color w:val="000000"/>
+          <w:sz w:val="22"/>
+        </w:rPr>
+        <w:t>Contabilidad registra el ajuste en el core por su procedimiento autorizado. En la excepción documente el asiento y la resolución propuesta.</w:t>
+      </w:r>
+    </w:p>
+    <w:p>
+      <w:pPr>
+        <w:numPr>
+          <w:ilvl w:val="0"/>
+          <w:numId w:val="29"/>
+        </w:numPr>
+        <w:spacing w:after="100"/>
+      </w:pPr>
+      <w:r>
+        <w:rPr>
+          <w:rFonts w:ascii="Calibri" w:hAnsi="Calibri" w:eastAsia="Calibri" w:cs="Calibri"/>
+          <w:b w:val="0"/>
+          <w:color w:val="000000"/>
+          <w:sz w:val="22"/>
+        </w:rPr>
+        <w:t>Importe el movimiento contable correspondiente y utilice la verificación del asiento desde la excepción. Revise candidato, signo, monto, empresa y evidencia; una referencia escrita sin coincidencia no demuestra registro.</w:t>
+      </w:r>
+    </w:p>
+    <w:p>
+      <w:pPr>
+        <w:numPr>
+          <w:ilvl w:val="0"/>
+          <w:numId w:val="29"/>
         </w:numPr>
         <w:spacing w:after="100"/>
       </w:pPr>
@@ -10885,7 +11563,7 @@
                 <w:color w:val="000000"/>
                 <w:sz w:val="21"/>
               </w:rPr>
-              <w:t>Qué CxC actual está pendiente y con qué vencimiento</w:t>
+              <w:t>Qué CxC está pendiente y con qué vencimiento</w:t>
             </w:r>
           </w:p>
         </w:tc>
@@ -10912,7 +11590,7 @@
                 <w:color w:val="000000"/>
                 <w:sz w:val="21"/>
               </w:rPr>
-              <w:t>La fecha de referencia no reconstruye el saldo de una fecha pasada</w:t>
+              <w:t>Para saldos a una fecha pasada active Corte histórico; cambiar solo la fecha no basta</w:t>
             </w:r>
           </w:p>
         </w:tc>
@@ -11297,6 +11975,125 @@
       </w:r>
     </w:p>
     <w:p>
+      <w:r>
+        <w:rPr>
+          <w:rFonts w:ascii="Calibri" w:hAnsi="Calibri" w:eastAsia="Calibri" w:cs="Calibri"/>
+          <w:b w:val="0"/>
+          <w:color w:val="000000"/>
+          <w:sz w:val="22"/>
+        </w:rPr>
+        <w:t xml:space="preserve">Los dos reportes de antigüedad separan </w:t>
+      </w:r>
+      <w:r>
+        <w:rPr>
+          <w:rFonts w:ascii="Calibri" w:hAnsi="Calibri" w:eastAsia="Calibri" w:cs="Calibri"/>
+          <w:b/>
+          <w:color w:val="000000"/>
+          <w:sz w:val="22"/>
+        </w:rPr>
+        <w:t>No vencido</w:t>
+      </w:r>
+      <w:r>
+        <w:rPr>
+          <w:rFonts w:ascii="Calibri" w:hAnsi="Calibri" w:eastAsia="Calibri" w:cs="Calibri"/>
+          <w:b w:val="0"/>
+          <w:color w:val="000000"/>
+          <w:sz w:val="22"/>
+        </w:rPr>
+        <w:t xml:space="preserve">, </w:t>
+      </w:r>
+      <w:r>
+        <w:rPr>
+          <w:rFonts w:ascii="Calibri" w:hAnsi="Calibri" w:eastAsia="Calibri" w:cs="Calibri"/>
+          <w:b/>
+          <w:color w:val="000000"/>
+          <w:sz w:val="22"/>
+        </w:rPr>
+        <w:t>1–15</w:t>
+      </w:r>
+      <w:r>
+        <w:rPr>
+          <w:rFonts w:ascii="Calibri" w:hAnsi="Calibri" w:eastAsia="Calibri" w:cs="Calibri"/>
+          <w:b w:val="0"/>
+          <w:color w:val="000000"/>
+          <w:sz w:val="22"/>
+        </w:rPr>
+        <w:t xml:space="preserve">, </w:t>
+      </w:r>
+      <w:r>
+        <w:rPr>
+          <w:rFonts w:ascii="Calibri" w:hAnsi="Calibri" w:eastAsia="Calibri" w:cs="Calibri"/>
+          <w:b/>
+          <w:color w:val="000000"/>
+          <w:sz w:val="22"/>
+        </w:rPr>
+        <w:t>16–30</w:t>
+      </w:r>
+      <w:r>
+        <w:rPr>
+          <w:rFonts w:ascii="Calibri" w:hAnsi="Calibri" w:eastAsia="Calibri" w:cs="Calibri"/>
+          <w:b w:val="0"/>
+          <w:color w:val="000000"/>
+          <w:sz w:val="22"/>
+        </w:rPr>
+        <w:t xml:space="preserve">, </w:t>
+      </w:r>
+      <w:r>
+        <w:rPr>
+          <w:rFonts w:ascii="Calibri" w:hAnsi="Calibri" w:eastAsia="Calibri" w:cs="Calibri"/>
+          <w:b/>
+          <w:color w:val="000000"/>
+          <w:sz w:val="22"/>
+        </w:rPr>
+        <w:t>31–60</w:t>
+      </w:r>
+      <w:r>
+        <w:rPr>
+          <w:rFonts w:ascii="Calibri" w:hAnsi="Calibri" w:eastAsia="Calibri" w:cs="Calibri"/>
+          <w:b w:val="0"/>
+          <w:color w:val="000000"/>
+          <w:sz w:val="22"/>
+        </w:rPr>
+        <w:t xml:space="preserve">, </w:t>
+      </w:r>
+      <w:r>
+        <w:rPr>
+          <w:rFonts w:ascii="Calibri" w:hAnsi="Calibri" w:eastAsia="Calibri" w:cs="Calibri"/>
+          <w:b/>
+          <w:color w:val="000000"/>
+          <w:sz w:val="22"/>
+        </w:rPr>
+        <w:t>61–90</w:t>
+      </w:r>
+      <w:r>
+        <w:rPr>
+          <w:rFonts w:ascii="Calibri" w:hAnsi="Calibri" w:eastAsia="Calibri" w:cs="Calibri"/>
+          <w:b w:val="0"/>
+          <w:color w:val="000000"/>
+          <w:sz w:val="22"/>
+        </w:rPr>
+        <w:t xml:space="preserve"> y </w:t>
+      </w:r>
+      <w:r>
+        <w:rPr>
+          <w:rFonts w:ascii="Calibri" w:hAnsi="Calibri" w:eastAsia="Calibri" w:cs="Calibri"/>
+          <w:b/>
+          <w:color w:val="000000"/>
+          <w:sz w:val="22"/>
+        </w:rPr>
+        <w:t>Más de 90 días</w:t>
+      </w:r>
+      <w:r>
+        <w:rPr>
+          <w:rFonts w:ascii="Calibri" w:hAnsi="Calibri" w:eastAsia="Calibri" w:cs="Calibri"/>
+          <w:b w:val="0"/>
+          <w:color w:val="000000"/>
+          <w:sz w:val="22"/>
+        </w:rPr>
+        <w:t>. El vencimiento se determina por el plazo configurado para la empresa; las CxC por ajustes usan su fecha compromiso. El día del vencimiento aún no cuenta como día de mora: si vence el 10 de mayo, el 11 es día 1, el 25 es día 15 y el 26 es día 16. Revise vencimientos y configuración antes de interpretar los rangos.</w:t>
+      </w:r>
+    </w:p>
+    <w:p>
       <w:pPr>
         <w:pStyle w:val="Heading2"/>
       </w:pPr>
@@ -11308,7 +12105,7 @@
       <w:pPr>
         <w:numPr>
           <w:ilvl w:val="0"/>
-          <w:numId w:val="28"/>
+          <w:numId w:val="30"/>
         </w:numPr>
         <w:spacing w:after="100"/>
       </w:pPr>
@@ -11344,7 +12141,7 @@
       <w:pPr>
         <w:numPr>
           <w:ilvl w:val="0"/>
-          <w:numId w:val="28"/>
+          <w:numId w:val="30"/>
         </w:numPr>
         <w:spacing w:after="100"/>
       </w:pPr>
@@ -11362,7 +12159,7 @@
       <w:pPr>
         <w:numPr>
           <w:ilvl w:val="0"/>
-          <w:numId w:val="28"/>
+          <w:numId w:val="30"/>
         </w:numPr>
         <w:spacing w:after="100"/>
       </w:pPr>
@@ -11380,7 +12177,7 @@
       <w:pPr>
         <w:numPr>
           <w:ilvl w:val="0"/>
-          <w:numId w:val="28"/>
+          <w:numId w:val="30"/>
         </w:numPr>
         <w:spacing w:after="100"/>
       </w:pPr>
@@ -11398,7 +12195,7 @@
       <w:pPr>
         <w:numPr>
           <w:ilvl w:val="0"/>
-          <w:numId w:val="28"/>
+          <w:numId w:val="30"/>
         </w:numPr>
         <w:spacing w:after="100"/>
       </w:pPr>
@@ -11416,7 +12213,7 @@
       <w:pPr>
         <w:numPr>
           <w:ilvl w:val="0"/>
-          <w:numId w:val="28"/>
+          <w:numId w:val="30"/>
         </w:numPr>
         <w:spacing w:after="100"/>
       </w:pPr>
@@ -11434,7 +12231,7 @@
       <w:pPr>
         <w:numPr>
           <w:ilvl w:val="0"/>
-          <w:numId w:val="28"/>
+          <w:numId w:val="30"/>
         </w:numPr>
         <w:spacing w:after="100"/>
       </w:pPr>
@@ -11542,7 +12339,7 @@
         <w:pStyle w:val="Heading1"/>
       </w:pPr>
       <w:r>
-        <w:t>Usar el calendario y la bandeja de trabajo</w:t>
+        <w:t>Consultar saldos a una fecha de corte</w:t>
       </w:r>
       <w:bookmarkEnd w:id="25"/>
     </w:p>
@@ -11554,25 +12351,7 @@
           <w:color w:val="000000"/>
           <w:sz w:val="22"/>
         </w:rPr>
-        <w:t xml:space="preserve">Ruta: </w:t>
-      </w:r>
-      <w:r>
-        <w:rPr>
-          <w:rFonts w:ascii="Calibri" w:hAnsi="Calibri" w:eastAsia="Calibri" w:cs="Calibri"/>
-          <w:b w:val="0"/>
-          <w:color w:val="000000"/>
-          <w:sz w:val="22"/>
-        </w:rPr>
-        <w:t>/app/control-credinomina</w:t>
-      </w:r>
-      <w:r>
-        <w:rPr>
-          <w:rFonts w:ascii="Calibri" w:hAnsi="Calibri" w:eastAsia="Calibri" w:cs="Calibri"/>
-          <w:b w:val="0"/>
-          <w:color w:val="000000"/>
-          <w:sz w:val="22"/>
-        </w:rPr>
-        <w:t xml:space="preserve">. Abra </w:t>
+        <w:t xml:space="preserve">El </w:t>
       </w:r>
       <w:r>
         <w:rPr>
@@ -11581,16 +12360,16 @@
           <w:color w:val="000000"/>
           <w:sz w:val="22"/>
         </w:rPr>
-        <w:t>Calendario</w:t>
-      </w:r>
-      <w:r>
-        <w:rPr>
-          <w:rFonts w:ascii="Calibri" w:hAnsi="Calibri" w:eastAsia="Calibri" w:cs="Calibri"/>
-          <w:b w:val="0"/>
-          <w:color w:val="000000"/>
-          <w:sz w:val="22"/>
-        </w:rPr>
-        <w:t xml:space="preserve"> para observar la empresa por mes y </w:t>
+        <w:t>corte histórico</w:t>
+      </w:r>
+      <w:r>
+        <w:rPr>
+          <w:rFonts w:ascii="Calibri" w:hAnsi="Calibri" w:eastAsia="Calibri" w:cs="Calibri"/>
+          <w:b w:val="0"/>
+          <w:color w:val="000000"/>
+          <w:sz w:val="22"/>
+        </w:rPr>
+        <w:t xml:space="preserve"> responde cuánto estaba aplicado, cubierto o pendiente a una fecha efectiva. No debe confundirse con la modalidad </w:t>
       </w:r>
       <w:r>
         <w:rPr>
@@ -11599,23 +12378,49 @@
           <w:color w:val="000000"/>
           <w:sz w:val="22"/>
         </w:rPr>
-        <w:t>Trabajo de conciliación</w:t>
-      </w:r>
-      <w:r>
-        <w:rPr>
-          <w:rFonts w:ascii="Calibri" w:hAnsi="Calibri" w:eastAsia="Calibri" w:cs="Calibri"/>
-          <w:b w:val="0"/>
-          <w:color w:val="000000"/>
-          <w:sz w:val="22"/>
-        </w:rPr>
-        <w:t xml:space="preserve"> para ejecutar las gestiones pendientes.</w:t>
+        <w:t>Histórica</w:t>
+      </w:r>
+      <w:r>
+        <w:rPr>
+          <w:rFonts w:ascii="Calibri" w:hAnsi="Calibri" w:eastAsia="Calibri" w:cs="Calibri"/>
+          <w:b w:val="0"/>
+          <w:color w:val="000000"/>
+          <w:sz w:val="22"/>
+        </w:rPr>
+        <w:t xml:space="preserve"> de conciliación, que omite la primera conciliación de cobranza, ni con </w:t>
+      </w:r>
+      <w:r>
+        <w:rPr>
+          <w:rFonts w:ascii="Calibri" w:hAnsi="Calibri" w:eastAsia="Calibri" w:cs="Calibri"/>
+          <w:b/>
+          <w:color w:val="000000"/>
+          <w:sz w:val="22"/>
+        </w:rPr>
+        <w:t>Registrar corte de control</w:t>
+      </w:r>
+      <w:r>
+        <w:rPr>
+          <w:rFonts w:ascii="Calibri" w:hAnsi="Calibri" w:eastAsia="Calibri" w:cs="Calibri"/>
+          <w:b w:val="0"/>
+          <w:color w:val="000000"/>
+          <w:sz w:val="22"/>
+        </w:rPr>
+        <w:t>, que conserva archivos con las cifras del momento en que se registró.</w:t>
+      </w:r>
+    </w:p>
+    <w:p>
+      <w:pPr>
+        <w:pStyle w:val="Heading2"/>
+      </w:pPr>
+      <w:r>
+        <w:t>Consultar el estado de cuenta y la antigüedad al corte</w:t>
       </w:r>
     </w:p>
     <w:p>
       <w:pPr>
         <w:numPr>
           <w:ilvl w:val="0"/>
-          <w:numId w:val="29"/>
+          <w:numId w:val="31"/>
         </w:numPr>
         <w:spacing w:after="100"/>
       </w:pPr>
@@ -11626,7 +12431,7 @@
           <w:color w:val="000000"/>
           <w:sz w:val="22"/>
         </w:rPr>
-        <w:t xml:space="preserve">Elija año y empresa. En Año, </w:t>
+        <w:t xml:space="preserve">En </w:t>
       </w:r>
       <w:r>
         <w:rPr>
@@ -11635,23 +12440,77 @@
           <w:color w:val="000000"/>
           <w:sz w:val="22"/>
         </w:rPr>
-        <w:t>Todos</w:t>
-      </w:r>
-      <w:r>
-        <w:rPr>
-          <w:rFonts w:ascii="Calibri" w:hAnsi="Calibri" w:eastAsia="Calibri" w:cs="Calibri"/>
-          <w:b w:val="0"/>
-          <w:color w:val="000000"/>
-          <w:sz w:val="22"/>
-        </w:rPr>
-        <w:t xml:space="preserve"> permite consultar todos los años; el calendario dispone entonces de su propio selector de año, inicialmente el corriente.</w:t>
+        <w:t>Control de Credinómina</w:t>
+      </w:r>
+      <w:r>
+        <w:rPr>
+          <w:rFonts w:ascii="Calibri" w:hAnsi="Calibri" w:eastAsia="Calibri" w:cs="Calibri"/>
+          <w:b w:val="0"/>
+          <w:color w:val="000000"/>
+          <w:sz w:val="22"/>
+        </w:rPr>
+        <w:t xml:space="preserve">, pulse </w:t>
+      </w:r>
+      <w:r>
+        <w:rPr>
+          <w:rFonts w:ascii="Calibri" w:hAnsi="Calibri" w:eastAsia="Calibri" w:cs="Calibri"/>
+          <w:b/>
+          <w:color w:val="000000"/>
+          <w:sz w:val="22"/>
+        </w:rPr>
+        <w:t>Consultar corte histórico</w:t>
+      </w:r>
+      <w:r>
+        <w:rPr>
+          <w:rFonts w:ascii="Calibri" w:hAnsi="Calibri" w:eastAsia="Calibri" w:cs="Calibri"/>
+          <w:b w:val="0"/>
+          <w:color w:val="000000"/>
+          <w:sz w:val="22"/>
+        </w:rPr>
+        <w:t xml:space="preserve">, indique fecha de corte y empresa si desea limitarla, y abra el reporte. También puede abrir </w:t>
+      </w:r>
+      <w:r>
+        <w:rPr>
+          <w:rFonts w:ascii="Calibri" w:hAnsi="Calibri" w:eastAsia="Calibri" w:cs="Calibri"/>
+          <w:b/>
+          <w:color w:val="000000"/>
+          <w:sz w:val="22"/>
+        </w:rPr>
+        <w:t>Estado de Cuenta por Empresa</w:t>
+      </w:r>
+      <w:r>
+        <w:rPr>
+          <w:rFonts w:ascii="Calibri" w:hAnsi="Calibri" w:eastAsia="Calibri" w:cs="Calibri"/>
+          <w:b w:val="0"/>
+          <w:color w:val="000000"/>
+          <w:sz w:val="22"/>
+        </w:rPr>
+        <w:t xml:space="preserve"> y completar </w:t>
+      </w:r>
+      <w:r>
+        <w:rPr>
+          <w:rFonts w:ascii="Calibri" w:hAnsi="Calibri" w:eastAsia="Calibri" w:cs="Calibri"/>
+          <w:b/>
+          <w:color w:val="000000"/>
+          <w:sz w:val="22"/>
+        </w:rPr>
+        <w:t>Corte histórico al</w:t>
+      </w:r>
+      <w:r>
+        <w:rPr>
+          <w:rFonts w:ascii="Calibri" w:hAnsi="Calibri" w:eastAsia="Calibri" w:cs="Calibri"/>
+          <w:b w:val="0"/>
+          <w:color w:val="000000"/>
+          <w:sz w:val="22"/>
+        </w:rPr>
+        <w:t>.</w:t>
       </w:r>
     </w:p>
     <w:p>
       <w:pPr>
         <w:numPr>
           <w:ilvl w:val="0"/>
-          <w:numId w:val="29"/>
+          <w:numId w:val="31"/>
         </w:numPr>
         <w:spacing w:after="100"/>
       </w:pPr>
@@ -11662,7 +12521,7 @@
           <w:color w:val="000000"/>
           <w:sz w:val="22"/>
         </w:rPr>
-        <w:t xml:space="preserve">Mantenga </w:t>
+        <w:t xml:space="preserve">Use </w:t>
       </w:r>
       <w:r>
         <w:rPr>
@@ -11680,7 +12539,7 @@
           <w:color w:val="000000"/>
           <w:sz w:val="22"/>
         </w:rPr>
-        <w:t xml:space="preserve"> para agrupar todos los períodos de una empresa y mes. La celda muestra </w:t>
+        <w:t xml:space="preserve"> para la matriz de empresas o </w:t>
       </w:r>
       <w:r>
         <w:rPr>
@@ -11689,23 +12548,23 @@
           <w:color w:val="000000"/>
           <w:sz w:val="22"/>
         </w:rPr>
-        <w:t>Aplicado / Asignado</w:t>
-      </w:r>
-      <w:r>
-        <w:rPr>
-          <w:rFonts w:ascii="Calibri" w:hAnsi="Calibri" w:eastAsia="Calibri" w:cs="Calibri"/>
-          <w:b w:val="0"/>
-          <w:color w:val="000000"/>
-          <w:sz w:val="22"/>
-        </w:rPr>
-        <w:t>, período registrado y estado financiero. No suma los depósitos completos otra vez a las asignaciones.</w:t>
+        <w:t>Detalle</w:t>
+      </w:r>
+      <w:r>
+        <w:rPr>
+          <w:rFonts w:ascii="Calibri" w:hAnsi="Calibri" w:eastAsia="Calibri" w:cs="Calibri"/>
+          <w:b w:val="0"/>
+          <w:color w:val="000000"/>
+          <w:sz w:val="22"/>
+        </w:rPr>
+        <w:t xml:space="preserve"> para revisar sus movimientos. La fecha incluye las operaciones efectivas de ese día; no admite una fecha futura. Dejarla vacía consulta la posición actual.</w:t>
       </w:r>
     </w:p>
     <w:p>
       <w:pPr>
         <w:numPr>
           <w:ilvl w:val="0"/>
-          <w:numId w:val="29"/>
+          <w:numId w:val="31"/>
         </w:numPr>
         <w:spacing w:after="100"/>
       </w:pPr>
@@ -11716,7 +12575,7 @@
           <w:color w:val="000000"/>
           <w:sz w:val="22"/>
         </w:rPr>
-        <w:t xml:space="preserve">Pulse la celda para abrir </w:t>
+        <w:t xml:space="preserve">En </w:t>
       </w:r>
       <w:r>
         <w:rPr>
@@ -11725,23 +12584,77 @@
           <w:color w:val="000000"/>
           <w:sz w:val="22"/>
         </w:rPr>
-        <w:t>Períodos del mes</w:t>
-      </w:r>
-      <w:r>
-        <w:rPr>
-          <w:rFonts w:ascii="Calibri" w:hAnsi="Calibri" w:eastAsia="Calibri" w:cs="Calibri"/>
-          <w:b w:val="0"/>
-          <w:color w:val="000000"/>
-          <w:sz w:val="22"/>
-        </w:rPr>
-        <w:t>. Primero revise los períodos de cobranza y después los depósitos recibidos en ese mes, aunque financien otros meses.</w:t>
+        <w:t>Antigüedad de Saldos</w:t>
+      </w:r>
+      <w:r>
+        <w:rPr>
+          <w:rFonts w:ascii="Calibri" w:hAnsi="Calibri" w:eastAsia="Calibri" w:cs="Calibri"/>
+          <w:b w:val="0"/>
+          <w:color w:val="000000"/>
+          <w:sz w:val="22"/>
+        </w:rPr>
+        <w:t xml:space="preserve"> o </w:t>
+      </w:r>
+      <w:r>
+        <w:rPr>
+          <w:rFonts w:ascii="Calibri" w:hAnsi="Calibri" w:eastAsia="Calibri" w:cs="Calibri"/>
+          <w:b/>
+          <w:color w:val="000000"/>
+          <w:sz w:val="22"/>
+        </w:rPr>
+        <w:t>Antigüedad de Saldos por Empresa</w:t>
+      </w:r>
+      <w:r>
+        <w:rPr>
+          <w:rFonts w:ascii="Calibri" w:hAnsi="Calibri" w:eastAsia="Calibri" w:cs="Calibri"/>
+          <w:b w:val="0"/>
+          <w:color w:val="000000"/>
+          <w:sz w:val="22"/>
+        </w:rPr>
+        <w:t xml:space="preserve">, active </w:t>
+      </w:r>
+      <w:r>
+        <w:rPr>
+          <w:rFonts w:ascii="Calibri" w:hAnsi="Calibri" w:eastAsia="Calibri" w:cs="Calibri"/>
+          <w:b/>
+          <w:color w:val="000000"/>
+          <w:sz w:val="22"/>
+        </w:rPr>
+        <w:t>Corte histórico</w:t>
+      </w:r>
+      <w:r>
+        <w:rPr>
+          <w:rFonts w:ascii="Calibri" w:hAnsi="Calibri" w:eastAsia="Calibri" w:cs="Calibri"/>
+          <w:b w:val="0"/>
+          <w:color w:val="000000"/>
+          <w:sz w:val="22"/>
+        </w:rPr>
+        <w:t xml:space="preserve"> y establezca </w:t>
+      </w:r>
+      <w:r>
+        <w:rPr>
+          <w:rFonts w:ascii="Calibri" w:hAnsi="Calibri" w:eastAsia="Calibri" w:cs="Calibri"/>
+          <w:b/>
+          <w:color w:val="000000"/>
+          <w:sz w:val="22"/>
+        </w:rPr>
+        <w:t>Fecha para antigüedad</w:t>
+      </w:r>
+      <w:r>
+        <w:rPr>
+          <w:rFonts w:ascii="Calibri" w:hAnsi="Calibri" w:eastAsia="Calibri" w:cs="Calibri"/>
+          <w:b w:val="0"/>
+          <w:color w:val="000000"/>
+          <w:sz w:val="22"/>
+        </w:rPr>
+        <w:t>. Sin ese check, la fecha solo mide la antigüedad de los pendientes actuales. La reconstrucción histórica se aplica a CxC, no a la cobranza informativa.</w:t>
       </w:r>
     </w:p>
     <w:p>
       <w:pPr>
         <w:numPr>
           <w:ilvl w:val="0"/>
-          <w:numId w:val="29"/>
+          <w:numId w:val="31"/>
         </w:numPr>
         <w:spacing w:after="100"/>
       </w:pPr>
@@ -11752,14 +12665,14 @@
           <w:color w:val="000000"/>
           <w:sz w:val="22"/>
         </w:rPr>
-        <w:t>Abra la tarjeta de un período para consultar detalle, aplicado neto, asignado y pendiente. Las observaciones pueden explicar qué quincena o cobranza real corresponde al período.</w:t>
+        <w:t>Para obtener la posición completa, no limite los movimientos de origen a un mes con filtros Desde/Hasta. Estos filtros acotan el universo consultado; no aportan automáticamente un saldo inicial de períodos excluidos.</w:t>
       </w:r>
     </w:p>
     <w:p>
       <w:pPr>
         <w:numPr>
           <w:ilvl w:val="0"/>
-          <w:numId w:val="29"/>
+          <w:numId w:val="31"/>
         </w:numPr>
         <w:spacing w:after="100"/>
       </w:pPr>
@@ -11770,14 +12683,130 @@
           <w:color w:val="000000"/>
           <w:sz w:val="22"/>
         </w:rPr>
-        <w:t>Abra la tarjeta de depósito para ver pagadora, referencia, fecha, cuenta bancaria, original, equivalente US$, resultado y distribución. El resumen distingue créditos, complementarias y saldos a favor del cliente o empresa; el detalle por persona se utiliza para destinos de créditos.</w:t>
+        <w:t>Revise las advertencias y el detalle antes de exportar. Conserve la fecha y los filtros junto con el informe. La consulta no modifica documentos ni reabre períodos. El Excel general de Control de Credinómina sigue siendo una consulta actual; use la exportación del reporte consultado para entregar el corte histórico.</w:t>
+      </w:r>
+    </w:p>
+    <w:p>
+      <w:pPr>
+        <w:pStyle w:val="Heading2"/>
+      </w:pPr>
+      <w:r>
+        <w:t>Qué considera el corte y cuáles son sus límites</w:t>
+      </w:r>
+    </w:p>
+    <w:p>
+      <w:r>
+        <w:rPr>
+          <w:rFonts w:ascii="Calibri" w:hAnsi="Calibri" w:eastAsia="Calibri" w:cs="Calibri"/>
+          <w:b w:val="0"/>
+          <w:color w:val="000000"/>
+          <w:sz w:val="22"/>
+        </w:rPr>
+        <w:t>La reconstrucción utiliza fechas efectivas de aplicaciones, depósitos, partidas y gestiones o compensaciones documentadas. Un depósito posterior no cubre una aplicación en un corte anterior. Una devolución posterior tampoco resuelve el saldo a favor antes de su fecha. Se utilizan equivalentes US$ y tasas registrados; no se revalúa con una tasa de cierre nueva.</w:t>
+      </w:r>
+    </w:p>
+    <w:p>
+      <w:r>
+        <w:rPr>
+          <w:rFonts w:ascii="Calibri" w:hAnsi="Calibri" w:eastAsia="Calibri" w:cs="Calibri"/>
+          <w:b w:val="0"/>
+          <w:color w:val="000000"/>
+          <w:sz w:val="22"/>
+        </w:rPr>
+        <w:t>Se basa en documentos, clasificaciones y vínculos válidos actuales, junto con sus movimientos fechados; no restaura la base de datos tal como estaba ese día. Los documentos actualmente cancelados se excluyen y una reclasificación posterior puede modificar la reconstrucción. Para demostrar exactamente qué se informó en su momento, conserve el corte de control y los respaldos de entonces.</w:t>
+      </w:r>
+    </w:p>
+    <w:p>
+      <w:r>
+        <w:rPr>
+          <w:rFonts w:ascii="Calibri" w:hAnsi="Calibri" w:eastAsia="Calibri" w:cs="Calibri"/>
+          <w:b w:val="0"/>
+          <w:color w:val="000000"/>
+          <w:sz w:val="22"/>
+        </w:rPr>
+        <w:t>Si una distribución conjunta entre aplicaciones anteriores y posteriores al corte no permite atribuir importes con evidencia, la app no inventa un reparto: muestra la advertencia y el efectivo que no puede atribuir. Corrija la trazabilidad en el documento fuente por el flujo autorizado. Un historial inválido o una tasa ausente no debe interpretarse como saldo cero. Mantenga aparte los faltantes de evidencia y no certifique el corte hasta resolverlos.</w:t>
+      </w:r>
+    </w:p>
+    <w:p>
+      <w:bookmarkStart w:id="26" w:name="chapter_26"/>
+      <w:pPr>
+        <w:pStyle w:val="Heading1"/>
+      </w:pPr>
+      <w:r>
+        <w:t>Usar el calendario y la bandeja de trabajo</w:t>
+      </w:r>
+      <w:bookmarkEnd w:id="26"/>
+    </w:p>
+    <w:p>
+      <w:r>
+        <w:rPr>
+          <w:rFonts w:ascii="Calibri" w:hAnsi="Calibri" w:eastAsia="Calibri" w:cs="Calibri"/>
+          <w:b w:val="0"/>
+          <w:color w:val="000000"/>
+          <w:sz w:val="22"/>
+        </w:rPr>
+        <w:t xml:space="preserve">Ruta: </w:t>
+      </w:r>
+      <w:r>
+        <w:rPr>
+          <w:rFonts w:ascii="Calibri" w:hAnsi="Calibri" w:eastAsia="Calibri" w:cs="Calibri"/>
+          <w:b w:val="0"/>
+          <w:color w:val="000000"/>
+          <w:sz w:val="22"/>
+        </w:rPr>
+        <w:t>/app/control-credinomina</w:t>
+      </w:r>
+      <w:r>
+        <w:rPr>
+          <w:rFonts w:ascii="Calibri" w:hAnsi="Calibri" w:eastAsia="Calibri" w:cs="Calibri"/>
+          <w:b w:val="0"/>
+          <w:color w:val="000000"/>
+          <w:sz w:val="22"/>
+        </w:rPr>
+        <w:t xml:space="preserve">. Abra </w:t>
+      </w:r>
+      <w:r>
+        <w:rPr>
+          <w:rFonts w:ascii="Calibri" w:hAnsi="Calibri" w:eastAsia="Calibri" w:cs="Calibri"/>
+          <w:b/>
+          <w:color w:val="000000"/>
+          <w:sz w:val="22"/>
+        </w:rPr>
+        <w:t>Calendario</w:t>
+      </w:r>
+      <w:r>
+        <w:rPr>
+          <w:rFonts w:ascii="Calibri" w:hAnsi="Calibri" w:eastAsia="Calibri" w:cs="Calibri"/>
+          <w:b w:val="0"/>
+          <w:color w:val="000000"/>
+          <w:sz w:val="22"/>
+        </w:rPr>
+        <w:t xml:space="preserve"> para observar la empresa por mes y </w:t>
+      </w:r>
+      <w:r>
+        <w:rPr>
+          <w:rFonts w:ascii="Calibri" w:hAnsi="Calibri" w:eastAsia="Calibri" w:cs="Calibri"/>
+          <w:b/>
+          <w:color w:val="000000"/>
+          <w:sz w:val="22"/>
+        </w:rPr>
+        <w:t>Trabajo de conciliación</w:t>
+      </w:r>
+      <w:r>
+        <w:rPr>
+          <w:rFonts w:ascii="Calibri" w:hAnsi="Calibri" w:eastAsia="Calibri" w:cs="Calibri"/>
+          <w:b w:val="0"/>
+          <w:color w:val="000000"/>
+          <w:sz w:val="22"/>
+        </w:rPr>
+        <w:t xml:space="preserve"> para ejecutar las gestiones pendientes.</w:t>
       </w:r>
     </w:p>
     <w:p>
       <w:pPr>
         <w:numPr>
           <w:ilvl w:val="0"/>
-          <w:numId w:val="29"/>
+          <w:numId w:val="32"/>
         </w:numPr>
         <w:spacing w:after="100"/>
       </w:pPr>
@@ -11788,7 +12817,7 @@
           <w:color w:val="000000"/>
           <w:sz w:val="22"/>
         </w:rPr>
-        <w:t xml:space="preserve">Use </w:t>
+        <w:t xml:space="preserve">Elija año y empresa. En Año, </w:t>
       </w:r>
       <w:r>
         <w:rPr>
@@ -11797,23 +12826,23 @@
           <w:color w:val="000000"/>
           <w:sz w:val="22"/>
         </w:rPr>
-        <w:t>Volver al mes</w:t>
-      </w:r>
-      <w:r>
-        <w:rPr>
-          <w:rFonts w:ascii="Calibri" w:hAnsi="Calibri" w:eastAsia="Calibri" w:cs="Calibri"/>
-          <w:b w:val="0"/>
-          <w:color w:val="000000"/>
-          <w:sz w:val="22"/>
-        </w:rPr>
-        <w:t xml:space="preserve"> para regresar. Puede abrir el calendario en pantalla completa y salir sin perder acceso a los modales.</w:t>
+        <w:t>Todos</w:t>
+      </w:r>
+      <w:r>
+        <w:rPr>
+          <w:rFonts w:ascii="Calibri" w:hAnsi="Calibri" w:eastAsia="Calibri" w:cs="Calibri"/>
+          <w:b w:val="0"/>
+          <w:color w:val="000000"/>
+          <w:sz w:val="22"/>
+        </w:rPr>
+        <w:t xml:space="preserve"> permite consultar todos los años; el calendario dispone entonces de su propio selector de año, inicialmente el corriente.</w:t>
       </w:r>
     </w:p>
     <w:p>
       <w:pPr>
         <w:numPr>
           <w:ilvl w:val="0"/>
-          <w:numId w:val="29"/>
+          <w:numId w:val="32"/>
         </w:numPr>
         <w:spacing w:after="100"/>
       </w:pPr>
@@ -11824,6 +12853,168 @@
           <w:color w:val="000000"/>
           <w:sz w:val="22"/>
         </w:rPr>
+        <w:t xml:space="preserve">Mantenga </w:t>
+      </w:r>
+      <w:r>
+        <w:rPr>
+          <w:rFonts w:ascii="Calibri" w:hAnsi="Calibri" w:eastAsia="Calibri" w:cs="Calibri"/>
+          <w:b/>
+          <w:color w:val="000000"/>
+          <w:sz w:val="22"/>
+        </w:rPr>
+        <w:t>Resumen</w:t>
+      </w:r>
+      <w:r>
+        <w:rPr>
+          <w:rFonts w:ascii="Calibri" w:hAnsi="Calibri" w:eastAsia="Calibri" w:cs="Calibri"/>
+          <w:b w:val="0"/>
+          <w:color w:val="000000"/>
+          <w:sz w:val="22"/>
+        </w:rPr>
+        <w:t xml:space="preserve"> para agrupar todos los períodos de una empresa y mes. La celda muestra </w:t>
+      </w:r>
+      <w:r>
+        <w:rPr>
+          <w:rFonts w:ascii="Calibri" w:hAnsi="Calibri" w:eastAsia="Calibri" w:cs="Calibri"/>
+          <w:b/>
+          <w:color w:val="000000"/>
+          <w:sz w:val="22"/>
+        </w:rPr>
+        <w:t>Aplicado / Asignado</w:t>
+      </w:r>
+      <w:r>
+        <w:rPr>
+          <w:rFonts w:ascii="Calibri" w:hAnsi="Calibri" w:eastAsia="Calibri" w:cs="Calibri"/>
+          <w:b w:val="0"/>
+          <w:color w:val="000000"/>
+          <w:sz w:val="22"/>
+        </w:rPr>
+        <w:t>, período registrado y estado financiero. No suma los depósitos completos otra vez a las asignaciones.</w:t>
+      </w:r>
+    </w:p>
+    <w:p>
+      <w:pPr>
+        <w:numPr>
+          <w:ilvl w:val="0"/>
+          <w:numId w:val="32"/>
+        </w:numPr>
+        <w:spacing w:after="100"/>
+      </w:pPr>
+      <w:r>
+        <w:rPr>
+          <w:rFonts w:ascii="Calibri" w:hAnsi="Calibri" w:eastAsia="Calibri" w:cs="Calibri"/>
+          <w:b w:val="0"/>
+          <w:color w:val="000000"/>
+          <w:sz w:val="22"/>
+        </w:rPr>
+        <w:t xml:space="preserve">Pulse la celda para abrir </w:t>
+      </w:r>
+      <w:r>
+        <w:rPr>
+          <w:rFonts w:ascii="Calibri" w:hAnsi="Calibri" w:eastAsia="Calibri" w:cs="Calibri"/>
+          <w:b/>
+          <w:color w:val="000000"/>
+          <w:sz w:val="22"/>
+        </w:rPr>
+        <w:t>Períodos del mes</w:t>
+      </w:r>
+      <w:r>
+        <w:rPr>
+          <w:rFonts w:ascii="Calibri" w:hAnsi="Calibri" w:eastAsia="Calibri" w:cs="Calibri"/>
+          <w:b w:val="0"/>
+          <w:color w:val="000000"/>
+          <w:sz w:val="22"/>
+        </w:rPr>
+        <w:t>. Primero revise los períodos de cobranza y después los depósitos recibidos en ese mes, aunque financien otros meses.</w:t>
+      </w:r>
+    </w:p>
+    <w:p>
+      <w:pPr>
+        <w:numPr>
+          <w:ilvl w:val="0"/>
+          <w:numId w:val="32"/>
+        </w:numPr>
+        <w:spacing w:after="100"/>
+      </w:pPr>
+      <w:r>
+        <w:rPr>
+          <w:rFonts w:ascii="Calibri" w:hAnsi="Calibri" w:eastAsia="Calibri" w:cs="Calibri"/>
+          <w:b w:val="0"/>
+          <w:color w:val="000000"/>
+          <w:sz w:val="22"/>
+        </w:rPr>
+        <w:t>Abra la tarjeta de un período para consultar detalle, aplicado neto, asignado y pendiente. Las observaciones pueden explicar qué quincena o cobranza real corresponde al período.</w:t>
+      </w:r>
+    </w:p>
+    <w:p>
+      <w:pPr>
+        <w:numPr>
+          <w:ilvl w:val="0"/>
+          <w:numId w:val="32"/>
+        </w:numPr>
+        <w:spacing w:after="100"/>
+      </w:pPr>
+      <w:r>
+        <w:rPr>
+          <w:rFonts w:ascii="Calibri" w:hAnsi="Calibri" w:eastAsia="Calibri" w:cs="Calibri"/>
+          <w:b w:val="0"/>
+          <w:color w:val="000000"/>
+          <w:sz w:val="22"/>
+        </w:rPr>
+        <w:t>Abra la tarjeta de depósito para ver pagadora, referencia, fecha, cuenta bancaria, original, equivalente US$, resultado y distribución. El resumen distingue créditos, complementarias y saldos a favor del cliente o empresa; el detalle por persona se utiliza para destinos de créditos.</w:t>
+      </w:r>
+    </w:p>
+    <w:p>
+      <w:pPr>
+        <w:numPr>
+          <w:ilvl w:val="0"/>
+          <w:numId w:val="32"/>
+        </w:numPr>
+        <w:spacing w:after="100"/>
+      </w:pPr>
+      <w:r>
+        <w:rPr>
+          <w:rFonts w:ascii="Calibri" w:hAnsi="Calibri" w:eastAsia="Calibri" w:cs="Calibri"/>
+          <w:b w:val="0"/>
+          <w:color w:val="000000"/>
+          <w:sz w:val="22"/>
+        </w:rPr>
+        <w:t xml:space="preserve">Use </w:t>
+      </w:r>
+      <w:r>
+        <w:rPr>
+          <w:rFonts w:ascii="Calibri" w:hAnsi="Calibri" w:eastAsia="Calibri" w:cs="Calibri"/>
+          <w:b/>
+          <w:color w:val="000000"/>
+          <w:sz w:val="22"/>
+        </w:rPr>
+        <w:t>Volver al mes</w:t>
+      </w:r>
+      <w:r>
+        <w:rPr>
+          <w:rFonts w:ascii="Calibri" w:hAnsi="Calibri" w:eastAsia="Calibri" w:cs="Calibri"/>
+          <w:b w:val="0"/>
+          <w:color w:val="000000"/>
+          <w:sz w:val="22"/>
+        </w:rPr>
+        <w:t xml:space="preserve"> para regresar. Puede abrir el calendario en pantalla completa y salir sin perder acceso a los modales.</w:t>
+      </w:r>
+    </w:p>
+    <w:p>
+      <w:pPr>
+        <w:numPr>
+          <w:ilvl w:val="0"/>
+          <w:numId w:val="32"/>
+        </w:numPr>
+        <w:spacing w:after="100"/>
+      </w:pPr>
+      <w:r>
+        <w:rPr>
+          <w:rFonts w:ascii="Calibri" w:hAnsi="Calibri" w:eastAsia="Calibri" w:cs="Calibri"/>
+          <w:b w:val="0"/>
+          <w:color w:val="000000"/>
+          <w:sz w:val="22"/>
+        </w:rPr>
         <w:t xml:space="preserve">En </w:t>
       </w:r>
       <w:r>
@@ -11875,14 +13066,14 @@
       </w:r>
     </w:p>
     <w:p>
-      <w:bookmarkStart w:id="26" w:name="chapter_26"/>
+      <w:bookmarkStart w:id="27" w:name="chapter_27"/>
       <w:pPr>
         <w:pStyle w:val="Heading1"/>
       </w:pPr>
       <w:r>
         <w:t>Exportar evidencia y entregar saldos</w:t>
       </w:r>
-      <w:bookmarkEnd w:id="26"/>
+      <w:bookmarkEnd w:id="27"/>
     </w:p>
     <w:p>
       <w:r>
@@ -11972,14 +13163,14 @@
       </w:r>
     </w:p>
     <w:p>
-      <w:bookmarkStart w:id="27" w:name="chapter_27"/>
+      <w:bookmarkStart w:id="28" w:name="chapter_28"/>
       <w:pPr>
         <w:pStyle w:val="Heading1"/>
       </w:pPr>
       <w:r>
         <w:t>Casos didácticos para capacitación</w:t>
       </w:r>
-      <w:bookmarkEnd w:id="27"/>
+      <w:bookmarkEnd w:id="28"/>
     </w:p>
     <w:p>
       <w:pPr>
@@ -12124,7 +13315,7 @@
           <w:color w:val="000000"/>
           <w:sz w:val="22"/>
         </w:rPr>
-        <w:t>Al devolver US$8, registre gestión con fecha, referencia y soporte; quedan US$12 por gestionar. El depósito original sigue reservando US$20 y no puede utilizar esos US$8 otra vez. Si registró una devolución inexistente, revierta esa gestión con motivo; no elimine la partida.</w:t>
+        <w:t>Al devolver US$8, registre gestión con fecha y referencia, adjuntando soporte si está disponible; quedan US$12 por gestionar. El depósito original sigue reservando US$20 y no puede utilizar esos US$8 otra vez. Si registró una devolución inexistente, revierta esa gestión con motivo; no elimine la partida.</w:t>
       </w:r>
     </w:p>
     <w:p>
@@ -12176,14 +13367,14 @@
       </w:r>
     </w:p>
     <w:p>
-      <w:bookmarkStart w:id="28" w:name="chapter_28"/>
+      <w:bookmarkStart w:id="29" w:name="chapter_29"/>
       <w:pPr>
         <w:pStyle w:val="Heading1"/>
       </w:pPr>
       <w:r>
         <w:t>Resolver problemas frecuentes</w:t>
       </w:r>
-      <w:bookmarkEnd w:id="28"/>
+      <w:bookmarkEnd w:id="29"/>
     </w:p>
     <w:p>
       <w:pPr>
@@ -12319,14 +13510,14 @@
       </w:r>
     </w:p>
     <w:p>
-      <w:bookmarkStart w:id="29" w:name="chapter_29"/>
+      <w:bookmarkStart w:id="30" w:name="chapter_30"/>
       <w:pPr>
         <w:pStyle w:val="Heading1"/>
       </w:pPr>
       <w:r>
         <w:t>Lista de revisión diaria y mensual</w:t>
       </w:r>
-      <w:bookmarkEnd w:id="29"/>
+      <w:bookmarkEnd w:id="30"/>
     </w:p>
     <w:p>
       <w:pPr>
@@ -12541,14 +13732,14 @@
       </w:r>
     </w:p>
     <w:p>
-      <w:bookmarkStart w:id="30" w:name="chapter_30"/>
+      <w:bookmarkStart w:id="31" w:name="chapter_31"/>
       <w:pPr>
         <w:pStyle w:val="Heading1"/>
       </w:pPr>
       <w:r>
         <w:t>Mantener el manual actualizado</w:t>
       </w:r>
-      <w:bookmarkEnd w:id="30"/>
+      <w:bookmarkEnd w:id="31"/>
     </w:p>
     <w:p>
       <w:r>
@@ -13051,6 +14242,45 @@
   </w:abstractNum>
   <w:abstractNum w:abstractNumId="28">
     <w:nsid w:val="434E001C"/>
+    <w:multiLevelType w:val="singleLevel"/>
+    <w:lvl w:ilvl="0">
+      <w:start w:val="1"/>
+      <w:numFmt w:val="decimal"/>
+      <w:lvlText w:val="%1."/>
+      <w:lvlJc w:val="left"/>
+      <w:pPr>
+        <w:ind w:left="540" w:hanging="270"/>
+      </w:pPr>
+    </w:lvl>
+  </w:abstractNum>
+  <w:abstractNum w:abstractNumId="29">
+    <w:nsid w:val="434E001D"/>
+    <w:multiLevelType w:val="singleLevel"/>
+    <w:lvl w:ilvl="0">
+      <w:start w:val="1"/>
+      <w:numFmt w:val="decimal"/>
+      <w:lvlText w:val="%1."/>
+      <w:lvlJc w:val="left"/>
+      <w:pPr>
+        <w:ind w:left="540" w:hanging="270"/>
+      </w:pPr>
+    </w:lvl>
+  </w:abstractNum>
+  <w:abstractNum w:abstractNumId="30">
+    <w:nsid w:val="434E001E"/>
+    <w:multiLevelType w:val="singleLevel"/>
+    <w:lvl w:ilvl="0">
+      <w:start w:val="1"/>
+      <w:numFmt w:val="decimal"/>
+      <w:lvlText w:val="%1."/>
+      <w:lvlJc w:val="left"/>
+      <w:pPr>
+        <w:ind w:left="540" w:hanging="270"/>
+      </w:pPr>
+    </w:lvl>
+  </w:abstractNum>
+  <w:abstractNum w:abstractNumId="31">
+    <w:nsid w:val="434E001F"/>
     <w:multiLevelType w:val="singleLevel"/>
     <w:lvl w:ilvl="0">
       <w:start w:val="1"/>
@@ -13205,6 +14435,24 @@
   </w:num>
   <w:num w:numId="29">
     <w:abstractNumId w:val="28"/>
+    <w:lvlOverride w:ilvl="0">
+      <w:startOverride w:val="1"/>
+    </w:lvlOverride>
+  </w:num>
+  <w:num w:numId="30">
+    <w:abstractNumId w:val="29"/>
+    <w:lvlOverride w:ilvl="0">
+      <w:startOverride w:val="1"/>
+    </w:lvlOverride>
+  </w:num>
+  <w:num w:numId="31">
+    <w:abstractNumId w:val="30"/>
+    <w:lvlOverride w:ilvl="0">
+      <w:startOverride w:val="1"/>
+    </w:lvlOverride>
+  </w:num>
+  <w:num w:numId="32">
+    <w:abstractNumId w:val="31"/>
     <w:lvlOverride w:ilvl="0">
       <w:startOverride w:val="1"/>
     </w:lvlOverride>

--- a/docs/Manual_Operativo_Conciliacion_Credinomina.docx
+++ b/docs/Manual_Operativo_Conciliacion_Credinomina.docx
@@ -2111,7 +2111,7 @@
           <w:color w:val="000000"/>
           <w:sz w:val="22"/>
         </w:rPr>
-        <w:t xml:space="preserve"> en el menú del documento si necesita un nombre personalizado. Se conservan los vínculos y las siguientes importaciones respetan ese nombre. Renombrar no cambia la fecha del corte ni permite duplicar el corte importado de un mismo mes.</w:t>
+        <w:t xml:space="preserve"> en el menú del documento si necesita un nombre personalizado. Se conservan los vínculos y las siguientes importaciones respetan ese nombre. Renombrar no cambia la fecha del corte. Puede cargar varios cortes del mismo mes y año con nombres distintos, siempre que solo uno esté activo. Desactive el anterior antes de cargar su reemplazo; el sistema agrega un sufijo al nombre mensual si ya existe.</w:t>
       </w:r>
     </w:p>
     <w:p>
@@ -2140,7 +2140,7 @@
           <w:color w:val="000000"/>
           <w:sz w:val="22"/>
         </w:rPr>
-        <w:t xml:space="preserve"> para retirar un corte de las nuevas selecciones y búsquedas automáticas. En un documento existente, la casilla guarda su cambio automáticamente; espere el aviso. Los cambios pendientes de otros campos siguen sin guardar y debe guardarlos por separado. La casilla puede actualizarse incluso en un documento confirmado; conserva filas y referencias históricas. Desmarcarla vuelve a habilitar el corte. Desactivar no recalcula los depósitos que ya usaron esa evidencia.</w:t>
+        <w:t xml:space="preserve"> para retirar un corte de las nuevas selecciones y búsquedas automáticas. En un documento existente, la casilla guarda su cambio automáticamente; espere el aviso. Los cambios pendientes de otros campos siguen sin guardar y debe guardarlos por separado. La casilla puede actualizarse incluso en un documento confirmado; conserva filas y referencias históricas. Desmarcarla vuelve a habilitar el corte si no existe otro activo del mismo mes y año. Desactivar no recalcula los depósitos que ya usaron esa evidencia.</w:t>
       </w:r>
     </w:p>
     <w:p>
@@ -5996,7 +5996,7 @@
           <w:color w:val="000000"/>
           <w:sz w:val="22"/>
         </w:rPr>
-        <w:t>Al cargar el archivo de detalle devuelto por la empresa, los créditos numéricos con menos de seis dígitos, sin contar el sufijo -1, reciben exactamente dos ceros a la izquierda. Ejemplos: 1807 → 001807-1, 11 → 0011-1, 1122 → 001122-1 y 12230 → 0012230-1. No es un relleno hasta seis posiciones. Los números de seis o más dígitos, otros ciclos y códigos alfanuméricos conservan su normalización anterior. Esta regla no modifica los créditos del detalle generado desde aplicaciones pendientes.</w:t>
+        <w:t>Al cargar el archivo de detalle devuelto por la empresa ya no se agregan ceros iniciales. Se conservan los dígitos recibidos y solo se incorpora el sufijo -1 cuando corresponde. La comparación interna ignora los ceros iniciales de los créditos en cartera, movimientos contables, cobranza y depósitos: 1807-1 y 001807-1 coinciden, pero 1807-2 es distinto. Los registros anteriores con ceros siguen siendo compatibles sin cambiar sus números guardados. Si hay varias filas de cartera equivalentes, deben revisarse como duplicadas antes de continuar.</w:t>
       </w:r>
     </w:p>
     <w:p>
